--- a/appendix/Doc - 20260402 - v1 (by 20260414).docx
+++ b/appendix/Doc - 20260402 - v1 (by 20260414).docx
@@ -3336,6 +3336,1910 @@
       <w:r>
         <w:rPr>
           <w:rStyle w:val="a3"/>
+          <w:color w:val="2F5496" w:themeColor="accent1" w:themeShade="BF"/>
+        </w:rPr>
+        <w:t xml:space="preserve">Configure the </w:t>
+      </w:r>
+      <w:r>
+        <w:rPr>
+          <w:rStyle w:val="a3"/>
+          <w:color w:val="2F5496" w:themeColor="accent1" w:themeShade="BF"/>
+        </w:rPr>
+        <w:t>password-free SSH</w:t>
+      </w:r>
+    </w:p>
+    <w:p>
+      <w:pPr>
+        <w:rPr>
+          <w:rFonts w:ascii="Times New Roman" w:eastAsia="宋体" w:hAnsi="Times New Roman" w:cs="Times New Roman"/>
+        </w:rPr>
+      </w:pPr>
+      <w:r>
+        <w:rPr>
+          <w:rFonts w:ascii="Times New Roman" w:hAnsi="Times New Roman" w:cs="Times New Roman" w:hint="eastAsia"/>
+          <w:b/>
+          <w:bCs/>
+        </w:rPr>
+        <w:t>S</w:t>
+      </w:r>
+      <w:r>
+        <w:rPr>
+          <w:rFonts w:ascii="Times New Roman" w:hAnsi="Times New Roman" w:cs="Times New Roman"/>
+          <w:b/>
+          <w:bCs/>
+        </w:rPr>
+        <w:t>tep 1</w:t>
+      </w:r>
+      <w:r>
+        <w:rPr>
+          <w:rFonts w:ascii="Times New Roman" w:hAnsi="Times New Roman" w:cs="Times New Roman" w:hint="eastAsia"/>
+          <w:b/>
+          <w:bCs/>
+        </w:rPr>
+        <w:t>,</w:t>
+      </w:r>
+      <w:r>
+        <w:rPr>
+          <w:rFonts w:ascii="Times New Roman" w:hAnsi="Times New Roman" w:cs="Times New Roman"/>
+          <w:b/>
+          <w:bCs/>
+        </w:rPr>
+        <w:t xml:space="preserve"> </w:t>
+      </w:r>
+      <w:r>
+        <w:rPr>
+          <w:rFonts w:ascii="Times New Roman" w:eastAsia="宋体" w:hAnsi="Times New Roman" w:cs="Times New Roman"/>
+        </w:rPr>
+        <w:t>the target is as follows,</w:t>
+      </w:r>
+    </w:p>
+    <w:tbl>
+      <w:tblPr>
+        <w:tblStyle w:val="a4"/>
+        <w:tblW w:w="0" w:type="auto"/>
+        <w:tblLook w:val="04A0" w:firstRow="1" w:lastRow="0" w:firstColumn="1" w:lastColumn="0" w:noHBand="0" w:noVBand="1"/>
+      </w:tblPr>
+      <w:tblGrid>
+        <w:gridCol w:w="4675"/>
+        <w:gridCol w:w="4675"/>
+      </w:tblGrid>
+      <w:tr>
+        <w:tc>
+          <w:tcPr>
+            <w:tcW w:w="4675" w:type="dxa"/>
+          </w:tcPr>
+          <w:p>
+            <w:pPr>
+              <w:rPr>
+                <w:rFonts w:ascii="Times New Roman" w:eastAsia="宋体" w:hAnsi="Times New Roman" w:cs="Times New Roman"/>
+              </w:rPr>
+            </w:pPr>
+            <w:r>
+              <w:rPr>
+                <w:rFonts w:ascii="Times New Roman" w:eastAsia="宋体" w:hAnsi="Times New Roman" w:cs="Times New Roman" w:hint="eastAsia"/>
+              </w:rPr>
+              <w:t>H</w:t>
+            </w:r>
+            <w:r>
+              <w:rPr>
+                <w:rFonts w:ascii="Times New Roman" w:eastAsia="宋体" w:hAnsi="Times New Roman" w:cs="Times New Roman"/>
+              </w:rPr>
+              <w:t>ost with free-password SSH to</w:t>
+            </w:r>
+          </w:p>
+        </w:tc>
+        <w:tc>
+          <w:tcPr>
+            <w:tcW w:w="4675" w:type="dxa"/>
+          </w:tcPr>
+          <w:p>
+            <w:pPr>
+              <w:rPr>
+                <w:rFonts w:ascii="Times New Roman" w:eastAsia="宋体" w:hAnsi="Times New Roman" w:cs="Times New Roman"/>
+              </w:rPr>
+            </w:pPr>
+          </w:p>
+        </w:tc>
+      </w:tr>
+      <w:tr>
+        <w:tc>
+          <w:tcPr>
+            <w:tcW w:w="4675" w:type="dxa"/>
+            <w:vMerge w:val="restart"/>
+          </w:tcPr>
+          <w:p>
+            <w:pPr>
+              <w:rPr>
+                <w:rFonts w:ascii="Times New Roman" w:eastAsia="宋体" w:hAnsi="Times New Roman" w:cs="Times New Roman"/>
+              </w:rPr>
+            </w:pPr>
+            <w:r>
+              <w:rPr>
+                <w:rFonts w:ascii="Times New Roman" w:eastAsia="宋体" w:hAnsi="Times New Roman" w:cs="Times New Roman" w:hint="eastAsia"/>
+              </w:rPr>
+              <w:t>1</w:t>
+            </w:r>
+            <w:r>
+              <w:rPr>
+                <w:rFonts w:ascii="Times New Roman" w:eastAsia="宋体" w:hAnsi="Times New Roman" w:cs="Times New Roman"/>
+              </w:rPr>
+              <w:t>72.31.210.67</w:t>
+            </w:r>
+          </w:p>
+        </w:tc>
+        <w:tc>
+          <w:tcPr>
+            <w:tcW w:w="4675" w:type="dxa"/>
+          </w:tcPr>
+          <w:p>
+            <w:pPr>
+              <w:rPr>
+                <w:rFonts w:ascii="Times New Roman" w:eastAsia="宋体" w:hAnsi="Times New Roman" w:cs="Times New Roman"/>
+              </w:rPr>
+            </w:pPr>
+          </w:p>
+        </w:tc>
+      </w:tr>
+      <w:tr>
+        <w:tc>
+          <w:tcPr>
+            <w:tcW w:w="4675" w:type="dxa"/>
+            <w:vMerge/>
+          </w:tcPr>
+          <w:p>
+            <w:pPr>
+              <w:rPr>
+                <w:rFonts w:ascii="Times New Roman" w:eastAsia="宋体" w:hAnsi="Times New Roman" w:cs="Times New Roman"/>
+              </w:rPr>
+            </w:pPr>
+          </w:p>
+        </w:tc>
+        <w:tc>
+          <w:tcPr>
+            <w:tcW w:w="4675" w:type="dxa"/>
+          </w:tcPr>
+          <w:p>
+            <w:pPr>
+              <w:rPr>
+                <w:rFonts w:ascii="Times New Roman" w:eastAsia="宋体" w:hAnsi="Times New Roman" w:cs="Times New Roman"/>
+              </w:rPr>
+            </w:pPr>
+            <w:r>
+              <w:rPr>
+                <w:rFonts w:ascii="Times New Roman" w:eastAsia="宋体" w:hAnsi="Times New Roman" w:cs="Times New Roman" w:hint="eastAsia"/>
+              </w:rPr>
+              <w:t>1</w:t>
+            </w:r>
+            <w:r>
+              <w:rPr>
+                <w:rFonts w:ascii="Times New Roman" w:eastAsia="宋体" w:hAnsi="Times New Roman" w:cs="Times New Roman"/>
+              </w:rPr>
+              <w:t>72.31.210.70</w:t>
+            </w:r>
+          </w:p>
+        </w:tc>
+      </w:tr>
+      <w:tr>
+        <w:tc>
+          <w:tcPr>
+            <w:tcW w:w="4675" w:type="dxa"/>
+            <w:vMerge/>
+          </w:tcPr>
+          <w:p>
+            <w:pPr>
+              <w:rPr>
+                <w:rFonts w:ascii="Times New Roman" w:eastAsia="宋体" w:hAnsi="Times New Roman" w:cs="Times New Roman"/>
+              </w:rPr>
+            </w:pPr>
+          </w:p>
+        </w:tc>
+        <w:tc>
+          <w:tcPr>
+            <w:tcW w:w="4675" w:type="dxa"/>
+          </w:tcPr>
+          <w:p>
+            <w:pPr>
+              <w:rPr>
+                <w:rFonts w:ascii="Times New Roman" w:eastAsia="宋体" w:hAnsi="Times New Roman" w:cs="Times New Roman"/>
+              </w:rPr>
+            </w:pPr>
+            <w:r>
+              <w:rPr>
+                <w:rFonts w:ascii="Times New Roman" w:eastAsia="宋体" w:hAnsi="Times New Roman" w:cs="Times New Roman" w:hint="eastAsia"/>
+              </w:rPr>
+              <w:t>1</w:t>
+            </w:r>
+            <w:r>
+              <w:rPr>
+                <w:rFonts w:ascii="Times New Roman" w:eastAsia="宋体" w:hAnsi="Times New Roman" w:cs="Times New Roman"/>
+              </w:rPr>
+              <w:t>72.31.210.71</w:t>
+            </w:r>
+          </w:p>
+        </w:tc>
+      </w:tr>
+      <w:tr>
+        <w:tc>
+          <w:tcPr>
+            <w:tcW w:w="4675" w:type="dxa"/>
+            <w:vMerge/>
+          </w:tcPr>
+          <w:p>
+            <w:pPr>
+              <w:rPr>
+                <w:rFonts w:ascii="Times New Roman" w:eastAsia="宋体" w:hAnsi="Times New Roman" w:cs="Times New Roman"/>
+              </w:rPr>
+            </w:pPr>
+          </w:p>
+        </w:tc>
+        <w:tc>
+          <w:tcPr>
+            <w:tcW w:w="4675" w:type="dxa"/>
+          </w:tcPr>
+          <w:p>
+            <w:pPr>
+              <w:rPr>
+                <w:rFonts w:ascii="Times New Roman" w:eastAsia="宋体" w:hAnsi="Times New Roman" w:cs="Times New Roman"/>
+              </w:rPr>
+            </w:pPr>
+            <w:r>
+              <w:rPr>
+                <w:rFonts w:ascii="Times New Roman" w:eastAsia="宋体" w:hAnsi="Times New Roman" w:cs="Times New Roman" w:hint="eastAsia"/>
+              </w:rPr>
+              <w:t>1</w:t>
+            </w:r>
+            <w:r>
+              <w:rPr>
+                <w:rFonts w:ascii="Times New Roman" w:eastAsia="宋体" w:hAnsi="Times New Roman" w:cs="Times New Roman"/>
+              </w:rPr>
+              <w:t>72.31.210.72</w:t>
+            </w:r>
+          </w:p>
+        </w:tc>
+      </w:tr>
+      <w:tr>
+        <w:tc>
+          <w:tcPr>
+            <w:tcW w:w="4675" w:type="dxa"/>
+            <w:vMerge/>
+          </w:tcPr>
+          <w:p>
+            <w:pPr>
+              <w:rPr>
+                <w:rFonts w:ascii="Times New Roman" w:eastAsia="宋体" w:hAnsi="Times New Roman" w:cs="Times New Roman"/>
+              </w:rPr>
+            </w:pPr>
+          </w:p>
+        </w:tc>
+        <w:tc>
+          <w:tcPr>
+            <w:tcW w:w="4675" w:type="dxa"/>
+          </w:tcPr>
+          <w:p>
+            <w:pPr>
+              <w:rPr>
+                <w:rFonts w:ascii="Times New Roman" w:eastAsia="宋体" w:hAnsi="Times New Roman" w:cs="Times New Roman"/>
+              </w:rPr>
+            </w:pPr>
+            <w:r>
+              <w:rPr>
+                <w:rFonts w:ascii="Times New Roman" w:eastAsia="宋体" w:hAnsi="Times New Roman" w:cs="Times New Roman" w:hint="eastAsia"/>
+              </w:rPr>
+              <w:t>1</w:t>
+            </w:r>
+            <w:r>
+              <w:rPr>
+                <w:rFonts w:ascii="Times New Roman" w:eastAsia="宋体" w:hAnsi="Times New Roman" w:cs="Times New Roman"/>
+              </w:rPr>
+              <w:t>72.31.210.73</w:t>
+            </w:r>
+          </w:p>
+        </w:tc>
+      </w:tr>
+      <w:tr>
+        <w:tc>
+          <w:tcPr>
+            <w:tcW w:w="4675" w:type="dxa"/>
+            <w:vMerge/>
+          </w:tcPr>
+          <w:p>
+            <w:pPr>
+              <w:rPr>
+                <w:rFonts w:ascii="Times New Roman" w:eastAsia="宋体" w:hAnsi="Times New Roman" w:cs="Times New Roman"/>
+              </w:rPr>
+            </w:pPr>
+          </w:p>
+        </w:tc>
+        <w:tc>
+          <w:tcPr>
+            <w:tcW w:w="4675" w:type="dxa"/>
+          </w:tcPr>
+          <w:p>
+            <w:pPr>
+              <w:rPr>
+                <w:rFonts w:ascii="Times New Roman" w:eastAsia="宋体" w:hAnsi="Times New Roman" w:cs="Times New Roman"/>
+              </w:rPr>
+            </w:pPr>
+            <w:r>
+              <w:rPr>
+                <w:rFonts w:ascii="Times New Roman" w:eastAsia="宋体" w:hAnsi="Times New Roman" w:cs="Times New Roman" w:hint="eastAsia"/>
+              </w:rPr>
+              <w:t>1</w:t>
+            </w:r>
+            <w:r>
+              <w:rPr>
+                <w:rFonts w:ascii="Times New Roman" w:eastAsia="宋体" w:hAnsi="Times New Roman" w:cs="Times New Roman"/>
+              </w:rPr>
+              <w:t>72.31.210.74</w:t>
+            </w:r>
+          </w:p>
+        </w:tc>
+      </w:tr>
+      <w:tr>
+        <w:tc>
+          <w:tcPr>
+            <w:tcW w:w="4675" w:type="dxa"/>
+            <w:vMerge/>
+          </w:tcPr>
+          <w:p>
+            <w:pPr>
+              <w:rPr>
+                <w:rFonts w:ascii="Times New Roman" w:eastAsia="宋体" w:hAnsi="Times New Roman" w:cs="Times New Roman"/>
+              </w:rPr>
+            </w:pPr>
+          </w:p>
+        </w:tc>
+        <w:tc>
+          <w:tcPr>
+            <w:tcW w:w="4675" w:type="dxa"/>
+          </w:tcPr>
+          <w:p>
+            <w:pPr>
+              <w:rPr>
+                <w:rFonts w:ascii="Times New Roman" w:eastAsia="宋体" w:hAnsi="Times New Roman" w:cs="Times New Roman"/>
+              </w:rPr>
+            </w:pPr>
+            <w:r>
+              <w:rPr>
+                <w:rFonts w:ascii="Times New Roman" w:eastAsia="宋体" w:hAnsi="Times New Roman" w:cs="Times New Roman" w:hint="eastAsia"/>
+              </w:rPr>
+              <w:t>1</w:t>
+            </w:r>
+            <w:r>
+              <w:rPr>
+                <w:rFonts w:ascii="Times New Roman" w:eastAsia="宋体" w:hAnsi="Times New Roman" w:cs="Times New Roman"/>
+              </w:rPr>
+              <w:t>72.31.210.75</w:t>
+            </w:r>
+          </w:p>
+        </w:tc>
+      </w:tr>
+      <w:tr>
+        <w:tc>
+          <w:tcPr>
+            <w:tcW w:w="4675" w:type="dxa"/>
+            <w:vMerge/>
+          </w:tcPr>
+          <w:p>
+            <w:pPr>
+              <w:rPr>
+                <w:rFonts w:ascii="Times New Roman" w:eastAsia="宋体" w:hAnsi="Times New Roman" w:cs="Times New Roman"/>
+              </w:rPr>
+            </w:pPr>
+          </w:p>
+        </w:tc>
+        <w:tc>
+          <w:tcPr>
+            <w:tcW w:w="4675" w:type="dxa"/>
+          </w:tcPr>
+          <w:p>
+            <w:pPr>
+              <w:rPr>
+                <w:rFonts w:ascii="Times New Roman" w:eastAsia="宋体" w:hAnsi="Times New Roman" w:cs="Times New Roman"/>
+              </w:rPr>
+            </w:pPr>
+            <w:r>
+              <w:rPr>
+                <w:rFonts w:ascii="Times New Roman" w:eastAsia="宋体" w:hAnsi="Times New Roman" w:cs="Times New Roman" w:hint="eastAsia"/>
+              </w:rPr>
+              <w:t>1</w:t>
+            </w:r>
+            <w:r>
+              <w:rPr>
+                <w:rFonts w:ascii="Times New Roman" w:eastAsia="宋体" w:hAnsi="Times New Roman" w:cs="Times New Roman"/>
+              </w:rPr>
+              <w:t>72.31.210.76</w:t>
+            </w:r>
+          </w:p>
+        </w:tc>
+      </w:tr>
+      <w:tr>
+        <w:tc>
+          <w:tcPr>
+            <w:tcW w:w="4675" w:type="dxa"/>
+            <w:vMerge/>
+          </w:tcPr>
+          <w:p>
+            <w:pPr>
+              <w:rPr>
+                <w:rFonts w:ascii="Times New Roman" w:eastAsia="宋体" w:hAnsi="Times New Roman" w:cs="Times New Roman"/>
+              </w:rPr>
+            </w:pPr>
+          </w:p>
+        </w:tc>
+        <w:tc>
+          <w:tcPr>
+            <w:tcW w:w="4675" w:type="dxa"/>
+          </w:tcPr>
+          <w:p>
+            <w:pPr>
+              <w:rPr>
+                <w:rFonts w:ascii="Times New Roman" w:eastAsia="宋体" w:hAnsi="Times New Roman" w:cs="Times New Roman"/>
+              </w:rPr>
+            </w:pPr>
+            <w:r>
+              <w:rPr>
+                <w:rFonts w:ascii="Times New Roman" w:eastAsia="宋体" w:hAnsi="Times New Roman" w:cs="Times New Roman" w:hint="eastAsia"/>
+              </w:rPr>
+              <w:t>1</w:t>
+            </w:r>
+            <w:r>
+              <w:rPr>
+                <w:rFonts w:ascii="Times New Roman" w:eastAsia="宋体" w:hAnsi="Times New Roman" w:cs="Times New Roman"/>
+              </w:rPr>
+              <w:t>72.31.210.77</w:t>
+            </w:r>
+          </w:p>
+        </w:tc>
+      </w:tr>
+      <w:tr>
+        <w:tc>
+          <w:tcPr>
+            <w:tcW w:w="4675" w:type="dxa"/>
+            <w:vMerge/>
+          </w:tcPr>
+          <w:p>
+            <w:pPr>
+              <w:rPr>
+                <w:rFonts w:ascii="Times New Roman" w:eastAsia="宋体" w:hAnsi="Times New Roman" w:cs="Times New Roman"/>
+              </w:rPr>
+            </w:pPr>
+          </w:p>
+        </w:tc>
+        <w:tc>
+          <w:tcPr>
+            <w:tcW w:w="4675" w:type="dxa"/>
+          </w:tcPr>
+          <w:p>
+            <w:pPr>
+              <w:rPr>
+                <w:rFonts w:ascii="Times New Roman" w:eastAsia="宋体" w:hAnsi="Times New Roman" w:cs="Times New Roman"/>
+              </w:rPr>
+            </w:pPr>
+            <w:r>
+              <w:rPr>
+                <w:rFonts w:ascii="Times New Roman" w:eastAsia="宋体" w:hAnsi="Times New Roman" w:cs="Times New Roman" w:hint="eastAsia"/>
+              </w:rPr>
+              <w:t>1</w:t>
+            </w:r>
+            <w:r>
+              <w:rPr>
+                <w:rFonts w:ascii="Times New Roman" w:eastAsia="宋体" w:hAnsi="Times New Roman" w:cs="Times New Roman"/>
+              </w:rPr>
+              <w:t>72.31.210.78</w:t>
+            </w:r>
+          </w:p>
+        </w:tc>
+      </w:tr>
+      <w:tr>
+        <w:tc>
+          <w:tcPr>
+            <w:tcW w:w="4675" w:type="dxa"/>
+            <w:vMerge/>
+          </w:tcPr>
+          <w:p>
+            <w:pPr>
+              <w:rPr>
+                <w:rFonts w:ascii="Times New Roman" w:eastAsia="宋体" w:hAnsi="Times New Roman" w:cs="Times New Roman"/>
+              </w:rPr>
+            </w:pPr>
+          </w:p>
+        </w:tc>
+        <w:tc>
+          <w:tcPr>
+            <w:tcW w:w="4675" w:type="dxa"/>
+          </w:tcPr>
+          <w:p>
+            <w:pPr>
+              <w:rPr>
+                <w:rFonts w:ascii="Times New Roman" w:eastAsia="宋体" w:hAnsi="Times New Roman" w:cs="Times New Roman"/>
+              </w:rPr>
+            </w:pPr>
+            <w:r>
+              <w:rPr>
+                <w:rFonts w:ascii="Times New Roman" w:eastAsia="宋体" w:hAnsi="Times New Roman" w:cs="Times New Roman" w:hint="eastAsia"/>
+              </w:rPr>
+              <w:t>1</w:t>
+            </w:r>
+            <w:r>
+              <w:rPr>
+                <w:rFonts w:ascii="Times New Roman" w:eastAsia="宋体" w:hAnsi="Times New Roman" w:cs="Times New Roman"/>
+              </w:rPr>
+              <w:t>72.31.210.79</w:t>
+            </w:r>
+          </w:p>
+        </w:tc>
+      </w:tr>
+    </w:tbl>
+    <w:p>
+      <w:pPr>
+        <w:rPr>
+          <w:rFonts w:ascii="Times New Roman" w:eastAsia="宋体" w:hAnsi="Times New Roman" w:cs="Times New Roman"/>
+        </w:rPr>
+      </w:pPr>
+    </w:p>
+    <w:p>
+      <w:pPr>
+        <w:rPr>
+          <w:rFonts w:ascii="Times New Roman" w:eastAsia="宋体" w:hAnsi="Times New Roman" w:cs="Times New Roman"/>
+        </w:rPr>
+      </w:pPr>
+      <w:r>
+        <w:rPr>
+          <w:rFonts w:ascii="Times New Roman" w:hAnsi="Times New Roman" w:cs="Times New Roman" w:hint="eastAsia"/>
+          <w:b/>
+          <w:bCs/>
+        </w:rPr>
+        <w:t>S</w:t>
+      </w:r>
+      <w:r>
+        <w:rPr>
+          <w:rFonts w:ascii="Times New Roman" w:hAnsi="Times New Roman" w:cs="Times New Roman"/>
+          <w:b/>
+          <w:bCs/>
+        </w:rPr>
+        <w:t>tep 2</w:t>
+      </w:r>
+      <w:r>
+        <w:rPr>
+          <w:rFonts w:ascii="Times New Roman" w:hAnsi="Times New Roman" w:cs="Times New Roman" w:hint="eastAsia"/>
+          <w:b/>
+          <w:bCs/>
+        </w:rPr>
+        <w:t>,</w:t>
+      </w:r>
+      <w:r>
+        <w:rPr>
+          <w:rFonts w:ascii="Times New Roman" w:hAnsi="Times New Roman" w:cs="Times New Roman"/>
+          <w:b/>
+          <w:bCs/>
+        </w:rPr>
+        <w:t xml:space="preserve"> </w:t>
+      </w:r>
+      <w:r>
+        <w:rPr>
+          <w:rFonts w:ascii="Times New Roman" w:eastAsia="宋体" w:hAnsi="Times New Roman" w:cs="Times New Roman" w:hint="eastAsia"/>
+        </w:rPr>
+        <w:t>c</w:t>
+      </w:r>
+      <w:r>
+        <w:rPr>
+          <w:rFonts w:ascii="Times New Roman" w:eastAsia="宋体" w:hAnsi="Times New Roman" w:cs="Times New Roman"/>
+        </w:rPr>
+        <w:t>onfigure</w:t>
+      </w:r>
+      <w:r>
+        <w:rPr>
+          <w:rFonts w:ascii="Times New Roman" w:eastAsia="宋体" w:hAnsi="Times New Roman" w:cs="Times New Roman"/>
+        </w:rPr>
+        <w:t xml:space="preserve"> the 172.31.210.67,</w:t>
+      </w:r>
+    </w:p>
+    <w:tbl>
+      <w:tblPr>
+        <w:tblStyle w:val="a4"/>
+        <w:tblW w:w="0" w:type="auto"/>
+        <w:tblLook w:val="04A0" w:firstRow="1" w:lastRow="0" w:firstColumn="1" w:lastColumn="0" w:noHBand="0" w:noVBand="1"/>
+      </w:tblPr>
+      <w:tblGrid>
+        <w:gridCol w:w="9350"/>
+      </w:tblGrid>
+      <w:tr>
+        <w:tc>
+          <w:tcPr>
+            <w:tcW w:w="9350" w:type="dxa"/>
+          </w:tcPr>
+          <w:p>
+            <w:pPr>
+              <w:rPr>
+                <w:rFonts w:ascii="Times New Roman" w:eastAsia="宋体" w:hAnsi="Times New Roman" w:cs="Times New Roman"/>
+              </w:rPr>
+            </w:pPr>
+            <w:r>
+              <w:rPr>
+                <w:rFonts w:ascii="Times New Roman" w:eastAsia="宋体" w:hAnsi="Times New Roman" w:cs="Times New Roman" w:hint="eastAsia"/>
+              </w:rPr>
+              <w:t>$</w:t>
+            </w:r>
+            <w:r>
+              <w:rPr>
+                <w:rFonts w:ascii="Times New Roman" w:eastAsia="宋体" w:hAnsi="Times New Roman" w:cs="Times New Roman"/>
+              </w:rPr>
+              <w:t xml:space="preserve"> </w:t>
+            </w:r>
+            <w:proofErr w:type="spellStart"/>
+            <w:r>
+              <w:rPr>
+                <w:rFonts w:ascii="Times New Roman" w:eastAsia="宋体" w:hAnsi="Times New Roman" w:cs="Times New Roman"/>
+              </w:rPr>
+              <w:t>ssh</w:t>
+            </w:r>
+            <w:proofErr w:type="spellEnd"/>
+            <w:r>
+              <w:rPr>
+                <w:rFonts w:ascii="Times New Roman" w:eastAsia="宋体" w:hAnsi="Times New Roman" w:cs="Times New Roman"/>
+              </w:rPr>
+              <w:t>-keygen</w:t>
+            </w:r>
+          </w:p>
+          <w:p>
+            <w:pPr>
+              <w:rPr>
+                <w:rFonts w:ascii="Times New Roman" w:eastAsia="宋体" w:hAnsi="Times New Roman" w:cs="Times New Roman" w:hint="eastAsia"/>
+              </w:rPr>
+            </w:pPr>
+          </w:p>
+          <w:p>
+            <w:pPr>
+              <w:rPr>
+                <w:rFonts w:ascii="Times New Roman" w:eastAsia="宋体" w:hAnsi="Times New Roman" w:cs="Times New Roman"/>
+              </w:rPr>
+            </w:pPr>
+            <w:r>
+              <w:rPr>
+                <w:rFonts w:ascii="Times New Roman" w:eastAsia="宋体" w:hAnsi="Times New Roman" w:cs="Times New Roman" w:hint="eastAsia"/>
+              </w:rPr>
+              <w:t>$</w:t>
+            </w:r>
+            <w:r>
+              <w:rPr>
+                <w:rFonts w:ascii="Times New Roman" w:eastAsia="宋体" w:hAnsi="Times New Roman" w:cs="Times New Roman"/>
+              </w:rPr>
+              <w:t xml:space="preserve"> </w:t>
+            </w:r>
+            <w:proofErr w:type="spellStart"/>
+            <w:r>
+              <w:rPr>
+                <w:rFonts w:ascii="Times New Roman" w:eastAsia="宋体" w:hAnsi="Times New Roman" w:cs="Times New Roman"/>
+              </w:rPr>
+              <w:t>ssh</w:t>
+            </w:r>
+            <w:proofErr w:type="spellEnd"/>
+            <w:r>
+              <w:rPr>
+                <w:rFonts w:ascii="Times New Roman" w:eastAsia="宋体" w:hAnsi="Times New Roman" w:cs="Times New Roman"/>
+              </w:rPr>
+              <w:t xml:space="preserve"> root@172.31.210.70 '</w:t>
+            </w:r>
+            <w:proofErr w:type="spellStart"/>
+            <w:r>
+              <w:rPr>
+                <w:rFonts w:ascii="Times New Roman" w:eastAsia="宋体" w:hAnsi="Times New Roman" w:cs="Times New Roman"/>
+              </w:rPr>
+              <w:t>mkdir</w:t>
+            </w:r>
+            <w:proofErr w:type="spellEnd"/>
+            <w:r>
+              <w:rPr>
+                <w:rFonts w:ascii="Times New Roman" w:eastAsia="宋体" w:hAnsi="Times New Roman" w:cs="Times New Roman"/>
+              </w:rPr>
+              <w:t xml:space="preserve"> -p .</w:t>
+            </w:r>
+            <w:proofErr w:type="spellStart"/>
+            <w:r>
+              <w:rPr>
+                <w:rFonts w:ascii="Times New Roman" w:eastAsia="宋体" w:hAnsi="Times New Roman" w:cs="Times New Roman"/>
+              </w:rPr>
+              <w:t>ssh</w:t>
+            </w:r>
+            <w:proofErr w:type="spellEnd"/>
+            <w:r>
+              <w:rPr>
+                <w:rFonts w:ascii="Times New Roman" w:eastAsia="宋体" w:hAnsi="Times New Roman" w:cs="Times New Roman"/>
+              </w:rPr>
+              <w:t xml:space="preserve"> &amp;&amp; cat &gt; .</w:t>
+            </w:r>
+            <w:proofErr w:type="spellStart"/>
+            <w:r>
+              <w:rPr>
+                <w:rFonts w:ascii="Times New Roman" w:eastAsia="宋体" w:hAnsi="Times New Roman" w:cs="Times New Roman"/>
+              </w:rPr>
+              <w:t>ssh</w:t>
+            </w:r>
+            <w:proofErr w:type="spellEnd"/>
+            <w:r>
+              <w:rPr>
+                <w:rFonts w:ascii="Times New Roman" w:eastAsia="宋体" w:hAnsi="Times New Roman" w:cs="Times New Roman"/>
+              </w:rPr>
+              <w:t>/</w:t>
+            </w:r>
+            <w:proofErr w:type="spellStart"/>
+            <w:r>
+              <w:rPr>
+                <w:rFonts w:ascii="Times New Roman" w:eastAsia="宋体" w:hAnsi="Times New Roman" w:cs="Times New Roman"/>
+              </w:rPr>
+              <w:t>authorized_keys</w:t>
+            </w:r>
+            <w:proofErr w:type="spellEnd"/>
+            <w:r>
+              <w:rPr>
+                <w:rFonts w:ascii="Times New Roman" w:eastAsia="宋体" w:hAnsi="Times New Roman" w:cs="Times New Roman"/>
+              </w:rPr>
+              <w:t>' &lt; ~/.</w:t>
+            </w:r>
+            <w:proofErr w:type="spellStart"/>
+            <w:r>
+              <w:rPr>
+                <w:rFonts w:ascii="Times New Roman" w:eastAsia="宋体" w:hAnsi="Times New Roman" w:cs="Times New Roman"/>
+              </w:rPr>
+              <w:t>ssh</w:t>
+            </w:r>
+            <w:proofErr w:type="spellEnd"/>
+            <w:r>
+              <w:rPr>
+                <w:rFonts w:ascii="Times New Roman" w:eastAsia="宋体" w:hAnsi="Times New Roman" w:cs="Times New Roman"/>
+              </w:rPr>
+              <w:t>/id_rsa.pub</w:t>
+            </w:r>
+          </w:p>
+          <w:p>
+            <w:pPr>
+              <w:rPr>
+                <w:rFonts w:ascii="Times New Roman" w:eastAsia="宋体" w:hAnsi="Times New Roman" w:cs="Times New Roman"/>
+              </w:rPr>
+            </w:pPr>
+            <w:r>
+              <w:rPr>
+                <w:rFonts w:ascii="Times New Roman" w:eastAsia="宋体" w:hAnsi="Times New Roman" w:cs="Times New Roman" w:hint="eastAsia"/>
+              </w:rPr>
+              <w:t>$</w:t>
+            </w:r>
+            <w:r>
+              <w:rPr>
+                <w:rFonts w:ascii="Times New Roman" w:eastAsia="宋体" w:hAnsi="Times New Roman" w:cs="Times New Roman"/>
+              </w:rPr>
+              <w:t xml:space="preserve"> </w:t>
+            </w:r>
+            <w:proofErr w:type="spellStart"/>
+            <w:r>
+              <w:rPr>
+                <w:rFonts w:ascii="Times New Roman" w:eastAsia="宋体" w:hAnsi="Times New Roman" w:cs="Times New Roman"/>
+              </w:rPr>
+              <w:t>ssh</w:t>
+            </w:r>
+            <w:proofErr w:type="spellEnd"/>
+            <w:r>
+              <w:rPr>
+                <w:rFonts w:ascii="Times New Roman" w:eastAsia="宋体" w:hAnsi="Times New Roman" w:cs="Times New Roman"/>
+              </w:rPr>
+              <w:t xml:space="preserve"> root@172.31.210.7</w:t>
+            </w:r>
+            <w:r>
+              <w:rPr>
+                <w:rFonts w:ascii="Times New Roman" w:eastAsia="宋体" w:hAnsi="Times New Roman" w:cs="Times New Roman"/>
+              </w:rPr>
+              <w:t>1</w:t>
+            </w:r>
+            <w:r>
+              <w:rPr>
+                <w:rFonts w:ascii="Times New Roman" w:eastAsia="宋体" w:hAnsi="Times New Roman" w:cs="Times New Roman"/>
+              </w:rPr>
+              <w:t xml:space="preserve"> '</w:t>
+            </w:r>
+            <w:proofErr w:type="spellStart"/>
+            <w:r>
+              <w:rPr>
+                <w:rFonts w:ascii="Times New Roman" w:eastAsia="宋体" w:hAnsi="Times New Roman" w:cs="Times New Roman"/>
+              </w:rPr>
+              <w:t>mkdir</w:t>
+            </w:r>
+            <w:proofErr w:type="spellEnd"/>
+            <w:r>
+              <w:rPr>
+                <w:rFonts w:ascii="Times New Roman" w:eastAsia="宋体" w:hAnsi="Times New Roman" w:cs="Times New Roman"/>
+              </w:rPr>
+              <w:t xml:space="preserve"> -p .</w:t>
+            </w:r>
+            <w:proofErr w:type="spellStart"/>
+            <w:r>
+              <w:rPr>
+                <w:rFonts w:ascii="Times New Roman" w:eastAsia="宋体" w:hAnsi="Times New Roman" w:cs="Times New Roman"/>
+              </w:rPr>
+              <w:t>ssh</w:t>
+            </w:r>
+            <w:proofErr w:type="spellEnd"/>
+            <w:r>
+              <w:rPr>
+                <w:rFonts w:ascii="Times New Roman" w:eastAsia="宋体" w:hAnsi="Times New Roman" w:cs="Times New Roman"/>
+              </w:rPr>
+              <w:t xml:space="preserve"> &amp;&amp; cat &gt; .</w:t>
+            </w:r>
+            <w:proofErr w:type="spellStart"/>
+            <w:r>
+              <w:rPr>
+                <w:rFonts w:ascii="Times New Roman" w:eastAsia="宋体" w:hAnsi="Times New Roman" w:cs="Times New Roman"/>
+              </w:rPr>
+              <w:t>ssh</w:t>
+            </w:r>
+            <w:proofErr w:type="spellEnd"/>
+            <w:r>
+              <w:rPr>
+                <w:rFonts w:ascii="Times New Roman" w:eastAsia="宋体" w:hAnsi="Times New Roman" w:cs="Times New Roman"/>
+              </w:rPr>
+              <w:t>/</w:t>
+            </w:r>
+            <w:proofErr w:type="spellStart"/>
+            <w:r>
+              <w:rPr>
+                <w:rFonts w:ascii="Times New Roman" w:eastAsia="宋体" w:hAnsi="Times New Roman" w:cs="Times New Roman"/>
+              </w:rPr>
+              <w:t>authorized_keys</w:t>
+            </w:r>
+            <w:proofErr w:type="spellEnd"/>
+            <w:r>
+              <w:rPr>
+                <w:rFonts w:ascii="Times New Roman" w:eastAsia="宋体" w:hAnsi="Times New Roman" w:cs="Times New Roman"/>
+              </w:rPr>
+              <w:t>' &lt; ~/.</w:t>
+            </w:r>
+            <w:proofErr w:type="spellStart"/>
+            <w:r>
+              <w:rPr>
+                <w:rFonts w:ascii="Times New Roman" w:eastAsia="宋体" w:hAnsi="Times New Roman" w:cs="Times New Roman"/>
+              </w:rPr>
+              <w:t>ssh</w:t>
+            </w:r>
+            <w:proofErr w:type="spellEnd"/>
+            <w:r>
+              <w:rPr>
+                <w:rFonts w:ascii="Times New Roman" w:eastAsia="宋体" w:hAnsi="Times New Roman" w:cs="Times New Roman"/>
+              </w:rPr>
+              <w:t>/id_rsa.pub</w:t>
+            </w:r>
+          </w:p>
+          <w:p>
+            <w:pPr>
+              <w:rPr>
+                <w:rFonts w:ascii="Times New Roman" w:eastAsia="宋体" w:hAnsi="Times New Roman" w:cs="Times New Roman"/>
+              </w:rPr>
+            </w:pPr>
+            <w:r>
+              <w:rPr>
+                <w:rFonts w:ascii="Times New Roman" w:eastAsia="宋体" w:hAnsi="Times New Roman" w:cs="Times New Roman" w:hint="eastAsia"/>
+              </w:rPr>
+              <w:t>$</w:t>
+            </w:r>
+            <w:r>
+              <w:rPr>
+                <w:rFonts w:ascii="Times New Roman" w:eastAsia="宋体" w:hAnsi="Times New Roman" w:cs="Times New Roman"/>
+              </w:rPr>
+              <w:t xml:space="preserve"> </w:t>
+            </w:r>
+            <w:proofErr w:type="spellStart"/>
+            <w:r>
+              <w:rPr>
+                <w:rFonts w:ascii="Times New Roman" w:eastAsia="宋体" w:hAnsi="Times New Roman" w:cs="Times New Roman"/>
+              </w:rPr>
+              <w:t>ssh</w:t>
+            </w:r>
+            <w:proofErr w:type="spellEnd"/>
+            <w:r>
+              <w:rPr>
+                <w:rFonts w:ascii="Times New Roman" w:eastAsia="宋体" w:hAnsi="Times New Roman" w:cs="Times New Roman"/>
+              </w:rPr>
+              <w:t xml:space="preserve"> root@172.31.210.7</w:t>
+            </w:r>
+            <w:r>
+              <w:rPr>
+                <w:rFonts w:ascii="Times New Roman" w:eastAsia="宋体" w:hAnsi="Times New Roman" w:cs="Times New Roman"/>
+              </w:rPr>
+              <w:t>2</w:t>
+            </w:r>
+            <w:r>
+              <w:rPr>
+                <w:rFonts w:ascii="Times New Roman" w:eastAsia="宋体" w:hAnsi="Times New Roman" w:cs="Times New Roman"/>
+              </w:rPr>
+              <w:t xml:space="preserve"> '</w:t>
+            </w:r>
+            <w:proofErr w:type="spellStart"/>
+            <w:r>
+              <w:rPr>
+                <w:rFonts w:ascii="Times New Roman" w:eastAsia="宋体" w:hAnsi="Times New Roman" w:cs="Times New Roman"/>
+              </w:rPr>
+              <w:t>mkdir</w:t>
+            </w:r>
+            <w:proofErr w:type="spellEnd"/>
+            <w:r>
+              <w:rPr>
+                <w:rFonts w:ascii="Times New Roman" w:eastAsia="宋体" w:hAnsi="Times New Roman" w:cs="Times New Roman"/>
+              </w:rPr>
+              <w:t xml:space="preserve"> -p .</w:t>
+            </w:r>
+            <w:proofErr w:type="spellStart"/>
+            <w:r>
+              <w:rPr>
+                <w:rFonts w:ascii="Times New Roman" w:eastAsia="宋体" w:hAnsi="Times New Roman" w:cs="Times New Roman"/>
+              </w:rPr>
+              <w:t>ssh</w:t>
+            </w:r>
+            <w:proofErr w:type="spellEnd"/>
+            <w:r>
+              <w:rPr>
+                <w:rFonts w:ascii="Times New Roman" w:eastAsia="宋体" w:hAnsi="Times New Roman" w:cs="Times New Roman"/>
+              </w:rPr>
+              <w:t xml:space="preserve"> &amp;&amp; cat &gt; .</w:t>
+            </w:r>
+            <w:proofErr w:type="spellStart"/>
+            <w:r>
+              <w:rPr>
+                <w:rFonts w:ascii="Times New Roman" w:eastAsia="宋体" w:hAnsi="Times New Roman" w:cs="Times New Roman"/>
+              </w:rPr>
+              <w:t>ssh</w:t>
+            </w:r>
+            <w:proofErr w:type="spellEnd"/>
+            <w:r>
+              <w:rPr>
+                <w:rFonts w:ascii="Times New Roman" w:eastAsia="宋体" w:hAnsi="Times New Roman" w:cs="Times New Roman"/>
+              </w:rPr>
+              <w:t>/</w:t>
+            </w:r>
+            <w:proofErr w:type="spellStart"/>
+            <w:r>
+              <w:rPr>
+                <w:rFonts w:ascii="Times New Roman" w:eastAsia="宋体" w:hAnsi="Times New Roman" w:cs="Times New Roman"/>
+              </w:rPr>
+              <w:t>authorized_keys</w:t>
+            </w:r>
+            <w:proofErr w:type="spellEnd"/>
+            <w:r>
+              <w:rPr>
+                <w:rFonts w:ascii="Times New Roman" w:eastAsia="宋体" w:hAnsi="Times New Roman" w:cs="Times New Roman"/>
+              </w:rPr>
+              <w:t>' &lt; ~/.</w:t>
+            </w:r>
+            <w:proofErr w:type="spellStart"/>
+            <w:r>
+              <w:rPr>
+                <w:rFonts w:ascii="Times New Roman" w:eastAsia="宋体" w:hAnsi="Times New Roman" w:cs="Times New Roman"/>
+              </w:rPr>
+              <w:t>ssh</w:t>
+            </w:r>
+            <w:proofErr w:type="spellEnd"/>
+            <w:r>
+              <w:rPr>
+                <w:rFonts w:ascii="Times New Roman" w:eastAsia="宋体" w:hAnsi="Times New Roman" w:cs="Times New Roman"/>
+              </w:rPr>
+              <w:t>/id_rsa.pub</w:t>
+            </w:r>
+          </w:p>
+          <w:p>
+            <w:pPr>
+              <w:rPr>
+                <w:rFonts w:ascii="Times New Roman" w:eastAsia="宋体" w:hAnsi="Times New Roman" w:cs="Times New Roman"/>
+              </w:rPr>
+            </w:pPr>
+            <w:r>
+              <w:rPr>
+                <w:rFonts w:ascii="Times New Roman" w:eastAsia="宋体" w:hAnsi="Times New Roman" w:cs="Times New Roman" w:hint="eastAsia"/>
+              </w:rPr>
+              <w:t>$</w:t>
+            </w:r>
+            <w:r>
+              <w:rPr>
+                <w:rFonts w:ascii="Times New Roman" w:eastAsia="宋体" w:hAnsi="Times New Roman" w:cs="Times New Roman"/>
+              </w:rPr>
+              <w:t xml:space="preserve"> </w:t>
+            </w:r>
+            <w:proofErr w:type="spellStart"/>
+            <w:r>
+              <w:rPr>
+                <w:rFonts w:ascii="Times New Roman" w:eastAsia="宋体" w:hAnsi="Times New Roman" w:cs="Times New Roman"/>
+              </w:rPr>
+              <w:t>ssh</w:t>
+            </w:r>
+            <w:proofErr w:type="spellEnd"/>
+            <w:r>
+              <w:rPr>
+                <w:rFonts w:ascii="Times New Roman" w:eastAsia="宋体" w:hAnsi="Times New Roman" w:cs="Times New Roman"/>
+              </w:rPr>
+              <w:t xml:space="preserve"> root@172.31.210.7</w:t>
+            </w:r>
+            <w:r>
+              <w:rPr>
+                <w:rFonts w:ascii="Times New Roman" w:eastAsia="宋体" w:hAnsi="Times New Roman" w:cs="Times New Roman"/>
+              </w:rPr>
+              <w:t>3</w:t>
+            </w:r>
+            <w:r>
+              <w:rPr>
+                <w:rFonts w:ascii="Times New Roman" w:eastAsia="宋体" w:hAnsi="Times New Roman" w:cs="Times New Roman"/>
+              </w:rPr>
+              <w:t xml:space="preserve"> '</w:t>
+            </w:r>
+            <w:proofErr w:type="spellStart"/>
+            <w:r>
+              <w:rPr>
+                <w:rFonts w:ascii="Times New Roman" w:eastAsia="宋体" w:hAnsi="Times New Roman" w:cs="Times New Roman"/>
+              </w:rPr>
+              <w:t>mkdir</w:t>
+            </w:r>
+            <w:proofErr w:type="spellEnd"/>
+            <w:r>
+              <w:rPr>
+                <w:rFonts w:ascii="Times New Roman" w:eastAsia="宋体" w:hAnsi="Times New Roman" w:cs="Times New Roman"/>
+              </w:rPr>
+              <w:t xml:space="preserve"> -p .</w:t>
+            </w:r>
+            <w:proofErr w:type="spellStart"/>
+            <w:r>
+              <w:rPr>
+                <w:rFonts w:ascii="Times New Roman" w:eastAsia="宋体" w:hAnsi="Times New Roman" w:cs="Times New Roman"/>
+              </w:rPr>
+              <w:t>ssh</w:t>
+            </w:r>
+            <w:proofErr w:type="spellEnd"/>
+            <w:r>
+              <w:rPr>
+                <w:rFonts w:ascii="Times New Roman" w:eastAsia="宋体" w:hAnsi="Times New Roman" w:cs="Times New Roman"/>
+              </w:rPr>
+              <w:t xml:space="preserve"> &amp;&amp; cat &gt; .</w:t>
+            </w:r>
+            <w:proofErr w:type="spellStart"/>
+            <w:r>
+              <w:rPr>
+                <w:rFonts w:ascii="Times New Roman" w:eastAsia="宋体" w:hAnsi="Times New Roman" w:cs="Times New Roman"/>
+              </w:rPr>
+              <w:t>ssh</w:t>
+            </w:r>
+            <w:proofErr w:type="spellEnd"/>
+            <w:r>
+              <w:rPr>
+                <w:rFonts w:ascii="Times New Roman" w:eastAsia="宋体" w:hAnsi="Times New Roman" w:cs="Times New Roman"/>
+              </w:rPr>
+              <w:t>/</w:t>
+            </w:r>
+            <w:proofErr w:type="spellStart"/>
+            <w:r>
+              <w:rPr>
+                <w:rFonts w:ascii="Times New Roman" w:eastAsia="宋体" w:hAnsi="Times New Roman" w:cs="Times New Roman"/>
+              </w:rPr>
+              <w:t>authorized_keys</w:t>
+            </w:r>
+            <w:proofErr w:type="spellEnd"/>
+            <w:r>
+              <w:rPr>
+                <w:rFonts w:ascii="Times New Roman" w:eastAsia="宋体" w:hAnsi="Times New Roman" w:cs="Times New Roman"/>
+              </w:rPr>
+              <w:t>' &lt; ~/.</w:t>
+            </w:r>
+            <w:proofErr w:type="spellStart"/>
+            <w:r>
+              <w:rPr>
+                <w:rFonts w:ascii="Times New Roman" w:eastAsia="宋体" w:hAnsi="Times New Roman" w:cs="Times New Roman"/>
+              </w:rPr>
+              <w:t>ssh</w:t>
+            </w:r>
+            <w:proofErr w:type="spellEnd"/>
+            <w:r>
+              <w:rPr>
+                <w:rFonts w:ascii="Times New Roman" w:eastAsia="宋体" w:hAnsi="Times New Roman" w:cs="Times New Roman"/>
+              </w:rPr>
+              <w:t>/id_rsa.pub</w:t>
+            </w:r>
+          </w:p>
+          <w:p>
+            <w:pPr>
+              <w:rPr>
+                <w:rFonts w:ascii="Times New Roman" w:eastAsia="宋体" w:hAnsi="Times New Roman" w:cs="Times New Roman"/>
+              </w:rPr>
+            </w:pPr>
+            <w:r>
+              <w:rPr>
+                <w:rFonts w:ascii="Times New Roman" w:eastAsia="宋体" w:hAnsi="Times New Roman" w:cs="Times New Roman" w:hint="eastAsia"/>
+              </w:rPr>
+              <w:t>$</w:t>
+            </w:r>
+            <w:r>
+              <w:rPr>
+                <w:rFonts w:ascii="Times New Roman" w:eastAsia="宋体" w:hAnsi="Times New Roman" w:cs="Times New Roman"/>
+              </w:rPr>
+              <w:t xml:space="preserve"> </w:t>
+            </w:r>
+            <w:proofErr w:type="spellStart"/>
+            <w:r>
+              <w:rPr>
+                <w:rFonts w:ascii="Times New Roman" w:eastAsia="宋体" w:hAnsi="Times New Roman" w:cs="Times New Roman"/>
+              </w:rPr>
+              <w:t>ssh</w:t>
+            </w:r>
+            <w:proofErr w:type="spellEnd"/>
+            <w:r>
+              <w:rPr>
+                <w:rFonts w:ascii="Times New Roman" w:eastAsia="宋体" w:hAnsi="Times New Roman" w:cs="Times New Roman"/>
+              </w:rPr>
+              <w:t xml:space="preserve"> root@172.31.210.7</w:t>
+            </w:r>
+            <w:r>
+              <w:rPr>
+                <w:rFonts w:ascii="Times New Roman" w:eastAsia="宋体" w:hAnsi="Times New Roman" w:cs="Times New Roman"/>
+              </w:rPr>
+              <w:t>4</w:t>
+            </w:r>
+            <w:r>
+              <w:rPr>
+                <w:rFonts w:ascii="Times New Roman" w:eastAsia="宋体" w:hAnsi="Times New Roman" w:cs="Times New Roman"/>
+              </w:rPr>
+              <w:t xml:space="preserve"> '</w:t>
+            </w:r>
+            <w:proofErr w:type="spellStart"/>
+            <w:r>
+              <w:rPr>
+                <w:rFonts w:ascii="Times New Roman" w:eastAsia="宋体" w:hAnsi="Times New Roman" w:cs="Times New Roman"/>
+              </w:rPr>
+              <w:t>mkdir</w:t>
+            </w:r>
+            <w:proofErr w:type="spellEnd"/>
+            <w:r>
+              <w:rPr>
+                <w:rFonts w:ascii="Times New Roman" w:eastAsia="宋体" w:hAnsi="Times New Roman" w:cs="Times New Roman"/>
+              </w:rPr>
+              <w:t xml:space="preserve"> -p .</w:t>
+            </w:r>
+            <w:proofErr w:type="spellStart"/>
+            <w:r>
+              <w:rPr>
+                <w:rFonts w:ascii="Times New Roman" w:eastAsia="宋体" w:hAnsi="Times New Roman" w:cs="Times New Roman"/>
+              </w:rPr>
+              <w:t>ssh</w:t>
+            </w:r>
+            <w:proofErr w:type="spellEnd"/>
+            <w:r>
+              <w:rPr>
+                <w:rFonts w:ascii="Times New Roman" w:eastAsia="宋体" w:hAnsi="Times New Roman" w:cs="Times New Roman"/>
+              </w:rPr>
+              <w:t xml:space="preserve"> &amp;&amp; cat &gt; .</w:t>
+            </w:r>
+            <w:proofErr w:type="spellStart"/>
+            <w:r>
+              <w:rPr>
+                <w:rFonts w:ascii="Times New Roman" w:eastAsia="宋体" w:hAnsi="Times New Roman" w:cs="Times New Roman"/>
+              </w:rPr>
+              <w:t>ssh</w:t>
+            </w:r>
+            <w:proofErr w:type="spellEnd"/>
+            <w:r>
+              <w:rPr>
+                <w:rFonts w:ascii="Times New Roman" w:eastAsia="宋体" w:hAnsi="Times New Roman" w:cs="Times New Roman"/>
+              </w:rPr>
+              <w:t>/</w:t>
+            </w:r>
+            <w:proofErr w:type="spellStart"/>
+            <w:r>
+              <w:rPr>
+                <w:rFonts w:ascii="Times New Roman" w:eastAsia="宋体" w:hAnsi="Times New Roman" w:cs="Times New Roman"/>
+              </w:rPr>
+              <w:t>authorized_keys</w:t>
+            </w:r>
+            <w:proofErr w:type="spellEnd"/>
+            <w:r>
+              <w:rPr>
+                <w:rFonts w:ascii="Times New Roman" w:eastAsia="宋体" w:hAnsi="Times New Roman" w:cs="Times New Roman"/>
+              </w:rPr>
+              <w:t>' &lt; ~/.</w:t>
+            </w:r>
+            <w:proofErr w:type="spellStart"/>
+            <w:r>
+              <w:rPr>
+                <w:rFonts w:ascii="Times New Roman" w:eastAsia="宋体" w:hAnsi="Times New Roman" w:cs="Times New Roman"/>
+              </w:rPr>
+              <w:t>ssh</w:t>
+            </w:r>
+            <w:proofErr w:type="spellEnd"/>
+            <w:r>
+              <w:rPr>
+                <w:rFonts w:ascii="Times New Roman" w:eastAsia="宋体" w:hAnsi="Times New Roman" w:cs="Times New Roman"/>
+              </w:rPr>
+              <w:t>/id_rsa.pub</w:t>
+            </w:r>
+          </w:p>
+          <w:p>
+            <w:pPr>
+              <w:rPr>
+                <w:rFonts w:ascii="Times New Roman" w:eastAsia="宋体" w:hAnsi="Times New Roman" w:cs="Times New Roman"/>
+              </w:rPr>
+            </w:pPr>
+            <w:r>
+              <w:rPr>
+                <w:rFonts w:ascii="Times New Roman" w:eastAsia="宋体" w:hAnsi="Times New Roman" w:cs="Times New Roman" w:hint="eastAsia"/>
+              </w:rPr>
+              <w:t>$</w:t>
+            </w:r>
+            <w:r>
+              <w:rPr>
+                <w:rFonts w:ascii="Times New Roman" w:eastAsia="宋体" w:hAnsi="Times New Roman" w:cs="Times New Roman"/>
+              </w:rPr>
+              <w:t xml:space="preserve"> </w:t>
+            </w:r>
+            <w:proofErr w:type="spellStart"/>
+            <w:r>
+              <w:rPr>
+                <w:rFonts w:ascii="Times New Roman" w:eastAsia="宋体" w:hAnsi="Times New Roman" w:cs="Times New Roman"/>
+              </w:rPr>
+              <w:t>ssh</w:t>
+            </w:r>
+            <w:proofErr w:type="spellEnd"/>
+            <w:r>
+              <w:rPr>
+                <w:rFonts w:ascii="Times New Roman" w:eastAsia="宋体" w:hAnsi="Times New Roman" w:cs="Times New Roman"/>
+              </w:rPr>
+              <w:t xml:space="preserve"> root@172.31.210.7</w:t>
+            </w:r>
+            <w:r>
+              <w:rPr>
+                <w:rFonts w:ascii="Times New Roman" w:eastAsia="宋体" w:hAnsi="Times New Roman" w:cs="Times New Roman"/>
+              </w:rPr>
+              <w:t>5</w:t>
+            </w:r>
+            <w:r>
+              <w:rPr>
+                <w:rFonts w:ascii="Times New Roman" w:eastAsia="宋体" w:hAnsi="Times New Roman" w:cs="Times New Roman"/>
+              </w:rPr>
+              <w:t xml:space="preserve"> '</w:t>
+            </w:r>
+            <w:proofErr w:type="spellStart"/>
+            <w:r>
+              <w:rPr>
+                <w:rFonts w:ascii="Times New Roman" w:eastAsia="宋体" w:hAnsi="Times New Roman" w:cs="Times New Roman"/>
+              </w:rPr>
+              <w:t>mkdir</w:t>
+            </w:r>
+            <w:proofErr w:type="spellEnd"/>
+            <w:r>
+              <w:rPr>
+                <w:rFonts w:ascii="Times New Roman" w:eastAsia="宋体" w:hAnsi="Times New Roman" w:cs="Times New Roman"/>
+              </w:rPr>
+              <w:t xml:space="preserve"> -p .</w:t>
+            </w:r>
+            <w:proofErr w:type="spellStart"/>
+            <w:r>
+              <w:rPr>
+                <w:rFonts w:ascii="Times New Roman" w:eastAsia="宋体" w:hAnsi="Times New Roman" w:cs="Times New Roman"/>
+              </w:rPr>
+              <w:t>ssh</w:t>
+            </w:r>
+            <w:proofErr w:type="spellEnd"/>
+            <w:r>
+              <w:rPr>
+                <w:rFonts w:ascii="Times New Roman" w:eastAsia="宋体" w:hAnsi="Times New Roman" w:cs="Times New Roman"/>
+              </w:rPr>
+              <w:t xml:space="preserve"> &amp;&amp; cat &gt; .</w:t>
+            </w:r>
+            <w:proofErr w:type="spellStart"/>
+            <w:r>
+              <w:rPr>
+                <w:rFonts w:ascii="Times New Roman" w:eastAsia="宋体" w:hAnsi="Times New Roman" w:cs="Times New Roman"/>
+              </w:rPr>
+              <w:t>ssh</w:t>
+            </w:r>
+            <w:proofErr w:type="spellEnd"/>
+            <w:r>
+              <w:rPr>
+                <w:rFonts w:ascii="Times New Roman" w:eastAsia="宋体" w:hAnsi="Times New Roman" w:cs="Times New Roman"/>
+              </w:rPr>
+              <w:t>/</w:t>
+            </w:r>
+            <w:proofErr w:type="spellStart"/>
+            <w:r>
+              <w:rPr>
+                <w:rFonts w:ascii="Times New Roman" w:eastAsia="宋体" w:hAnsi="Times New Roman" w:cs="Times New Roman"/>
+              </w:rPr>
+              <w:t>authorized_keys</w:t>
+            </w:r>
+            <w:proofErr w:type="spellEnd"/>
+            <w:r>
+              <w:rPr>
+                <w:rFonts w:ascii="Times New Roman" w:eastAsia="宋体" w:hAnsi="Times New Roman" w:cs="Times New Roman"/>
+              </w:rPr>
+              <w:t>' &lt; ~/.</w:t>
+            </w:r>
+            <w:proofErr w:type="spellStart"/>
+            <w:r>
+              <w:rPr>
+                <w:rFonts w:ascii="Times New Roman" w:eastAsia="宋体" w:hAnsi="Times New Roman" w:cs="Times New Roman"/>
+              </w:rPr>
+              <w:t>ssh</w:t>
+            </w:r>
+            <w:proofErr w:type="spellEnd"/>
+            <w:r>
+              <w:rPr>
+                <w:rFonts w:ascii="Times New Roman" w:eastAsia="宋体" w:hAnsi="Times New Roman" w:cs="Times New Roman"/>
+              </w:rPr>
+              <w:t>/id_rsa.pub</w:t>
+            </w:r>
+          </w:p>
+          <w:p>
+            <w:pPr>
+              <w:rPr>
+                <w:rFonts w:ascii="Times New Roman" w:eastAsia="宋体" w:hAnsi="Times New Roman" w:cs="Times New Roman"/>
+              </w:rPr>
+            </w:pPr>
+            <w:r>
+              <w:rPr>
+                <w:rFonts w:ascii="Times New Roman" w:eastAsia="宋体" w:hAnsi="Times New Roman" w:cs="Times New Roman" w:hint="eastAsia"/>
+              </w:rPr>
+              <w:t>$</w:t>
+            </w:r>
+            <w:r>
+              <w:rPr>
+                <w:rFonts w:ascii="Times New Roman" w:eastAsia="宋体" w:hAnsi="Times New Roman" w:cs="Times New Roman"/>
+              </w:rPr>
+              <w:t xml:space="preserve"> </w:t>
+            </w:r>
+            <w:proofErr w:type="spellStart"/>
+            <w:r>
+              <w:rPr>
+                <w:rFonts w:ascii="Times New Roman" w:eastAsia="宋体" w:hAnsi="Times New Roman" w:cs="Times New Roman"/>
+              </w:rPr>
+              <w:t>ssh</w:t>
+            </w:r>
+            <w:proofErr w:type="spellEnd"/>
+            <w:r>
+              <w:rPr>
+                <w:rFonts w:ascii="Times New Roman" w:eastAsia="宋体" w:hAnsi="Times New Roman" w:cs="Times New Roman"/>
+              </w:rPr>
+              <w:t xml:space="preserve"> root@172.31.210.7</w:t>
+            </w:r>
+            <w:r>
+              <w:rPr>
+                <w:rFonts w:ascii="Times New Roman" w:eastAsia="宋体" w:hAnsi="Times New Roman" w:cs="Times New Roman"/>
+              </w:rPr>
+              <w:t>6</w:t>
+            </w:r>
+            <w:r>
+              <w:rPr>
+                <w:rFonts w:ascii="Times New Roman" w:eastAsia="宋体" w:hAnsi="Times New Roman" w:cs="Times New Roman"/>
+              </w:rPr>
+              <w:t xml:space="preserve"> '</w:t>
+            </w:r>
+            <w:proofErr w:type="spellStart"/>
+            <w:r>
+              <w:rPr>
+                <w:rFonts w:ascii="Times New Roman" w:eastAsia="宋体" w:hAnsi="Times New Roman" w:cs="Times New Roman"/>
+              </w:rPr>
+              <w:t>mkdir</w:t>
+            </w:r>
+            <w:proofErr w:type="spellEnd"/>
+            <w:r>
+              <w:rPr>
+                <w:rFonts w:ascii="Times New Roman" w:eastAsia="宋体" w:hAnsi="Times New Roman" w:cs="Times New Roman"/>
+              </w:rPr>
+              <w:t xml:space="preserve"> -p .</w:t>
+            </w:r>
+            <w:proofErr w:type="spellStart"/>
+            <w:r>
+              <w:rPr>
+                <w:rFonts w:ascii="Times New Roman" w:eastAsia="宋体" w:hAnsi="Times New Roman" w:cs="Times New Roman"/>
+              </w:rPr>
+              <w:t>ssh</w:t>
+            </w:r>
+            <w:proofErr w:type="spellEnd"/>
+            <w:r>
+              <w:rPr>
+                <w:rFonts w:ascii="Times New Roman" w:eastAsia="宋体" w:hAnsi="Times New Roman" w:cs="Times New Roman"/>
+              </w:rPr>
+              <w:t xml:space="preserve"> &amp;&amp; cat &gt; .</w:t>
+            </w:r>
+            <w:proofErr w:type="spellStart"/>
+            <w:r>
+              <w:rPr>
+                <w:rFonts w:ascii="Times New Roman" w:eastAsia="宋体" w:hAnsi="Times New Roman" w:cs="Times New Roman"/>
+              </w:rPr>
+              <w:t>ssh</w:t>
+            </w:r>
+            <w:proofErr w:type="spellEnd"/>
+            <w:r>
+              <w:rPr>
+                <w:rFonts w:ascii="Times New Roman" w:eastAsia="宋体" w:hAnsi="Times New Roman" w:cs="Times New Roman"/>
+              </w:rPr>
+              <w:t>/</w:t>
+            </w:r>
+            <w:proofErr w:type="spellStart"/>
+            <w:r>
+              <w:rPr>
+                <w:rFonts w:ascii="Times New Roman" w:eastAsia="宋体" w:hAnsi="Times New Roman" w:cs="Times New Roman"/>
+              </w:rPr>
+              <w:t>authorized_keys</w:t>
+            </w:r>
+            <w:proofErr w:type="spellEnd"/>
+            <w:r>
+              <w:rPr>
+                <w:rFonts w:ascii="Times New Roman" w:eastAsia="宋体" w:hAnsi="Times New Roman" w:cs="Times New Roman"/>
+              </w:rPr>
+              <w:t>' &lt; ~/.</w:t>
+            </w:r>
+            <w:proofErr w:type="spellStart"/>
+            <w:r>
+              <w:rPr>
+                <w:rFonts w:ascii="Times New Roman" w:eastAsia="宋体" w:hAnsi="Times New Roman" w:cs="Times New Roman"/>
+              </w:rPr>
+              <w:t>ssh</w:t>
+            </w:r>
+            <w:proofErr w:type="spellEnd"/>
+            <w:r>
+              <w:rPr>
+                <w:rFonts w:ascii="Times New Roman" w:eastAsia="宋体" w:hAnsi="Times New Roman" w:cs="Times New Roman"/>
+              </w:rPr>
+              <w:t>/id_rsa.pub</w:t>
+            </w:r>
+          </w:p>
+          <w:p>
+            <w:pPr>
+              <w:rPr>
+                <w:rFonts w:ascii="Times New Roman" w:eastAsia="宋体" w:hAnsi="Times New Roman" w:cs="Times New Roman"/>
+              </w:rPr>
+            </w:pPr>
+            <w:r>
+              <w:rPr>
+                <w:rFonts w:ascii="Times New Roman" w:eastAsia="宋体" w:hAnsi="Times New Roman" w:cs="Times New Roman" w:hint="eastAsia"/>
+              </w:rPr>
+              <w:t>$</w:t>
+            </w:r>
+            <w:r>
+              <w:rPr>
+                <w:rFonts w:ascii="Times New Roman" w:eastAsia="宋体" w:hAnsi="Times New Roman" w:cs="Times New Roman"/>
+              </w:rPr>
+              <w:t xml:space="preserve"> </w:t>
+            </w:r>
+            <w:proofErr w:type="spellStart"/>
+            <w:r>
+              <w:rPr>
+                <w:rFonts w:ascii="Times New Roman" w:eastAsia="宋体" w:hAnsi="Times New Roman" w:cs="Times New Roman"/>
+              </w:rPr>
+              <w:t>ssh</w:t>
+            </w:r>
+            <w:proofErr w:type="spellEnd"/>
+            <w:r>
+              <w:rPr>
+                <w:rFonts w:ascii="Times New Roman" w:eastAsia="宋体" w:hAnsi="Times New Roman" w:cs="Times New Roman"/>
+              </w:rPr>
+              <w:t xml:space="preserve"> root@172.31.210.7</w:t>
+            </w:r>
+            <w:r>
+              <w:rPr>
+                <w:rFonts w:ascii="Times New Roman" w:eastAsia="宋体" w:hAnsi="Times New Roman" w:cs="Times New Roman"/>
+              </w:rPr>
+              <w:t>7</w:t>
+            </w:r>
+            <w:r>
+              <w:rPr>
+                <w:rFonts w:ascii="Times New Roman" w:eastAsia="宋体" w:hAnsi="Times New Roman" w:cs="Times New Roman"/>
+              </w:rPr>
+              <w:t xml:space="preserve"> '</w:t>
+            </w:r>
+            <w:proofErr w:type="spellStart"/>
+            <w:r>
+              <w:rPr>
+                <w:rFonts w:ascii="Times New Roman" w:eastAsia="宋体" w:hAnsi="Times New Roman" w:cs="Times New Roman"/>
+              </w:rPr>
+              <w:t>mkdir</w:t>
+            </w:r>
+            <w:proofErr w:type="spellEnd"/>
+            <w:r>
+              <w:rPr>
+                <w:rFonts w:ascii="Times New Roman" w:eastAsia="宋体" w:hAnsi="Times New Roman" w:cs="Times New Roman"/>
+              </w:rPr>
+              <w:t xml:space="preserve"> -p .</w:t>
+            </w:r>
+            <w:proofErr w:type="spellStart"/>
+            <w:r>
+              <w:rPr>
+                <w:rFonts w:ascii="Times New Roman" w:eastAsia="宋体" w:hAnsi="Times New Roman" w:cs="Times New Roman"/>
+              </w:rPr>
+              <w:t>ssh</w:t>
+            </w:r>
+            <w:proofErr w:type="spellEnd"/>
+            <w:r>
+              <w:rPr>
+                <w:rFonts w:ascii="Times New Roman" w:eastAsia="宋体" w:hAnsi="Times New Roman" w:cs="Times New Roman"/>
+              </w:rPr>
+              <w:t xml:space="preserve"> &amp;&amp; cat &gt; .</w:t>
+            </w:r>
+            <w:proofErr w:type="spellStart"/>
+            <w:r>
+              <w:rPr>
+                <w:rFonts w:ascii="Times New Roman" w:eastAsia="宋体" w:hAnsi="Times New Roman" w:cs="Times New Roman"/>
+              </w:rPr>
+              <w:t>ssh</w:t>
+            </w:r>
+            <w:proofErr w:type="spellEnd"/>
+            <w:r>
+              <w:rPr>
+                <w:rFonts w:ascii="Times New Roman" w:eastAsia="宋体" w:hAnsi="Times New Roman" w:cs="Times New Roman"/>
+              </w:rPr>
+              <w:t>/</w:t>
+            </w:r>
+            <w:proofErr w:type="spellStart"/>
+            <w:r>
+              <w:rPr>
+                <w:rFonts w:ascii="Times New Roman" w:eastAsia="宋体" w:hAnsi="Times New Roman" w:cs="Times New Roman"/>
+              </w:rPr>
+              <w:t>authorized_keys</w:t>
+            </w:r>
+            <w:proofErr w:type="spellEnd"/>
+            <w:r>
+              <w:rPr>
+                <w:rFonts w:ascii="Times New Roman" w:eastAsia="宋体" w:hAnsi="Times New Roman" w:cs="Times New Roman"/>
+              </w:rPr>
+              <w:t>' &lt; ~/.</w:t>
+            </w:r>
+            <w:proofErr w:type="spellStart"/>
+            <w:r>
+              <w:rPr>
+                <w:rFonts w:ascii="Times New Roman" w:eastAsia="宋体" w:hAnsi="Times New Roman" w:cs="Times New Roman"/>
+              </w:rPr>
+              <w:t>ssh</w:t>
+            </w:r>
+            <w:proofErr w:type="spellEnd"/>
+            <w:r>
+              <w:rPr>
+                <w:rFonts w:ascii="Times New Roman" w:eastAsia="宋体" w:hAnsi="Times New Roman" w:cs="Times New Roman"/>
+              </w:rPr>
+              <w:t>/id_rsa.pub</w:t>
+            </w:r>
+          </w:p>
+          <w:p>
+            <w:pPr>
+              <w:rPr>
+                <w:rFonts w:ascii="Times New Roman" w:eastAsia="宋体" w:hAnsi="Times New Roman" w:cs="Times New Roman"/>
+              </w:rPr>
+            </w:pPr>
+            <w:r>
+              <w:rPr>
+                <w:rFonts w:ascii="Times New Roman" w:eastAsia="宋体" w:hAnsi="Times New Roman" w:cs="Times New Roman" w:hint="eastAsia"/>
+              </w:rPr>
+              <w:t>$</w:t>
+            </w:r>
+            <w:r>
+              <w:rPr>
+                <w:rFonts w:ascii="Times New Roman" w:eastAsia="宋体" w:hAnsi="Times New Roman" w:cs="Times New Roman"/>
+              </w:rPr>
+              <w:t xml:space="preserve"> </w:t>
+            </w:r>
+            <w:proofErr w:type="spellStart"/>
+            <w:r>
+              <w:rPr>
+                <w:rFonts w:ascii="Times New Roman" w:eastAsia="宋体" w:hAnsi="Times New Roman" w:cs="Times New Roman"/>
+              </w:rPr>
+              <w:t>ssh</w:t>
+            </w:r>
+            <w:proofErr w:type="spellEnd"/>
+            <w:r>
+              <w:rPr>
+                <w:rFonts w:ascii="Times New Roman" w:eastAsia="宋体" w:hAnsi="Times New Roman" w:cs="Times New Roman"/>
+              </w:rPr>
+              <w:t xml:space="preserve"> root@172.31.210.7</w:t>
+            </w:r>
+            <w:r>
+              <w:rPr>
+                <w:rFonts w:ascii="Times New Roman" w:eastAsia="宋体" w:hAnsi="Times New Roman" w:cs="Times New Roman"/>
+              </w:rPr>
+              <w:t>8</w:t>
+            </w:r>
+            <w:r>
+              <w:rPr>
+                <w:rFonts w:ascii="Times New Roman" w:eastAsia="宋体" w:hAnsi="Times New Roman" w:cs="Times New Roman"/>
+              </w:rPr>
+              <w:t xml:space="preserve"> '</w:t>
+            </w:r>
+            <w:proofErr w:type="spellStart"/>
+            <w:r>
+              <w:rPr>
+                <w:rFonts w:ascii="Times New Roman" w:eastAsia="宋体" w:hAnsi="Times New Roman" w:cs="Times New Roman"/>
+              </w:rPr>
+              <w:t>mkdir</w:t>
+            </w:r>
+            <w:proofErr w:type="spellEnd"/>
+            <w:r>
+              <w:rPr>
+                <w:rFonts w:ascii="Times New Roman" w:eastAsia="宋体" w:hAnsi="Times New Roman" w:cs="Times New Roman"/>
+              </w:rPr>
+              <w:t xml:space="preserve"> -p .</w:t>
+            </w:r>
+            <w:proofErr w:type="spellStart"/>
+            <w:r>
+              <w:rPr>
+                <w:rFonts w:ascii="Times New Roman" w:eastAsia="宋体" w:hAnsi="Times New Roman" w:cs="Times New Roman"/>
+              </w:rPr>
+              <w:t>ssh</w:t>
+            </w:r>
+            <w:proofErr w:type="spellEnd"/>
+            <w:r>
+              <w:rPr>
+                <w:rFonts w:ascii="Times New Roman" w:eastAsia="宋体" w:hAnsi="Times New Roman" w:cs="Times New Roman"/>
+              </w:rPr>
+              <w:t xml:space="preserve"> &amp;&amp; cat &gt; .</w:t>
+            </w:r>
+            <w:proofErr w:type="spellStart"/>
+            <w:r>
+              <w:rPr>
+                <w:rFonts w:ascii="Times New Roman" w:eastAsia="宋体" w:hAnsi="Times New Roman" w:cs="Times New Roman"/>
+              </w:rPr>
+              <w:t>ssh</w:t>
+            </w:r>
+            <w:proofErr w:type="spellEnd"/>
+            <w:r>
+              <w:rPr>
+                <w:rFonts w:ascii="Times New Roman" w:eastAsia="宋体" w:hAnsi="Times New Roman" w:cs="Times New Roman"/>
+              </w:rPr>
+              <w:t>/</w:t>
+            </w:r>
+            <w:proofErr w:type="spellStart"/>
+            <w:r>
+              <w:rPr>
+                <w:rFonts w:ascii="Times New Roman" w:eastAsia="宋体" w:hAnsi="Times New Roman" w:cs="Times New Roman"/>
+              </w:rPr>
+              <w:t>authorized_keys</w:t>
+            </w:r>
+            <w:proofErr w:type="spellEnd"/>
+            <w:r>
+              <w:rPr>
+                <w:rFonts w:ascii="Times New Roman" w:eastAsia="宋体" w:hAnsi="Times New Roman" w:cs="Times New Roman"/>
+              </w:rPr>
+              <w:t>' &lt; ~/.</w:t>
+            </w:r>
+            <w:proofErr w:type="spellStart"/>
+            <w:r>
+              <w:rPr>
+                <w:rFonts w:ascii="Times New Roman" w:eastAsia="宋体" w:hAnsi="Times New Roman" w:cs="Times New Roman"/>
+              </w:rPr>
+              <w:t>ssh</w:t>
+            </w:r>
+            <w:proofErr w:type="spellEnd"/>
+            <w:r>
+              <w:rPr>
+                <w:rFonts w:ascii="Times New Roman" w:eastAsia="宋体" w:hAnsi="Times New Roman" w:cs="Times New Roman"/>
+              </w:rPr>
+              <w:t>/id_rsa.pub</w:t>
+            </w:r>
+          </w:p>
+          <w:p>
+            <w:pPr>
+              <w:rPr>
+                <w:rFonts w:ascii="Times New Roman" w:eastAsia="宋体" w:hAnsi="Times New Roman" w:cs="Times New Roman" w:hint="eastAsia"/>
+              </w:rPr>
+            </w:pPr>
+            <w:r>
+              <w:rPr>
+                <w:rFonts w:ascii="Times New Roman" w:eastAsia="宋体" w:hAnsi="Times New Roman" w:cs="Times New Roman" w:hint="eastAsia"/>
+              </w:rPr>
+              <w:t>$</w:t>
+            </w:r>
+            <w:r>
+              <w:rPr>
+                <w:rFonts w:ascii="Times New Roman" w:eastAsia="宋体" w:hAnsi="Times New Roman" w:cs="Times New Roman"/>
+              </w:rPr>
+              <w:t xml:space="preserve"> </w:t>
+            </w:r>
+            <w:proofErr w:type="spellStart"/>
+            <w:r>
+              <w:rPr>
+                <w:rFonts w:ascii="Times New Roman" w:eastAsia="宋体" w:hAnsi="Times New Roman" w:cs="Times New Roman"/>
+              </w:rPr>
+              <w:t>ssh</w:t>
+            </w:r>
+            <w:proofErr w:type="spellEnd"/>
+            <w:r>
+              <w:rPr>
+                <w:rFonts w:ascii="Times New Roman" w:eastAsia="宋体" w:hAnsi="Times New Roman" w:cs="Times New Roman"/>
+              </w:rPr>
+              <w:t xml:space="preserve"> root@172.31.210.7</w:t>
+            </w:r>
+            <w:r>
+              <w:rPr>
+                <w:rFonts w:ascii="Times New Roman" w:eastAsia="宋体" w:hAnsi="Times New Roman" w:cs="Times New Roman"/>
+              </w:rPr>
+              <w:t>9</w:t>
+            </w:r>
+            <w:r>
+              <w:rPr>
+                <w:rFonts w:ascii="Times New Roman" w:eastAsia="宋体" w:hAnsi="Times New Roman" w:cs="Times New Roman"/>
+              </w:rPr>
+              <w:t xml:space="preserve"> '</w:t>
+            </w:r>
+            <w:proofErr w:type="spellStart"/>
+            <w:r>
+              <w:rPr>
+                <w:rFonts w:ascii="Times New Roman" w:eastAsia="宋体" w:hAnsi="Times New Roman" w:cs="Times New Roman"/>
+              </w:rPr>
+              <w:t>mkdir</w:t>
+            </w:r>
+            <w:proofErr w:type="spellEnd"/>
+            <w:r>
+              <w:rPr>
+                <w:rFonts w:ascii="Times New Roman" w:eastAsia="宋体" w:hAnsi="Times New Roman" w:cs="Times New Roman"/>
+              </w:rPr>
+              <w:t xml:space="preserve"> -p .</w:t>
+            </w:r>
+            <w:proofErr w:type="spellStart"/>
+            <w:r>
+              <w:rPr>
+                <w:rFonts w:ascii="Times New Roman" w:eastAsia="宋体" w:hAnsi="Times New Roman" w:cs="Times New Roman"/>
+              </w:rPr>
+              <w:t>ssh</w:t>
+            </w:r>
+            <w:proofErr w:type="spellEnd"/>
+            <w:r>
+              <w:rPr>
+                <w:rFonts w:ascii="Times New Roman" w:eastAsia="宋体" w:hAnsi="Times New Roman" w:cs="Times New Roman"/>
+              </w:rPr>
+              <w:t xml:space="preserve"> &amp;&amp; cat &gt; .</w:t>
+            </w:r>
+            <w:proofErr w:type="spellStart"/>
+            <w:r>
+              <w:rPr>
+                <w:rFonts w:ascii="Times New Roman" w:eastAsia="宋体" w:hAnsi="Times New Roman" w:cs="Times New Roman"/>
+              </w:rPr>
+              <w:t>ssh</w:t>
+            </w:r>
+            <w:proofErr w:type="spellEnd"/>
+            <w:r>
+              <w:rPr>
+                <w:rFonts w:ascii="Times New Roman" w:eastAsia="宋体" w:hAnsi="Times New Roman" w:cs="Times New Roman"/>
+              </w:rPr>
+              <w:t>/</w:t>
+            </w:r>
+            <w:proofErr w:type="spellStart"/>
+            <w:r>
+              <w:rPr>
+                <w:rFonts w:ascii="Times New Roman" w:eastAsia="宋体" w:hAnsi="Times New Roman" w:cs="Times New Roman"/>
+              </w:rPr>
+              <w:t>authorized_keys</w:t>
+            </w:r>
+            <w:proofErr w:type="spellEnd"/>
+            <w:r>
+              <w:rPr>
+                <w:rFonts w:ascii="Times New Roman" w:eastAsia="宋体" w:hAnsi="Times New Roman" w:cs="Times New Roman"/>
+              </w:rPr>
+              <w:t>' &lt; ~/.</w:t>
+            </w:r>
+            <w:proofErr w:type="spellStart"/>
+            <w:r>
+              <w:rPr>
+                <w:rFonts w:ascii="Times New Roman" w:eastAsia="宋体" w:hAnsi="Times New Roman" w:cs="Times New Roman"/>
+              </w:rPr>
+              <w:t>ssh</w:t>
+            </w:r>
+            <w:proofErr w:type="spellEnd"/>
+            <w:r>
+              <w:rPr>
+                <w:rFonts w:ascii="Times New Roman" w:eastAsia="宋体" w:hAnsi="Times New Roman" w:cs="Times New Roman"/>
+              </w:rPr>
+              <w:t>/id_rsa.pub</w:t>
+            </w:r>
+          </w:p>
+        </w:tc>
+      </w:tr>
+    </w:tbl>
+    <w:p>
+      <w:pPr>
+        <w:rPr>
+          <w:rFonts w:ascii="Times New Roman" w:eastAsia="宋体" w:hAnsi="Times New Roman" w:cs="Times New Roman"/>
+        </w:rPr>
+      </w:pPr>
+    </w:p>
+    <w:p>
+      <w:pPr>
+        <w:rPr>
+          <w:rFonts w:ascii="Times New Roman" w:eastAsia="宋体" w:hAnsi="Times New Roman" w:cs="Times New Roman"/>
+        </w:rPr>
+      </w:pPr>
+    </w:p>
+    <w:p>
+      <w:pPr>
+        <w:rPr>
+          <w:rFonts w:ascii="Times New Roman" w:eastAsia="宋体" w:hAnsi="Times New Roman" w:cs="Times New Roman"/>
+        </w:rPr>
+      </w:pPr>
+    </w:p>
+    <w:p>
+      <w:pPr>
+        <w:rPr>
+          <w:rFonts w:ascii="Times New Roman" w:eastAsia="宋体" w:hAnsi="Times New Roman" w:cs="Times New Roman"/>
+        </w:rPr>
+      </w:pPr>
+    </w:p>
+    <w:p>
+      <w:pPr>
+        <w:rPr>
+          <w:rFonts w:ascii="Times New Roman" w:eastAsia="宋体" w:hAnsi="Times New Roman" w:cs="Times New Roman"/>
+        </w:rPr>
+      </w:pPr>
+    </w:p>
+    <w:p>
+      <w:pPr>
+        <w:rPr>
+          <w:rFonts w:ascii="Times New Roman" w:eastAsia="宋体" w:hAnsi="Times New Roman" w:cs="Times New Roman"/>
+        </w:rPr>
+      </w:pPr>
+    </w:p>
+    <w:p>
+      <w:pPr>
+        <w:rPr>
+          <w:rFonts w:ascii="Times New Roman" w:eastAsia="宋体" w:hAnsi="Times New Roman" w:cs="Times New Roman"/>
+        </w:rPr>
+      </w:pPr>
+    </w:p>
+    <w:p>
+      <w:pPr>
+        <w:rPr>
+          <w:rFonts w:ascii="Times New Roman" w:eastAsia="宋体" w:hAnsi="Times New Roman" w:cs="Times New Roman"/>
+        </w:rPr>
+      </w:pPr>
+    </w:p>
+    <w:p>
+      <w:pPr>
+        <w:rPr>
+          <w:rFonts w:ascii="Times New Roman" w:eastAsia="宋体" w:hAnsi="Times New Roman" w:cs="Times New Roman" w:hint="eastAsia"/>
+        </w:rPr>
+      </w:pPr>
+    </w:p>
+    <w:p>
+      <w:pPr>
+        <w:rPr>
+          <w:rFonts w:ascii="Times New Roman" w:eastAsia="宋体" w:hAnsi="Times New Roman" w:cs="Times New Roman" w:hint="eastAsia"/>
+        </w:rPr>
+      </w:pPr>
+    </w:p>
+    <w:p>
+      <w:pPr>
+        <w:pStyle w:val="2"/>
+        <w:rPr>
+          <w:rStyle w:val="a3"/>
+          <w:color w:val="2F5496" w:themeColor="accent1" w:themeShade="BF"/>
+        </w:rPr>
+      </w:pPr>
+      <w:r>
+        <w:rPr>
+          <w:rStyle w:val="a3"/>
+          <w:color w:val="2F5496" w:themeColor="accent1" w:themeShade="BF"/>
+        </w:rPr>
+        <w:lastRenderedPageBreak/>
+        <w:t>1</w:t>
+      </w:r>
+      <w:r>
+        <w:rPr>
+          <w:rStyle w:val="a3"/>
+          <w:color w:val="2F5496" w:themeColor="accent1" w:themeShade="BF"/>
+        </w:rPr>
+        <w:t>.</w:t>
+      </w:r>
+      <w:r>
+        <w:rPr>
+          <w:rStyle w:val="a3"/>
+          <w:color w:val="2F5496" w:themeColor="accent1" w:themeShade="BF"/>
+        </w:rPr>
+        <w:t>6</w:t>
+      </w:r>
+      <w:r>
+        <w:rPr>
+          <w:rStyle w:val="a3"/>
+          <w:color w:val="2F5496" w:themeColor="accent1" w:themeShade="BF"/>
+        </w:rPr>
+        <w:t xml:space="preserve">. </w:t>
+      </w:r>
+      <w:r>
+        <w:rPr>
+          <w:rStyle w:val="a3"/>
           <w:rFonts w:hint="eastAsia"/>
           <w:color w:val="2F5496" w:themeColor="accent1" w:themeShade="BF"/>
         </w:rPr>
@@ -3830,7 +5734,13 @@
         <w:t>Prepare Fabric Multiple Nodes</w:t>
       </w:r>
     </w:p>
-    <w:p/>
+    <w:p>
+      <w:pPr>
+        <w:rPr>
+          <w:rFonts w:hint="eastAsia"/>
+        </w:rPr>
+      </w:pPr>
+    </w:p>
     <w:p>
       <w:pPr>
         <w:pStyle w:val="2"/>
@@ -4262,7 +6172,14 @@
           <w:rStyle w:val="a3"/>
           <w:color w:val="2F5496" w:themeColor="accent1" w:themeShade="BF"/>
         </w:rPr>
-        <w:t>1.</w:t>
+        <w:t>2</w:t>
+      </w:r>
+      <w:r>
+        <w:rPr>
+          <w:rStyle w:val="a3"/>
+          <w:color w:val="2F5496" w:themeColor="accent1" w:themeShade="BF"/>
+        </w:rPr>
+        <w:t>.</w:t>
       </w:r>
       <w:r>
         <w:rPr>
@@ -4494,6 +6411,28 @@
       </w:tr>
     </w:tbl>
     <w:p/>
+    <w:p>
+      <w:pPr>
+        <w:rPr>
+          <w:rFonts w:hint="eastAsia"/>
+        </w:rPr>
+      </w:pPr>
+      <w:r>
+        <w:rPr>
+          <w:b/>
+          <w:bCs/>
+        </w:rPr>
+        <w:t>Step 2:</w:t>
+      </w:r>
+      <w:r>
+        <w:t xml:space="preserve"> Install the </w:t>
+      </w:r>
+      <w:proofErr w:type="spellStart"/>
+      <w:r>
+        <w:t>cURL</w:t>
+      </w:r>
+      <w:proofErr w:type="spellEnd"/>
+    </w:p>
     <w:tbl>
       <w:tblPr>
         <w:tblStyle w:val="a4"/>
@@ -4523,8 +6462,18 @@
                 <w:sz w:val="22"/>
                 <w:szCs w:val="22"/>
               </w:rPr>
-              <w:t>// Prerequisite: cURL</w:t>
-            </w:r>
+              <w:t xml:space="preserve">// Prerequisite: </w:t>
+            </w:r>
+            <w:proofErr w:type="spellStart"/>
+            <w:r>
+              <w:rPr>
+                <w:rFonts w:asciiTheme="minorHAnsi" w:hAnsiTheme="minorHAnsi" w:cstheme="minorHAnsi"/>
+                <w:sz w:val="22"/>
+                <w:szCs w:val="22"/>
+              </w:rPr>
+              <w:t>cURL</w:t>
+            </w:r>
+            <w:proofErr w:type="spellEnd"/>
           </w:p>
           <w:p>
             <w:pPr>
@@ -4607,6 +6556,38 @@
       </w:tr>
     </w:tbl>
     <w:p/>
+    <w:p/>
+    <w:p>
+      <w:pPr>
+        <w:rPr>
+          <w:rFonts w:hint="eastAsia"/>
+        </w:rPr>
+      </w:pPr>
+      <w:r>
+        <w:rPr>
+          <w:rFonts w:hint="eastAsia"/>
+          <w:b/>
+          <w:bCs/>
+        </w:rPr>
+        <w:lastRenderedPageBreak/>
+        <w:t>S</w:t>
+      </w:r>
+      <w:r>
+        <w:rPr>
+          <w:b/>
+          <w:bCs/>
+        </w:rPr>
+        <w:t>tep 3:</w:t>
+      </w:r>
+      <w:r>
+        <w:t xml:space="preserve"> Install the </w:t>
+      </w:r>
+      <w:proofErr w:type="spellStart"/>
+      <w:r>
+        <w:t>wget</w:t>
+      </w:r>
+      <w:proofErr w:type="spellEnd"/>
+    </w:p>
     <w:tbl>
       <w:tblPr>
         <w:tblStyle w:val="a4"/>
@@ -4636,8 +6617,18 @@
                 <w:sz w:val="22"/>
                 <w:szCs w:val="22"/>
               </w:rPr>
-              <w:t>// Prerequisite: wget</w:t>
-            </w:r>
+              <w:t xml:space="preserve">// Prerequisite: </w:t>
+            </w:r>
+            <w:proofErr w:type="spellStart"/>
+            <w:r>
+              <w:rPr>
+                <w:rFonts w:asciiTheme="minorHAnsi" w:hAnsiTheme="minorHAnsi" w:cstheme="minorHAnsi"/>
+                <w:sz w:val="22"/>
+                <w:szCs w:val="22"/>
+              </w:rPr>
+              <w:t>wget</w:t>
+            </w:r>
+            <w:proofErr w:type="spellEnd"/>
           </w:p>
           <w:p>
             <w:pPr>
@@ -4697,6 +6688,37 @@
       </w:tr>
     </w:tbl>
     <w:p/>
+    <w:p>
+      <w:pPr>
+        <w:rPr>
+          <w:rFonts w:hint="eastAsia"/>
+        </w:rPr>
+      </w:pPr>
+      <w:r>
+        <w:rPr>
+          <w:rFonts w:hint="eastAsia"/>
+          <w:b/>
+          <w:bCs/>
+        </w:rPr>
+        <w:t>S</w:t>
+      </w:r>
+      <w:r>
+        <w:rPr>
+          <w:b/>
+          <w:bCs/>
+        </w:rPr>
+        <w:t>tep 4:</w:t>
+      </w:r>
+      <w:r>
+        <w:t xml:space="preserve"> Install the </w:t>
+      </w:r>
+      <w:r>
+        <w:t>d</w:t>
+      </w:r>
+      <w:r>
+        <w:t>ocker</w:t>
+      </w:r>
+    </w:p>
     <w:tbl>
       <w:tblPr>
         <w:tblStyle w:val="a4"/>
@@ -5210,103 +7232,53 @@
         </w:tc>
       </w:tr>
     </w:tbl>
-    <w:p/>
-    <w:p>
-      <w:r>
-        <w:rPr>
-          <w:rFonts w:hint="eastAsia"/>
-        </w:rPr>
-        <w:t>如果是墙内安装</w:t>
-      </w:r>
-      <w:r>
-        <w:t>”docker-compose”</w:t>
-      </w:r>
-      <w:r>
-        <w:rPr>
-          <w:rFonts w:hint="eastAsia"/>
-        </w:rPr>
-        <w:t>的时候会出现镜像下载速度慢的问题，</w:t>
-      </w:r>
-      <w:r>
-        <w:rPr>
-          <w:rFonts w:hint="eastAsia"/>
-        </w:rPr>
-        <w:t xml:space="preserve"> </w:t>
-      </w:r>
-      <w:r>
-        <w:rPr>
-          <w:rFonts w:hint="eastAsia"/>
-        </w:rPr>
-        <w:t>为了解决这个问题，我们采用阿里云的</w:t>
-      </w:r>
-      <w:r>
-        <w:rPr>
-          <w:rFonts w:hint="eastAsia"/>
-        </w:rPr>
-        <w:t>镜像加速器：注册阿里云平台的账号，登录之后，依次点击“控制台”</w:t>
-      </w:r>
-      <w:r>
-        <w:rPr>
-          <w:rFonts w:hint="eastAsia"/>
-        </w:rPr>
-        <w:t>-</w:t>
-      </w:r>
-      <w:r>
-        <w:t>&gt;”</w:t>
-      </w:r>
-      <w:r>
-        <w:rPr>
-          <w:rFonts w:hint="eastAsia"/>
-        </w:rPr>
-        <w:t>产品和服务</w:t>
-      </w:r>
-      <w:r>
-        <w:t>”-&gt;”</w:t>
-      </w:r>
-      <w:r>
-        <w:rPr>
-          <w:rFonts w:hint="eastAsia"/>
-        </w:rPr>
-        <w:t>容器镜像服务</w:t>
-      </w:r>
-      <w:r>
-        <w:t>”</w:t>
-      </w:r>
-      <w:r>
-        <w:rPr>
-          <w:rFonts w:hint="eastAsia"/>
-        </w:rPr>
-        <w:t>，然后根据</w:t>
-      </w:r>
-      <w:r>
-        <w:t>”</w:t>
-      </w:r>
-      <w:r>
-        <w:rPr>
-          <w:rFonts w:hint="eastAsia"/>
-        </w:rPr>
-        <w:t>容器镜像服务</w:t>
-      </w:r>
-      <w:r>
-        <w:t>”</w:t>
-      </w:r>
-      <w:r>
-        <w:rPr>
-          <w:rFonts w:hint="eastAsia"/>
-        </w:rPr>
-        <w:t>中的内容完成镜像加速器的配置。</w:t>
-      </w:r>
-    </w:p>
-    <w:p/>
-    <w:p/>
-    <w:p/>
-    <w:p/>
-    <w:p>
-      <w:r>
-        <w:rPr>
-          <w:rFonts w:hint="eastAsia"/>
-        </w:rPr>
-        <w:t>举例而言，这里我们的“容器镜像服务”中的内容如下，</w:t>
+    <w:p>
+      <w:pPr>
+        <w:rPr>
+          <w:rFonts w:hint="eastAsia"/>
+        </w:rPr>
+      </w:pPr>
+    </w:p>
+    <w:p>
+      <w:pPr>
+        <w:rPr>
+          <w:rFonts w:hint="eastAsia"/>
+        </w:rPr>
+      </w:pPr>
+      <w:r>
+        <w:rPr>
+          <w:rFonts w:hint="eastAsia"/>
+          <w:b/>
+          <w:bCs/>
+        </w:rPr>
+        <w:t>S</w:t>
+      </w:r>
+      <w:r>
+        <w:rPr>
+          <w:b/>
+          <w:bCs/>
+        </w:rPr>
+        <w:t xml:space="preserve">tep </w:t>
+      </w:r>
+      <w:r>
+        <w:rPr>
+          <w:b/>
+          <w:bCs/>
+        </w:rPr>
+        <w:t>5 (Condition: Outside the Great Wall)</w:t>
+      </w:r>
+      <w:r>
+        <w:rPr>
+          <w:b/>
+          <w:bCs/>
+        </w:rPr>
+        <w:t>:</w:t>
+      </w:r>
+      <w:r>
+        <w:t xml:space="preserve"> Install the docker</w:t>
+      </w:r>
+      <w:r>
+        <w:t>-compose</w:t>
       </w:r>
     </w:p>
     <w:tbl>
@@ -5324,61 +7296,199 @@
             <w:tcW w:w="9350" w:type="dxa"/>
           </w:tcPr>
           <w:p>
-            <w:r>
-              <w:rPr>
-                <w:rFonts w:hint="eastAsia"/>
-              </w:rPr>
-              <w:t>$</w:t>
-            </w:r>
-            <w:r>
+            <w:pPr>
+              <w:pStyle w:val="HTML"/>
+              <w:rPr>
+                <w:rFonts w:asciiTheme="minorHAnsi" w:hAnsiTheme="minorHAnsi" w:cstheme="minorHAnsi"/>
+                <w:sz w:val="22"/>
+                <w:szCs w:val="22"/>
+              </w:rPr>
+            </w:pPr>
+            <w:r>
+              <w:rPr>
+                <w:rFonts w:asciiTheme="minorHAnsi" w:hAnsiTheme="minorHAnsi" w:cstheme="minorHAnsi"/>
+                <w:sz w:val="22"/>
+                <w:szCs w:val="22"/>
+              </w:rPr>
+              <w:t>// Prerequisite: Docker Compose 1.14.0 or greater</w:t>
+            </w:r>
+            <w:r>
+              <w:rPr>
+                <w:rFonts w:asciiTheme="minorHAnsi" w:hAnsiTheme="minorHAnsi" w:cstheme="minorHAnsi"/>
+                <w:sz w:val="22"/>
+                <w:szCs w:val="22"/>
+              </w:rPr>
+              <w:t>: 1.21.0</w:t>
+            </w:r>
+            <w:r>
+              <w:rPr>
+                <w:rFonts w:asciiTheme="minorHAnsi" w:hAnsiTheme="minorHAnsi" w:cstheme="minorHAnsi"/>
+                <w:sz w:val="22"/>
+                <w:szCs w:val="22"/>
+              </w:rPr>
+              <w:br/>
+              <w:t xml:space="preserve">$ </w:t>
+            </w:r>
+            <w:proofErr w:type="spellStart"/>
+            <w:r>
+              <w:rPr>
+                <w:rFonts w:asciiTheme="minorHAnsi" w:hAnsiTheme="minorHAnsi" w:cstheme="minorHAnsi"/>
+                <w:sz w:val="22"/>
+                <w:szCs w:val="22"/>
+              </w:rPr>
+              <w:t>sudo</w:t>
+            </w:r>
+            <w:proofErr w:type="spellEnd"/>
+            <w:r>
+              <w:rPr>
+                <w:rFonts w:asciiTheme="minorHAnsi" w:hAnsiTheme="minorHAnsi" w:cstheme="minorHAnsi"/>
+                <w:sz w:val="22"/>
+                <w:szCs w:val="22"/>
+              </w:rPr>
+              <w:t xml:space="preserve"> apt-get purge -y docker-compose</w:t>
+            </w:r>
+            <w:r>
+              <w:rPr>
+                <w:rFonts w:asciiTheme="minorHAnsi" w:hAnsiTheme="minorHAnsi" w:cstheme="minorHAnsi"/>
+                <w:sz w:val="22"/>
+                <w:szCs w:val="22"/>
+              </w:rPr>
+              <w:br/>
+              <w:t xml:space="preserve">$ </w:t>
+            </w:r>
+            <w:proofErr w:type="spellStart"/>
+            <w:r>
+              <w:rPr>
+                <w:rFonts w:asciiTheme="minorHAnsi" w:hAnsiTheme="minorHAnsi" w:cstheme="minorHAnsi"/>
+                <w:sz w:val="22"/>
+                <w:szCs w:val="22"/>
+              </w:rPr>
+              <w:t>sudo</w:t>
+            </w:r>
+            <w:proofErr w:type="spellEnd"/>
+            <w:r>
+              <w:rPr>
+                <w:rFonts w:asciiTheme="minorHAnsi" w:hAnsiTheme="minorHAnsi" w:cstheme="minorHAnsi"/>
+                <w:sz w:val="22"/>
+                <w:szCs w:val="22"/>
+              </w:rPr>
+              <w:t xml:space="preserve"> curl -L https://github.com/docker/compose/releases/download/1.21.0/docker-compose-`uname -s`-`</w:t>
+            </w:r>
+            <w:proofErr w:type="spellStart"/>
+            <w:r>
+              <w:rPr>
+                <w:rFonts w:asciiTheme="minorHAnsi" w:hAnsiTheme="minorHAnsi" w:cstheme="minorHAnsi"/>
+                <w:sz w:val="22"/>
+                <w:szCs w:val="22"/>
+              </w:rPr>
+              <w:t>uname</w:t>
+            </w:r>
+            <w:proofErr w:type="spellEnd"/>
+            <w:r>
+              <w:rPr>
+                <w:rFonts w:asciiTheme="minorHAnsi" w:hAnsiTheme="minorHAnsi" w:cstheme="minorHAnsi"/>
+                <w:sz w:val="22"/>
+                <w:szCs w:val="22"/>
+              </w:rPr>
+              <w:t xml:space="preserve"> -m` -o /</w:t>
+            </w:r>
+            <w:proofErr w:type="spellStart"/>
+            <w:r>
+              <w:rPr>
+                <w:rFonts w:asciiTheme="minorHAnsi" w:hAnsiTheme="minorHAnsi" w:cstheme="minorHAnsi"/>
+                <w:sz w:val="22"/>
+                <w:szCs w:val="22"/>
+              </w:rPr>
+              <w:t>usr</w:t>
+            </w:r>
+            <w:proofErr w:type="spellEnd"/>
+            <w:r>
+              <w:rPr>
+                <w:rFonts w:asciiTheme="minorHAnsi" w:hAnsiTheme="minorHAnsi" w:cstheme="minorHAnsi"/>
+                <w:sz w:val="22"/>
+                <w:szCs w:val="22"/>
+              </w:rPr>
+              <w:t>/local/bin/docker-compose</w:t>
+            </w:r>
+            <w:r>
+              <w:rPr>
+                <w:rFonts w:asciiTheme="minorHAnsi" w:hAnsiTheme="minorHAnsi" w:cstheme="minorHAnsi"/>
+                <w:sz w:val="22"/>
+                <w:szCs w:val="22"/>
+              </w:rPr>
+              <w:br/>
+              <w:t xml:space="preserve">$ </w:t>
+            </w:r>
+            <w:proofErr w:type="spellStart"/>
+            <w:r>
+              <w:rPr>
+                <w:rFonts w:asciiTheme="minorHAnsi" w:hAnsiTheme="minorHAnsi" w:cstheme="minorHAnsi"/>
+                <w:sz w:val="22"/>
+                <w:szCs w:val="22"/>
+              </w:rPr>
+              <w:t>sudo</w:t>
+            </w:r>
+            <w:proofErr w:type="spellEnd"/>
+            <w:r>
+              <w:rPr>
+                <w:rFonts w:asciiTheme="minorHAnsi" w:hAnsiTheme="minorHAnsi" w:cstheme="minorHAnsi"/>
+                <w:sz w:val="22"/>
+                <w:szCs w:val="22"/>
+              </w:rPr>
               <w:t xml:space="preserve"> </w:t>
             </w:r>
-            <w:r>
-              <w:t>sudo mkdir -p /etc/docker</w:t>
-            </w:r>
-          </w:p>
-          <w:p>
-            <w:r>
+            <w:proofErr w:type="spellStart"/>
+            <w:r>
+              <w:rPr>
+                <w:rFonts w:asciiTheme="minorHAnsi" w:hAnsiTheme="minorHAnsi" w:cstheme="minorHAnsi"/>
+                <w:sz w:val="22"/>
+                <w:szCs w:val="22"/>
+              </w:rPr>
+              <w:t>chmod</w:t>
+            </w:r>
+            <w:proofErr w:type="spellEnd"/>
+            <w:r>
+              <w:rPr>
+                <w:rFonts w:asciiTheme="minorHAnsi" w:hAnsiTheme="minorHAnsi" w:cstheme="minorHAnsi"/>
+                <w:sz w:val="22"/>
+                <w:szCs w:val="22"/>
+              </w:rPr>
+              <w:t xml:space="preserve"> +x /</w:t>
+            </w:r>
+            <w:proofErr w:type="spellStart"/>
+            <w:r>
+              <w:rPr>
+                <w:rFonts w:asciiTheme="minorHAnsi" w:hAnsiTheme="minorHAnsi" w:cstheme="minorHAnsi"/>
+                <w:sz w:val="22"/>
+                <w:szCs w:val="22"/>
+              </w:rPr>
+              <w:t>usr</w:t>
+            </w:r>
+            <w:proofErr w:type="spellEnd"/>
+            <w:r>
+              <w:rPr>
+                <w:rFonts w:asciiTheme="minorHAnsi" w:hAnsiTheme="minorHAnsi" w:cstheme="minorHAnsi"/>
+                <w:sz w:val="22"/>
+                <w:szCs w:val="22"/>
+              </w:rPr>
+              <w:t>/local/bin/docker-compose</w:t>
+            </w:r>
+            <w:r>
+              <w:rPr>
+                <w:rFonts w:asciiTheme="minorHAnsi" w:hAnsiTheme="minorHAnsi" w:cstheme="minorHAnsi"/>
+                <w:sz w:val="22"/>
+                <w:szCs w:val="22"/>
+              </w:rPr>
+              <w:br/>
               <w:t xml:space="preserve">$ </w:t>
             </w:r>
             <w:r>
-              <w:t>sudo tee /etc/docker/daemon.json &lt;&lt;-'EOF'</w:t>
-            </w:r>
-          </w:p>
-          <w:p>
-            <w:r>
-              <w:t>{</w:t>
-            </w:r>
-          </w:p>
-          <w:p>
-            <w:r>
-              <w:t xml:space="preserve">  "registry-mirrors": ["https://2htzxp9d.mirror.aliyuncs.com"]</w:t>
-            </w:r>
-          </w:p>
-          <w:p>
-            <w:r>
-              <w:t>}</w:t>
-            </w:r>
-          </w:p>
-          <w:p>
-            <w:r>
-              <w:t>EOF</w:t>
-            </w:r>
-          </w:p>
-          <w:p>
-            <w:r>
-              <w:t xml:space="preserve">$ </w:t>
-            </w:r>
-            <w:r>
-              <w:t>sudo systemctl daemon-reload</w:t>
-            </w:r>
-          </w:p>
-          <w:p>
-            <w:r>
-              <w:t xml:space="preserve">$ </w:t>
-            </w:r>
-            <w:r>
-              <w:t>sudo systemctl restart docker</w:t>
+              <w:rPr>
+                <w:rFonts w:asciiTheme="minorHAnsi" w:hAnsiTheme="minorHAnsi" w:cstheme="minorHAnsi"/>
+                <w:sz w:val="22"/>
+                <w:szCs w:val="22"/>
+              </w:rPr>
+              <w:t>docker-compose version</w:t>
             </w:r>
           </w:p>
         </w:tc>
@@ -5389,26 +7499,51 @@
       <w:r>
         <w:rPr>
           <w:rFonts w:hint="eastAsia"/>
-        </w:rPr>
-        <w:t>至此，“容器镜像服务”配置完成。</w:t>
-      </w:r>
-    </w:p>
-    <w:p/>
-    <w:p>
-      <w:r>
-        <w:rPr>
-          <w:rFonts w:hint="eastAsia"/>
-        </w:rPr>
-        <w:t>如果是外网安装</w:t>
-      </w:r>
-      <w:r>
-        <w:t>docker-compose</w:t>
-      </w:r>
-      <w:r>
-        <w:rPr>
-          <w:rFonts w:hint="eastAsia"/>
-        </w:rPr>
-        <w:t>，采用命令如下，</w:t>
+          <w:b/>
+          <w:bCs/>
+        </w:rPr>
+        <w:t>S</w:t>
+      </w:r>
+      <w:r>
+        <w:rPr>
+          <w:b/>
+          <w:bCs/>
+        </w:rPr>
+        <w:t xml:space="preserve">tep </w:t>
+      </w:r>
+      <w:r>
+        <w:rPr>
+          <w:b/>
+          <w:bCs/>
+        </w:rPr>
+        <w:t xml:space="preserve">5 (Condition: </w:t>
+      </w:r>
+      <w:r>
+        <w:rPr>
+          <w:b/>
+          <w:bCs/>
+        </w:rPr>
+        <w:t>Within</w:t>
+      </w:r>
+      <w:r>
+        <w:rPr>
+          <w:b/>
+          <w:bCs/>
+        </w:rPr>
+        <w:t xml:space="preserve"> the Great Wall)</w:t>
+      </w:r>
+      <w:r>
+        <w:rPr>
+          <w:b/>
+          <w:bCs/>
+        </w:rPr>
+        <w:t>:</w:t>
+      </w:r>
+      <w:r>
+        <w:t xml:space="preserve"> Install the docker-comp</w:t>
+      </w:r>
+      <w:r>
+        <w:t>ose</w:t>
       </w:r>
     </w:p>
     <w:tbl>
@@ -5427,109 +7562,302 @@
           </w:tcPr>
           <w:p>
             <w:pPr>
-              <w:pStyle w:val="HTML"/>
-              <w:rPr>
-                <w:rFonts w:asciiTheme="minorHAnsi" w:hAnsiTheme="minorHAnsi" w:cstheme="minorHAnsi"/>
-                <w:sz w:val="22"/>
-                <w:szCs w:val="22"/>
-              </w:rPr>
-            </w:pPr>
-            <w:r>
-              <w:rPr>
-                <w:rFonts w:asciiTheme="minorHAnsi" w:hAnsiTheme="minorHAnsi" w:cstheme="minorHAnsi"/>
-                <w:sz w:val="22"/>
-                <w:szCs w:val="22"/>
+              <w:rPr>
+                <w:rFonts w:cstheme="minorHAnsi"/>
+              </w:rPr>
+            </w:pPr>
+            <w:r>
+              <w:rPr>
+                <w:rFonts w:cstheme="minorHAnsi"/>
               </w:rPr>
               <w:t>// Prerequisite: Docker Compose 1.14.0 or greater</w:t>
             </w:r>
             <w:r>
               <w:rPr>
-                <w:rFonts w:asciiTheme="minorHAnsi" w:hAnsiTheme="minorHAnsi" w:cstheme="minorHAnsi"/>
-                <w:sz w:val="22"/>
-                <w:szCs w:val="22"/>
+                <w:rFonts w:cstheme="minorHAnsi"/>
               </w:rPr>
               <w:t>: 1.21.0</w:t>
             </w:r>
             <w:r>
               <w:rPr>
-                <w:rFonts w:asciiTheme="minorHAnsi" w:hAnsiTheme="minorHAnsi" w:cstheme="minorHAnsi"/>
-                <w:sz w:val="22"/>
-                <w:szCs w:val="22"/>
+                <w:rFonts w:cstheme="minorHAnsi"/>
               </w:rPr>
               <w:br/>
-              <w:t>$ ansible peers -m shell -a "echo [T716rrs722] | sudo apt-get purge -y docker-compose"</w:t>
-            </w:r>
-            <w:r>
-              <w:rPr>
-                <w:rFonts w:asciiTheme="minorHAnsi" w:hAnsiTheme="minorHAnsi" w:cstheme="minorHAnsi"/>
-                <w:sz w:val="22"/>
-                <w:szCs w:val="22"/>
+              <w:t xml:space="preserve">$ </w:t>
+            </w:r>
+            <w:proofErr w:type="spellStart"/>
+            <w:r>
+              <w:rPr>
+                <w:rFonts w:cstheme="minorHAnsi"/>
+              </w:rPr>
+              <w:t>sudo</w:t>
+            </w:r>
+            <w:proofErr w:type="spellEnd"/>
+            <w:r>
+              <w:rPr>
+                <w:rFonts w:cstheme="minorHAnsi"/>
+              </w:rPr>
+              <w:t xml:space="preserve"> apt-get purge -y docker-compose</w:t>
+            </w:r>
+            <w:r>
+              <w:rPr>
+                <w:rFonts w:cstheme="minorHAnsi"/>
               </w:rPr>
               <w:br/>
-              <w:t>$ ansible peers -m shell -a "echo [T716rrs722] | sudo curl -L https://github.com/docker/</w:t>
-            </w:r>
-            <w:r>
-              <w:rPr>
-                <w:rFonts w:asciiTheme="minorHAnsi" w:hAnsiTheme="minorHAnsi" w:cstheme="minorHAnsi"/>
-                <w:sz w:val="22"/>
-                <w:szCs w:val="22"/>
-              </w:rPr>
-              <w:t>compose/releases/download/1.21.0</w:t>
-            </w:r>
-            <w:r>
-              <w:rPr>
-                <w:rFonts w:asciiTheme="minorHAnsi" w:hAnsiTheme="minorHAnsi" w:cstheme="minorHAnsi"/>
-                <w:sz w:val="22"/>
-                <w:szCs w:val="22"/>
-              </w:rPr>
-              <w:t>/docker-compose-`uname -s`-`uname -m` -o /usr/local/bin/docker-compose"</w:t>
-            </w:r>
-            <w:r>
-              <w:rPr>
-                <w:rFonts w:asciiTheme="minorHAnsi" w:hAnsiTheme="minorHAnsi" w:cstheme="minorHAnsi"/>
-                <w:sz w:val="22"/>
-                <w:szCs w:val="22"/>
+            </w:r>
+            <w:r>
+              <w:rPr>
+                <w:rFonts w:cstheme="minorHAnsi"/>
+              </w:rPr>
+              <w:t xml:space="preserve">$ </w:t>
+            </w:r>
+            <w:proofErr w:type="spellStart"/>
+            <w:r>
+              <w:rPr>
+                <w:rFonts w:cstheme="minorHAnsi"/>
+                <w:color w:val="FF0000"/>
+              </w:rPr>
+              <w:t>mkdir</w:t>
+            </w:r>
+            <w:proofErr w:type="spellEnd"/>
+            <w:r>
+              <w:rPr>
+                <w:rFonts w:cstheme="minorHAnsi"/>
+                <w:color w:val="FF0000"/>
+              </w:rPr>
+              <w:t xml:space="preserve"> downloads</w:t>
+            </w:r>
+          </w:p>
+          <w:p>
+            <w:pPr>
+              <w:rPr>
+                <w:rFonts w:cstheme="minorHAnsi" w:hint="eastAsia"/>
+                <w:color w:val="FF0000"/>
+              </w:rPr>
+            </w:pPr>
+            <w:r>
+              <w:rPr>
+                <w:rFonts w:cstheme="minorHAnsi"/>
+              </w:rPr>
+              <w:t>$</w:t>
+            </w:r>
+            <w:r>
+              <w:rPr>
+                <w:rFonts w:cstheme="minorHAnsi"/>
+                <w:color w:val="FF0000"/>
+              </w:rPr>
+              <w:t xml:space="preserve"> cd $HOME/downloads</w:t>
+            </w:r>
+          </w:p>
+          <w:p>
+            <w:pPr>
+              <w:rPr>
+                <w:rFonts w:hint="eastAsia"/>
+                <w:color w:val="FF0000"/>
+              </w:rPr>
+            </w:pPr>
+            <w:r>
+              <w:rPr>
+                <w:rFonts w:hint="eastAsia"/>
+              </w:rPr>
+              <w:t>$</w:t>
+            </w:r>
+            <w:r>
+              <w:t xml:space="preserve"> </w:t>
+            </w:r>
+            <w:proofErr w:type="spellStart"/>
+            <w:r>
+              <w:rPr>
+                <w:color w:val="FF0000"/>
+              </w:rPr>
+              <w:t>wget</w:t>
+            </w:r>
+            <w:proofErr w:type="spellEnd"/>
+            <w:r>
+              <w:rPr>
+                <w:color w:val="FF0000"/>
+              </w:rPr>
+              <w:t xml:space="preserve"> </w:t>
+            </w:r>
+            <w:r>
+              <w:rPr>
+                <w:color w:val="FF0000"/>
+              </w:rPr>
+              <w:t>https://gitee.com/joe32065/fabric_2_2/releases/download/fabric-v2.2.0/docker-compose</w:t>
+            </w:r>
+          </w:p>
+          <w:p>
+            <w:pPr>
+              <w:rPr>
+                <w:rFonts w:cstheme="minorHAnsi"/>
+              </w:rPr>
+            </w:pPr>
+            <w:r>
+              <w:rPr>
+                <w:rFonts w:cstheme="minorHAnsi"/>
+              </w:rPr>
+              <w:t xml:space="preserve">$ </w:t>
+            </w:r>
+            <w:proofErr w:type="spellStart"/>
+            <w:r>
+              <w:rPr>
+                <w:rFonts w:cstheme="minorHAnsi"/>
+                <w:color w:val="FF0000"/>
+              </w:rPr>
+              <w:t>sudo</w:t>
+            </w:r>
+            <w:proofErr w:type="spellEnd"/>
+            <w:r>
+              <w:rPr>
+                <w:rFonts w:cstheme="minorHAnsi"/>
+              </w:rPr>
+              <w:t xml:space="preserve"> </w:t>
+            </w:r>
+            <w:proofErr w:type="spellStart"/>
+            <w:r>
+              <w:rPr>
+                <w:rFonts w:cstheme="minorHAnsi"/>
+                <w:color w:val="FF0000"/>
+              </w:rPr>
+              <w:t>chmod</w:t>
+            </w:r>
+            <w:proofErr w:type="spellEnd"/>
+            <w:r>
+              <w:rPr>
+                <w:rFonts w:cstheme="minorHAnsi"/>
+                <w:color w:val="FF0000"/>
+              </w:rPr>
+              <w:t xml:space="preserve"> +x docker-compose</w:t>
+            </w:r>
+          </w:p>
+          <w:p>
+            <w:pPr>
+              <w:rPr>
+                <w:rFonts w:cstheme="minorHAnsi"/>
+              </w:rPr>
+            </w:pPr>
+            <w:r>
+              <w:rPr>
+                <w:rFonts w:cstheme="minorHAnsi"/>
+              </w:rPr>
+              <w:t xml:space="preserve">$ </w:t>
+            </w:r>
+            <w:proofErr w:type="spellStart"/>
+            <w:r>
+              <w:rPr>
+                <w:rFonts w:cstheme="minorHAnsi"/>
+                <w:color w:val="FF0000"/>
+              </w:rPr>
+              <w:t>sudo</w:t>
+            </w:r>
+            <w:proofErr w:type="spellEnd"/>
+            <w:r>
+              <w:rPr>
+                <w:rFonts w:cstheme="minorHAnsi"/>
+                <w:color w:val="FF0000"/>
+              </w:rPr>
+              <w:t xml:space="preserve"> mv docker-compose /</w:t>
+            </w:r>
+            <w:proofErr w:type="spellStart"/>
+            <w:r>
+              <w:rPr>
+                <w:rFonts w:cstheme="minorHAnsi"/>
+                <w:color w:val="FF0000"/>
+              </w:rPr>
+              <w:t>usr</w:t>
+            </w:r>
+            <w:proofErr w:type="spellEnd"/>
+            <w:r>
+              <w:rPr>
+                <w:rFonts w:cstheme="minorHAnsi"/>
+                <w:color w:val="FF0000"/>
+              </w:rPr>
+              <w:t>/local/bin</w:t>
+            </w:r>
+            <w:r>
+              <w:rPr>
+                <w:rFonts w:cstheme="minorHAnsi"/>
               </w:rPr>
               <w:br/>
-            </w:r>
-            <w:r>
-              <w:rPr>
-                <w:rFonts w:asciiTheme="minorHAnsi" w:hAnsiTheme="minorHAnsi" w:cstheme="minorHAnsi"/>
-                <w:sz w:val="22"/>
-                <w:szCs w:val="22"/>
-              </w:rPr>
-              <w:lastRenderedPageBreak/>
-              <w:t>$ ansible peers -m shell -a "echo [T716rrs722] | sudo chmod +x /usr/local/bin/docker-compose"</w:t>
-            </w:r>
-            <w:r>
-              <w:rPr>
-                <w:rFonts w:asciiTheme="minorHAnsi" w:hAnsiTheme="minorHAnsi" w:cstheme="minorHAnsi"/>
-                <w:sz w:val="22"/>
-                <w:szCs w:val="22"/>
-              </w:rPr>
-              <w:br/>
-              <w:t>$ ansible peers -m shell -a "echo [T716rrs722] | docker-compose version"</w:t>
+              <w:t xml:space="preserve">$ </w:t>
+            </w:r>
+            <w:r>
+              <w:rPr>
+                <w:rFonts w:cstheme="minorHAnsi"/>
+              </w:rPr>
+              <w:t>docker-compose version</w:t>
             </w:r>
           </w:p>
         </w:tc>
       </w:tr>
     </w:tbl>
     <w:p/>
-    <w:p>
-      <w:r>
-        <w:rPr>
-          <w:rFonts w:hint="eastAsia"/>
-        </w:rPr>
-        <w:t>如果是墙内安装</w:t>
-      </w:r>
-      <w:r>
-        <w:t>docker-compose</w:t>
-      </w:r>
-      <w:r>
-        <w:rPr>
-          <w:rFonts w:hint="eastAsia"/>
-        </w:rPr>
-        <w:t>，采用命令如下，</w:t>
+    <w:p/>
+    <w:p/>
+    <w:p/>
+    <w:p/>
+    <w:p>
+      <w:pPr>
+        <w:rPr>
+          <w:rFonts w:hint="eastAsia"/>
+        </w:rPr>
+      </w:pPr>
+      <w:r>
+        <w:rPr>
+          <w:rFonts w:hint="eastAsia"/>
+          <w:b/>
+          <w:bCs/>
+        </w:rPr>
+        <w:lastRenderedPageBreak/>
+        <w:t>S</w:t>
+      </w:r>
+      <w:r>
+        <w:rPr>
+          <w:b/>
+          <w:bCs/>
+        </w:rPr>
+        <w:t xml:space="preserve">tep </w:t>
+      </w:r>
+      <w:r>
+        <w:rPr>
+          <w:b/>
+          <w:bCs/>
+        </w:rPr>
+        <w:t>6</w:t>
+      </w:r>
+      <w:r>
+        <w:rPr>
+          <w:b/>
+          <w:bCs/>
+        </w:rPr>
+        <w:t xml:space="preserve"> (Condition: </w:t>
+      </w:r>
+      <w:r>
+        <w:rPr>
+          <w:b/>
+          <w:bCs/>
+        </w:rPr>
+        <w:t>Outside</w:t>
+      </w:r>
+      <w:r>
+        <w:rPr>
+          <w:b/>
+          <w:bCs/>
+        </w:rPr>
+        <w:t xml:space="preserve"> the Great Wall)</w:t>
+      </w:r>
+      <w:r>
+        <w:rPr>
+          <w:b/>
+          <w:bCs/>
+        </w:rPr>
+        <w:t>:</w:t>
+      </w:r>
+      <w:r>
+        <w:t xml:space="preserve"> Install the </w:t>
+      </w:r>
+      <w:r>
+        <w:t>Golang,</w:t>
       </w:r>
     </w:p>
     <w:tbl>
@@ -5548,274 +7876,256 @@
           </w:tcPr>
           <w:p>
             <w:pPr>
-              <w:rPr>
-                <w:rFonts w:cstheme="minorHAnsi"/>
-              </w:rPr>
-            </w:pPr>
-            <w:r>
-              <w:rPr>
-                <w:rFonts w:cstheme="minorHAnsi"/>
-              </w:rPr>
-              <w:t>// Prerequisite: Docker Compose 1.14.0 or greater</w:t>
-            </w:r>
-            <w:r>
-              <w:rPr>
-                <w:rFonts w:cstheme="minorHAnsi"/>
-              </w:rPr>
-              <w:t>: 1.21.0</w:t>
-            </w:r>
-            <w:r>
-              <w:rPr>
-                <w:rFonts w:cstheme="minorHAnsi"/>
+              <w:pStyle w:val="HTML"/>
+              <w:rPr>
+                <w:rFonts w:asciiTheme="minorHAnsi" w:hAnsiTheme="minorHAnsi" w:cstheme="minorHAnsi"/>
+                <w:sz w:val="22"/>
+                <w:szCs w:val="22"/>
+              </w:rPr>
+            </w:pPr>
+            <w:r>
+              <w:rPr>
+                <w:rFonts w:asciiTheme="minorHAnsi" w:hAnsiTheme="minorHAnsi" w:cstheme="minorHAnsi"/>
+                <w:sz w:val="22"/>
+                <w:szCs w:val="22"/>
+              </w:rPr>
+              <w:t>// Prerequisite: Go v1.14.8</w:t>
+            </w:r>
+            <w:r>
+              <w:rPr>
+                <w:rFonts w:asciiTheme="minorHAnsi" w:hAnsiTheme="minorHAnsi" w:cstheme="minorHAnsi"/>
+                <w:sz w:val="22"/>
+                <w:szCs w:val="22"/>
               </w:rPr>
               <w:br/>
-              <w:t>$ ansible peers -m shell -a "echo [T716rrs722] | sudo apt-get purge -y docker-compose"</w:t>
-            </w:r>
-            <w:r>
-              <w:rPr>
-                <w:rFonts w:cstheme="minorHAnsi"/>
+              <w:t xml:space="preserve">$ cd </w:t>
+            </w:r>
+            <w:r>
+              <w:rPr>
+                <w:rFonts w:asciiTheme="minorHAnsi" w:hAnsiTheme="minorHAnsi" w:cstheme="minorHAnsi"/>
+                <w:sz w:val="22"/>
+                <w:szCs w:val="22"/>
+              </w:rPr>
+              <w:t>$HOME/d</w:t>
+            </w:r>
+            <w:r>
+              <w:rPr>
+                <w:rFonts w:asciiTheme="minorHAnsi" w:hAnsiTheme="minorHAnsi" w:cstheme="minorHAnsi"/>
+                <w:sz w:val="22"/>
+                <w:szCs w:val="22"/>
+              </w:rPr>
+              <w:t>ownloads</w:t>
+            </w:r>
+            <w:r>
+              <w:rPr>
+                <w:rFonts w:asciiTheme="minorHAnsi" w:hAnsiTheme="minorHAnsi" w:cstheme="minorHAnsi"/>
+                <w:sz w:val="22"/>
+                <w:szCs w:val="22"/>
               </w:rPr>
               <w:br/>
               <w:t xml:space="preserve">$ </w:t>
             </w:r>
-            <w:r>
-              <w:rPr>
-                <w:rFonts w:cstheme="minorHAnsi"/>
-                <w:color w:val="D9D9D9" w:themeColor="background1" w:themeShade="D9"/>
-              </w:rPr>
-              <w:t xml:space="preserve">ansible peers -m shell -a "echo [T716rrs722] | sudo </w:t>
-            </w:r>
-            <w:r>
-              <w:rPr>
-                <w:color w:val="D9D9D9" w:themeColor="background1" w:themeShade="D9"/>
-              </w:rPr>
-              <w:t>curl -L https://get.daocloud.io/docker/compose/releases/download/1.21.0/docker-compose-`uname -s`-`uname -m` &gt; /usr/local/bin/docker-compose</w:t>
-            </w:r>
-            <w:r>
-              <w:rPr>
-                <w:rFonts w:cstheme="minorHAnsi"/>
-                <w:color w:val="D9D9D9" w:themeColor="background1" w:themeShade="D9"/>
-              </w:rPr>
-              <w:t>"</w:t>
-            </w:r>
-          </w:p>
-          <w:p>
-            <w:pPr>
-              <w:rPr>
-                <w:rFonts w:cstheme="minorHAnsi"/>
-                <w:color w:val="D9D9D9" w:themeColor="background1" w:themeShade="D9"/>
-              </w:rPr>
-            </w:pPr>
-            <w:r>
-              <w:rPr>
-                <w:rFonts w:cstheme="minorHAnsi"/>
-                <w:color w:val="D9D9D9" w:themeColor="background1" w:themeShade="D9"/>
-              </w:rPr>
-              <w:t>$ sudo curl -L "https://get.daocloud.io/docker/compose/releases/download/1.21.0/docker-compose-$(uname -s)-$(uname -m)" -o /usr/local/bin/docker-compose</w:t>
-            </w:r>
-          </w:p>
-          <w:p>
-            <w:pPr>
-              <w:rPr>
-                <w:rFonts w:cstheme="minorHAnsi"/>
-              </w:rPr>
-            </w:pPr>
-            <w:r>
-              <w:rPr>
-                <w:rFonts w:cstheme="minorHAnsi"/>
-              </w:rPr>
-              <w:t xml:space="preserve">$ </w:t>
-            </w:r>
-            <w:r>
-              <w:rPr>
-                <w:rFonts w:cstheme="minorHAnsi"/>
-                <w:color w:val="FF0000"/>
-              </w:rPr>
-              <w:t>mkdir downloads</w:t>
-            </w:r>
-          </w:p>
-          <w:p>
-            <w:pPr>
-              <w:rPr>
-                <w:rFonts w:cstheme="minorHAnsi"/>
-                <w:color w:val="FF0000"/>
-              </w:rPr>
-            </w:pPr>
-            <w:r>
-              <w:rPr>
-                <w:rFonts w:cstheme="minorHAnsi"/>
-              </w:rPr>
-              <w:t>$</w:t>
-            </w:r>
-            <w:r>
-              <w:rPr>
-                <w:rFonts w:cstheme="minorHAnsi"/>
-                <w:color w:val="FF0000"/>
-              </w:rPr>
-              <w:t xml:space="preserve"> cd $HOME/downloads</w:t>
-            </w:r>
-          </w:p>
-          <w:p>
-            <w:r>
-              <w:rPr>
-                <w:rFonts w:cstheme="minorHAnsi"/>
-              </w:rPr>
-              <w:t xml:space="preserve">$ </w:t>
-            </w:r>
-            <w:r>
-              <w:rPr>
-                <w:rFonts w:cstheme="minorHAnsi"/>
-                <w:color w:val="FF0000"/>
-              </w:rPr>
-              <w:t xml:space="preserve">wget </w:t>
-            </w:r>
-            <w:r>
-              <w:rPr>
-                <w:color w:val="FF0000"/>
-              </w:rPr>
-              <w:t>https://gitee.com/joe320653/BackRepo/attach_files/869272/download/docker-compose</w:t>
-            </w:r>
-          </w:p>
-          <w:p>
-            <w:pPr>
-              <w:rPr>
-                <w:rFonts w:cstheme="minorHAnsi"/>
-              </w:rPr>
-            </w:pPr>
-            <w:r>
-              <w:rPr>
-                <w:rFonts w:cstheme="minorHAnsi"/>
-              </w:rPr>
-              <w:t xml:space="preserve">$ </w:t>
-            </w:r>
-            <w:r>
-              <w:rPr>
-                <w:rFonts w:cstheme="minorHAnsi"/>
-                <w:color w:val="FF0000"/>
-              </w:rPr>
-              <w:t>sudo</w:t>
-            </w:r>
-            <w:r>
-              <w:rPr>
-                <w:rFonts w:cstheme="minorHAnsi"/>
-              </w:rPr>
-              <w:t xml:space="preserve"> </w:t>
-            </w:r>
-            <w:r>
-              <w:rPr>
-                <w:rFonts w:cstheme="minorHAnsi"/>
-                <w:color w:val="FF0000"/>
-              </w:rPr>
-              <w:t>chmod +x docker-compose</w:t>
-            </w:r>
-          </w:p>
-          <w:p>
-            <w:pPr>
-              <w:rPr>
-                <w:rFonts w:cstheme="minorHAnsi"/>
-                <w:color w:val="D9D9D9" w:themeColor="background1" w:themeShade="D9"/>
-              </w:rPr>
-            </w:pPr>
-            <w:r>
-              <w:rPr>
-                <w:rFonts w:cstheme="minorHAnsi"/>
-              </w:rPr>
-              <w:t xml:space="preserve">$ </w:t>
-            </w:r>
-            <w:r>
-              <w:rPr>
-                <w:rFonts w:cstheme="minorHAnsi"/>
-                <w:color w:val="FF0000"/>
-              </w:rPr>
-              <w:t>sudo mv docker-compose /usr/local/bin</w:t>
-            </w:r>
-            <w:r>
-              <w:rPr>
-                <w:rFonts w:cstheme="minorHAnsi"/>
+            <w:proofErr w:type="spellStart"/>
+            <w:r>
+              <w:rPr>
+                <w:rFonts w:asciiTheme="minorHAnsi" w:hAnsiTheme="minorHAnsi" w:cstheme="minorHAnsi"/>
+                <w:sz w:val="22"/>
+                <w:szCs w:val="22"/>
+              </w:rPr>
+              <w:t>wget</w:t>
+            </w:r>
+            <w:proofErr w:type="spellEnd"/>
+            <w:r>
+              <w:rPr>
+                <w:rFonts w:asciiTheme="minorHAnsi" w:hAnsiTheme="minorHAnsi" w:cstheme="minorHAnsi"/>
+                <w:sz w:val="22"/>
+                <w:szCs w:val="22"/>
+              </w:rPr>
+              <w:t xml:space="preserve"> https://golang.org/dl/go1.14.8.linux-amd64.tar.gz</w:t>
+            </w:r>
+            <w:r>
+              <w:rPr>
+                <w:rFonts w:asciiTheme="minorHAnsi" w:hAnsiTheme="minorHAnsi" w:cstheme="minorHAnsi"/>
+                <w:sz w:val="22"/>
+                <w:szCs w:val="22"/>
               </w:rPr>
               <w:br/>
-            </w:r>
-            <w:r>
-              <w:rPr>
-                <w:rFonts w:cstheme="minorHAnsi"/>
-                <w:color w:val="D9D9D9" w:themeColor="background1" w:themeShade="D9"/>
-              </w:rPr>
-              <w:t>$ ansible peers -m shell -a "echo [T716rrs722] | sudo chmod +x /usr/local/bin/docker-compose"</w:t>
-            </w:r>
-          </w:p>
-          <w:p>
-            <w:pPr>
-              <w:rPr>
-                <w:rFonts w:cstheme="minorHAnsi"/>
-              </w:rPr>
-            </w:pPr>
-            <w:r>
-              <w:rPr>
-                <w:rFonts w:cstheme="minorHAnsi"/>
-              </w:rPr>
-              <w:t>$</w:t>
-            </w:r>
-            <w:r>
-              <w:rPr>
-                <w:rFonts w:cstheme="minorHAnsi"/>
-                <w:color w:val="D9D9D9" w:themeColor="background1" w:themeShade="D9"/>
-              </w:rPr>
-              <w:t xml:space="preserve"> </w:t>
-            </w:r>
-            <w:r>
-              <w:rPr>
-                <w:rFonts w:cstheme="minorHAnsi"/>
-                <w:color w:val="000000" w:themeColor="text1"/>
-              </w:rPr>
-              <w:t>scp docker-compose root@192.168.0.112:$HOME/downloads</w:t>
-            </w:r>
-            <w:r>
-              <w:rPr>
-                <w:rFonts w:cstheme="minorHAnsi"/>
+              <w:t>$ tar -xzf go1.14.8.linux-amd64.tar.gz</w:t>
+            </w:r>
+          </w:p>
+          <w:p>
+            <w:pPr>
+              <w:pStyle w:val="HTML"/>
+              <w:rPr>
+                <w:rFonts w:asciiTheme="minorHAnsi" w:hAnsiTheme="minorHAnsi" w:cstheme="minorHAnsi"/>
+                <w:sz w:val="22"/>
+                <w:szCs w:val="22"/>
+              </w:rPr>
+            </w:pPr>
+            <w:r>
+              <w:rPr>
+                <w:rFonts w:asciiTheme="minorHAnsi" w:hAnsiTheme="minorHAnsi" w:cstheme="minorHAnsi"/>
+                <w:sz w:val="22"/>
+                <w:szCs w:val="22"/>
+              </w:rPr>
+              <w:t xml:space="preserve">$ sudo rm -rf </w:t>
+            </w:r>
+            <w:r>
+              <w:rPr>
+                <w:rFonts w:asciiTheme="minorHAnsi" w:hAnsiTheme="minorHAnsi" w:cstheme="minorHAnsi"/>
+                <w:sz w:val="22"/>
+                <w:szCs w:val="22"/>
+              </w:rPr>
+              <w:t>/usr/local</w:t>
+            </w:r>
+            <w:r>
+              <w:rPr>
+                <w:rFonts w:asciiTheme="minorHAnsi" w:hAnsiTheme="minorHAnsi" w:cstheme="minorHAnsi"/>
+                <w:sz w:val="22"/>
+                <w:szCs w:val="22"/>
+              </w:rPr>
+              <w:t>/go</w:t>
+            </w:r>
+            <w:r>
+              <w:rPr>
+                <w:rFonts w:asciiTheme="minorHAnsi" w:hAnsiTheme="minorHAnsi" w:cstheme="minorHAnsi"/>
+                <w:sz w:val="22"/>
+                <w:szCs w:val="22"/>
               </w:rPr>
               <w:br/>
-              <w:t xml:space="preserve">$ ansible peers -m shell -a "echo [T716rrs722] | </w:t>
-            </w:r>
-            <w:r>
-              <w:rPr>
-                <w:rFonts w:cstheme="minorHAnsi"/>
-                <w:color w:val="FF0000"/>
-              </w:rPr>
-              <w:t>docker-compose version</w:t>
-            </w:r>
-            <w:r>
-              <w:rPr>
-                <w:rFonts w:cstheme="minorHAnsi"/>
-              </w:rPr>
-              <w:t>"</w:t>
-            </w:r>
+              <w:t>$ sudo mv go /usr/local</w:t>
+            </w:r>
+            <w:r>
+              <w:rPr>
+                <w:rFonts w:asciiTheme="minorHAnsi" w:hAnsiTheme="minorHAnsi" w:cstheme="minorHAnsi"/>
+                <w:sz w:val="22"/>
+                <w:szCs w:val="22"/>
+              </w:rPr>
+              <w:br/>
+              <w:t>$ mkdir -p $HOME/go</w:t>
+            </w:r>
+            <w:r>
+              <w:rPr>
+                <w:rFonts w:asciiTheme="minorHAnsi" w:hAnsiTheme="minorHAnsi" w:cstheme="minorHAnsi"/>
+                <w:sz w:val="22"/>
+                <w:szCs w:val="22"/>
+              </w:rPr>
+              <w:br/>
+              <w:t>$ echo 'export PATH=$PATH:/usr/local/go/bin' &gt;&gt; ~</w:t>
+            </w:r>
+            <w:proofErr w:type="gramStart"/>
+            <w:r>
+              <w:rPr>
+                <w:rFonts w:asciiTheme="minorHAnsi" w:hAnsiTheme="minorHAnsi" w:cstheme="minorHAnsi"/>
+                <w:sz w:val="22"/>
+                <w:szCs w:val="22"/>
+              </w:rPr>
+              <w:t>/.bashrc</w:t>
+            </w:r>
+            <w:proofErr w:type="gramEnd"/>
+            <w:r>
+              <w:rPr>
+                <w:rFonts w:asciiTheme="minorHAnsi" w:hAnsiTheme="minorHAnsi" w:cstheme="minorHAnsi"/>
+                <w:sz w:val="22"/>
+                <w:szCs w:val="22"/>
+              </w:rPr>
+              <w:br/>
+              <w:t>$ echo 'export GOPATH=$HOME/go' &gt;&gt; ~/.</w:t>
+            </w:r>
+            <w:proofErr w:type="spellStart"/>
+            <w:r>
+              <w:rPr>
+                <w:rFonts w:asciiTheme="minorHAnsi" w:hAnsiTheme="minorHAnsi" w:cstheme="minorHAnsi"/>
+                <w:sz w:val="22"/>
+                <w:szCs w:val="22"/>
+              </w:rPr>
+              <w:t>bashrc</w:t>
+            </w:r>
+            <w:proofErr w:type="spellEnd"/>
+            <w:r>
+              <w:rPr>
+                <w:rFonts w:asciiTheme="minorHAnsi" w:hAnsiTheme="minorHAnsi" w:cstheme="minorHAnsi"/>
+                <w:sz w:val="22"/>
+                <w:szCs w:val="22"/>
+              </w:rPr>
+              <w:br/>
+              <w:t>$ source ~/.bashrc</w:t>
+            </w:r>
+            <w:r>
+              <w:rPr>
+                <w:rFonts w:asciiTheme="minorHAnsi" w:hAnsiTheme="minorHAnsi" w:cstheme="minorHAnsi"/>
+                <w:sz w:val="22"/>
+                <w:szCs w:val="22"/>
+              </w:rPr>
+              <w:br/>
+              <w:t>$ go version</w:t>
+            </w:r>
+          </w:p>
+          <w:p>
+            <w:pPr>
+              <w:pStyle w:val="HTML"/>
+              <w:rPr>
+                <w:rFonts w:asciiTheme="minorHAnsi" w:eastAsiaTheme="minorEastAsia" w:hAnsiTheme="minorHAnsi" w:cstheme="minorHAnsi" w:hint="eastAsia"/>
+                <w:sz w:val="22"/>
+                <w:szCs w:val="22"/>
+              </w:rPr>
+            </w:pPr>
           </w:p>
         </w:tc>
       </w:tr>
     </w:tbl>
     <w:p/>
-    <w:p/>
-    <w:p/>
-    <w:p/>
-    <w:p/>
-    <w:p/>
-    <w:p/>
-    <w:p/>
-    <w:p>
-      <w:r>
-        <w:rPr>
-          <w:rFonts w:hint="eastAsia"/>
-        </w:rPr>
-        <w:t>如果是外网安装</w:t>
-      </w:r>
-      <w:r>
-        <w:t>Golang</w:t>
-      </w:r>
-      <w:r>
-        <w:rPr>
-          <w:rFonts w:hint="eastAsia"/>
-        </w:rPr>
-        <w:t>，采用命令如下，</w:t>
+    <w:p>
+      <w:pPr>
+        <w:rPr>
+          <w:rFonts w:hint="eastAsia"/>
+        </w:rPr>
+      </w:pPr>
+      <w:r>
+        <w:rPr>
+          <w:rFonts w:hint="eastAsia"/>
+          <w:b/>
+          <w:bCs/>
+        </w:rPr>
+        <w:t>S</w:t>
+      </w:r>
+      <w:r>
+        <w:rPr>
+          <w:b/>
+          <w:bCs/>
+        </w:rPr>
+        <w:t xml:space="preserve">tep </w:t>
+      </w:r>
+      <w:r>
+        <w:rPr>
+          <w:b/>
+          <w:bCs/>
+        </w:rPr>
+        <w:t xml:space="preserve">6 (Condition: </w:t>
+      </w:r>
+      <w:r>
+        <w:rPr>
+          <w:b/>
+          <w:bCs/>
+        </w:rPr>
+        <w:t>Within</w:t>
+      </w:r>
+      <w:r>
+        <w:rPr>
+          <w:b/>
+          <w:bCs/>
+        </w:rPr>
+        <w:t xml:space="preserve"> the Great Wall)</w:t>
+      </w:r>
+      <w:r>
+        <w:rPr>
+          <w:b/>
+          <w:bCs/>
+        </w:rPr>
+        <w:t>:</w:t>
+      </w:r>
+      <w:r>
+        <w:t xml:space="preserve"> Install the Golang,</w:t>
       </w:r>
     </w:p>
     <w:tbl>
@@ -5833,136 +8143,370 @@
             <w:tcW w:w="9350" w:type="dxa"/>
           </w:tcPr>
           <w:p>
-            <w:pPr>
-              <w:pStyle w:val="HTML"/>
-              <w:rPr>
-                <w:rFonts w:asciiTheme="minorHAnsi" w:hAnsiTheme="minorHAnsi" w:cstheme="minorHAnsi"/>
-                <w:sz w:val="22"/>
-                <w:szCs w:val="22"/>
-              </w:rPr>
-            </w:pPr>
-            <w:r>
-              <w:rPr>
-                <w:rFonts w:asciiTheme="minorHAnsi" w:hAnsiTheme="minorHAnsi" w:cstheme="minorHAnsi"/>
-                <w:sz w:val="22"/>
-                <w:szCs w:val="22"/>
-              </w:rPr>
+            <w:r>
               <w:t>// Prerequisite: Go v1.14.8</w:t>
             </w:r>
-            <w:r>
-              <w:rPr>
-                <w:rFonts w:asciiTheme="minorHAnsi" w:hAnsiTheme="minorHAnsi" w:cstheme="minorHAnsi"/>
-                <w:sz w:val="22"/>
-                <w:szCs w:val="22"/>
-              </w:rPr>
-              <w:br/>
-              <w:t>$ cd Downloads</w:t>
-            </w:r>
-            <w:r>
-              <w:rPr>
-                <w:rFonts w:asciiTheme="minorHAnsi" w:hAnsiTheme="minorHAnsi" w:cstheme="minorHAnsi"/>
-                <w:sz w:val="22"/>
-                <w:szCs w:val="22"/>
-              </w:rPr>
-              <w:br/>
-              <w:t>$ wget https://golang.org/dl/go1.14.8.linux-amd64.tar.gz</w:t>
-            </w:r>
-            <w:r>
-              <w:rPr>
-                <w:rFonts w:asciiTheme="minorHAnsi" w:hAnsiTheme="minorHAnsi" w:cstheme="minorHAnsi"/>
-                <w:sz w:val="22"/>
-                <w:szCs w:val="22"/>
-              </w:rPr>
-              <w:br/>
-              <w:t>$ tar -xzf go1.14.8.linux-amd64.tar.gz</w:t>
-            </w:r>
-          </w:p>
-          <w:p>
-            <w:pPr>
-              <w:pStyle w:val="HTML"/>
-              <w:rPr>
-                <w:rFonts w:asciiTheme="minorHAnsi" w:hAnsiTheme="minorHAnsi" w:cstheme="minorHAnsi"/>
-                <w:sz w:val="22"/>
-                <w:szCs w:val="22"/>
-              </w:rPr>
-            </w:pPr>
-            <w:r>
-              <w:rPr>
-                <w:rFonts w:asciiTheme="minorHAnsi" w:hAnsiTheme="minorHAnsi" w:cstheme="minorHAnsi"/>
-                <w:sz w:val="22"/>
-                <w:szCs w:val="22"/>
-              </w:rPr>
-              <w:t xml:space="preserve">$ sudo rm -rf </w:t>
-            </w:r>
-            <w:r>
-              <w:rPr>
-                <w:rFonts w:asciiTheme="minorHAnsi" w:hAnsiTheme="minorHAnsi" w:cstheme="minorHAnsi"/>
-                <w:sz w:val="22"/>
-                <w:szCs w:val="22"/>
-              </w:rPr>
-              <w:t>/usr/local</w:t>
-            </w:r>
-            <w:r>
-              <w:rPr>
-                <w:rFonts w:asciiTheme="minorHAnsi" w:hAnsiTheme="minorHAnsi" w:cstheme="minorHAnsi"/>
-                <w:sz w:val="22"/>
-                <w:szCs w:val="22"/>
-              </w:rPr>
-              <w:t>/go</w:t>
-            </w:r>
-            <w:r>
-              <w:rPr>
-                <w:rFonts w:asciiTheme="minorHAnsi" w:hAnsiTheme="minorHAnsi" w:cstheme="minorHAnsi"/>
-                <w:sz w:val="22"/>
-                <w:szCs w:val="22"/>
-              </w:rPr>
-              <w:br/>
-              <w:t>$ sudo mv go /usr/local</w:t>
-            </w:r>
-            <w:r>
-              <w:rPr>
-                <w:rFonts w:asciiTheme="minorHAnsi" w:hAnsiTheme="minorHAnsi" w:cstheme="minorHAnsi"/>
-                <w:sz w:val="22"/>
-                <w:szCs w:val="22"/>
-              </w:rPr>
-              <w:br/>
-              <w:t>$ mkdir -p $HOME/joe/go</w:t>
-            </w:r>
-            <w:r>
-              <w:rPr>
-                <w:rFonts w:asciiTheme="minorHAnsi" w:hAnsiTheme="minorHAnsi" w:cstheme="minorHAnsi"/>
-                <w:sz w:val="22"/>
-                <w:szCs w:val="22"/>
-              </w:rPr>
-              <w:br/>
+          </w:p>
+          <w:p>
+            <w:r>
+              <w:t xml:space="preserve">$ cd </w:t>
+            </w:r>
+            <w:r>
+              <w:t>$HOME/</w:t>
+            </w:r>
+            <w:r>
+              <w:t>d</w:t>
+            </w:r>
+            <w:r>
+              <w:t>ownloads</w:t>
+            </w:r>
+          </w:p>
+          <w:p>
+            <w:r>
+              <w:rPr>
+                <w:rFonts w:hint="eastAsia"/>
+              </w:rPr>
+              <w:t>$</w:t>
+            </w:r>
+            <w:r>
+              <w:t xml:space="preserve"> </w:t>
+            </w:r>
+            <w:r>
+              <w:rPr>
+                <w:b/>
+                <w:bCs/>
+                <w:color w:val="FF0000"/>
+              </w:rPr>
+              <w:t>…</w:t>
+            </w:r>
+            <w:r>
+              <w:t xml:space="preserve"> </w:t>
+            </w:r>
+            <w:r>
+              <w:t xml:space="preserve">// download </w:t>
+            </w:r>
+            <w:r>
+              <w:t>go1.14.8.linux-amd64.tar.gz</w:t>
+            </w:r>
+            <w:r>
+              <w:t xml:space="preserve"> on node one, e.g., via </w:t>
+            </w:r>
+            <w:proofErr w:type="spellStart"/>
+            <w:r>
+              <w:t>winscp</w:t>
+            </w:r>
+            <w:proofErr w:type="spellEnd"/>
+            <w:r>
+              <w:t>,</w:t>
+            </w:r>
+          </w:p>
+          <w:p>
+            <w:pPr>
+              <w:rPr>
+                <w:color w:val="FF0000"/>
+              </w:rPr>
+            </w:pPr>
+            <w:r>
+              <w:rPr>
+                <w:rFonts w:hint="eastAsia"/>
+                <w:color w:val="FF0000"/>
+              </w:rPr>
+              <w:t>$</w:t>
+            </w:r>
+            <w:r>
+              <w:rPr>
+                <w:color w:val="FF0000"/>
+              </w:rPr>
+              <w:t xml:space="preserve"> </w:t>
+            </w:r>
+            <w:proofErr w:type="spellStart"/>
+            <w:r>
+              <w:rPr>
+                <w:color w:val="FF0000"/>
+              </w:rPr>
+              <w:t>scp</w:t>
+            </w:r>
+            <w:proofErr w:type="spellEnd"/>
+            <w:r>
+              <w:rPr>
+                <w:color w:val="FF0000"/>
+              </w:rPr>
+              <w:t xml:space="preserve"> go1.14.8.linux-amd64.tar.gz </w:t>
+            </w:r>
+            <w:proofErr w:type="gramStart"/>
+            <w:r>
+              <w:rPr>
+                <w:color w:val="FF0000"/>
+              </w:rPr>
+              <w:t>root@172.31.210.70:$</w:t>
+            </w:r>
+            <w:proofErr w:type="gramEnd"/>
+            <w:r>
+              <w:rPr>
+                <w:color w:val="FF0000"/>
+              </w:rPr>
+              <w:t>HOME/downloads</w:t>
+            </w:r>
+          </w:p>
+          <w:p>
+            <w:pPr>
+              <w:rPr>
+                <w:color w:val="FF0000"/>
+              </w:rPr>
+            </w:pPr>
+            <w:r>
+              <w:rPr>
+                <w:rFonts w:hint="eastAsia"/>
+                <w:color w:val="FF0000"/>
+              </w:rPr>
+              <w:t>$</w:t>
+            </w:r>
+            <w:r>
+              <w:rPr>
+                <w:color w:val="FF0000"/>
+              </w:rPr>
+              <w:t xml:space="preserve"> </w:t>
+            </w:r>
+            <w:proofErr w:type="spellStart"/>
+            <w:r>
+              <w:rPr>
+                <w:color w:val="FF0000"/>
+              </w:rPr>
+              <w:t>scp</w:t>
+            </w:r>
+            <w:proofErr w:type="spellEnd"/>
+            <w:r>
+              <w:rPr>
+                <w:color w:val="FF0000"/>
+              </w:rPr>
+              <w:t xml:space="preserve"> go1.14.8.linux-amd64.tar.gz </w:t>
+            </w:r>
+            <w:proofErr w:type="gramStart"/>
+            <w:r>
+              <w:rPr>
+                <w:color w:val="FF0000"/>
+              </w:rPr>
+              <w:t>root@172.31.210.7</w:t>
+            </w:r>
+            <w:r>
+              <w:rPr>
+                <w:color w:val="FF0000"/>
+              </w:rPr>
+              <w:t>1</w:t>
+            </w:r>
+            <w:r>
+              <w:rPr>
+                <w:color w:val="FF0000"/>
+              </w:rPr>
+              <w:t>:$</w:t>
+            </w:r>
+            <w:proofErr w:type="gramEnd"/>
+            <w:r>
+              <w:rPr>
+                <w:color w:val="FF0000"/>
+              </w:rPr>
+              <w:t>HOME/downloads</w:t>
+            </w:r>
+          </w:p>
+          <w:p>
+            <w:pPr>
+              <w:rPr>
+                <w:color w:val="FF0000"/>
+              </w:rPr>
+            </w:pPr>
+            <w:r>
+              <w:rPr>
+                <w:rFonts w:hint="eastAsia"/>
+                <w:color w:val="FF0000"/>
+              </w:rPr>
+              <w:t>$</w:t>
+            </w:r>
+            <w:r>
+              <w:rPr>
+                <w:color w:val="FF0000"/>
+              </w:rPr>
+              <w:t xml:space="preserve"> …</w:t>
+            </w:r>
+          </w:p>
+          <w:p>
+            <w:pPr>
+              <w:rPr>
+                <w:color w:val="FF0000"/>
+              </w:rPr>
+            </w:pPr>
+            <w:r>
+              <w:rPr>
+                <w:rFonts w:hint="eastAsia"/>
+                <w:color w:val="FF0000"/>
+              </w:rPr>
+              <w:t>$</w:t>
+            </w:r>
+            <w:r>
+              <w:rPr>
+                <w:color w:val="FF0000"/>
+              </w:rPr>
+              <w:t xml:space="preserve"> </w:t>
+            </w:r>
+            <w:proofErr w:type="spellStart"/>
+            <w:r>
+              <w:rPr>
+                <w:color w:val="FF0000"/>
+              </w:rPr>
+              <w:t>scp</w:t>
+            </w:r>
+            <w:proofErr w:type="spellEnd"/>
+            <w:r>
+              <w:rPr>
+                <w:color w:val="FF0000"/>
+              </w:rPr>
+              <w:t xml:space="preserve"> go1.14.8.linux-amd64.tar.gz </w:t>
+            </w:r>
+            <w:proofErr w:type="gramStart"/>
+            <w:r>
+              <w:rPr>
+                <w:color w:val="FF0000"/>
+              </w:rPr>
+              <w:t>root@172.31.210.7</w:t>
+            </w:r>
+            <w:r>
+              <w:rPr>
+                <w:color w:val="FF0000"/>
+              </w:rPr>
+              <w:t>9</w:t>
+            </w:r>
+            <w:r>
+              <w:rPr>
+                <w:color w:val="FF0000"/>
+              </w:rPr>
+              <w:t>:$</w:t>
+            </w:r>
+            <w:proofErr w:type="gramEnd"/>
+            <w:r>
+              <w:rPr>
+                <w:color w:val="FF0000"/>
+              </w:rPr>
+              <w:t>HOME/downloads</w:t>
+            </w:r>
+          </w:p>
+          <w:p>
+            <w:pPr>
+              <w:rPr>
+                <w:rFonts w:hint="eastAsia"/>
+              </w:rPr>
+            </w:pPr>
+          </w:p>
+          <w:p>
+            <w:pPr>
+              <w:rPr>
+                <w:rFonts w:cstheme="minorHAnsi"/>
+              </w:rPr>
+            </w:pPr>
+            <w:r>
+              <w:rPr>
+                <w:rFonts w:hint="eastAsia"/>
+              </w:rPr>
+              <w:t>$</w:t>
+            </w:r>
+            <w:r>
+              <w:t xml:space="preserve"> </w:t>
+            </w:r>
+            <w:r>
+              <w:rPr>
+                <w:rFonts w:cstheme="minorHAnsi"/>
+              </w:rPr>
+              <w:t>tar -</w:t>
+            </w:r>
+            <w:proofErr w:type="spellStart"/>
+            <w:r>
+              <w:rPr>
+                <w:rFonts w:cstheme="minorHAnsi"/>
+              </w:rPr>
+              <w:t>xzf</w:t>
+            </w:r>
+            <w:proofErr w:type="spellEnd"/>
+            <w:r>
+              <w:rPr>
+                <w:rFonts w:cstheme="minorHAnsi"/>
+              </w:rPr>
+              <w:t xml:space="preserve"> go1.14.8.linux-amd64.tar.gz</w:t>
+            </w:r>
+          </w:p>
+          <w:p>
+            <w:r>
+              <w:t xml:space="preserve">$ </w:t>
+            </w:r>
+            <w:proofErr w:type="spellStart"/>
+            <w:r>
+              <w:t>sudo</w:t>
+            </w:r>
+            <w:proofErr w:type="spellEnd"/>
+            <w:r>
+              <w:t xml:space="preserve"> mv go /</w:t>
+            </w:r>
+            <w:proofErr w:type="spellStart"/>
+            <w:r>
+              <w:t>usr</w:t>
+            </w:r>
+            <w:proofErr w:type="spellEnd"/>
+            <w:r>
+              <w:t>/local</w:t>
+            </w:r>
+          </w:p>
+          <w:p>
+            <w:r>
+              <w:t xml:space="preserve">$ </w:t>
+            </w:r>
+            <w:proofErr w:type="spellStart"/>
+            <w:r>
+              <w:t>mkdir</w:t>
+            </w:r>
+            <w:proofErr w:type="spellEnd"/>
+            <w:r>
+              <w:t xml:space="preserve"> -p $HOME/go</w:t>
+            </w:r>
+          </w:p>
+          <w:p>
+            <w:r>
               <w:t>$ echo 'export PATH=$PATH:/usr/local/go/bin' &gt;&gt; ~/.bashrc</w:t>
             </w:r>
-            <w:r>
-              <w:rPr>
-                <w:rFonts w:asciiTheme="minorHAnsi" w:hAnsiTheme="minorHAnsi" w:cstheme="minorHAnsi"/>
-                <w:sz w:val="22"/>
-                <w:szCs w:val="22"/>
-              </w:rPr>
-              <w:br/>
-              <w:t>$ echo 'export GOPATH=$HOME/joe/go' &gt;&gt; ~/.bashrc</w:t>
-            </w:r>
-            <w:r>
-              <w:rPr>
-                <w:rFonts w:asciiTheme="minorHAnsi" w:hAnsiTheme="minorHAnsi" w:cstheme="minorHAnsi"/>
-                <w:sz w:val="22"/>
-                <w:szCs w:val="22"/>
-              </w:rPr>
-              <w:br/>
+          </w:p>
+          <w:p>
+            <w:r>
+              <w:t>$ echo 'export GOPATH=$HOME/go' &gt;&gt; ~</w:t>
+            </w:r>
+            <w:proofErr w:type="gramStart"/>
+            <w:r>
+              <w:t>/.</w:t>
+            </w:r>
+            <w:proofErr w:type="spellStart"/>
+            <w:r>
+              <w:t>bashrc</w:t>
+            </w:r>
+            <w:proofErr w:type="spellEnd"/>
+            <w:proofErr w:type="gramEnd"/>
+          </w:p>
+          <w:p>
+            <w:r>
               <w:t>$ source ~/.bashrc</w:t>
             </w:r>
-            <w:r>
-              <w:rPr>
-                <w:rFonts w:asciiTheme="minorHAnsi" w:hAnsiTheme="minorHAnsi" w:cstheme="minorHAnsi"/>
-                <w:sz w:val="22"/>
-                <w:szCs w:val="22"/>
-              </w:rPr>
-              <w:br/>
+          </w:p>
+          <w:p>
+            <w:r>
               <w:t>$ go version</w:t>
+            </w:r>
+            <w:r>
+              <w:t xml:space="preserve"> // </w:t>
+            </w:r>
+            <w:r>
+              <w:t xml:space="preserve">go1.14.8 </w:t>
+            </w:r>
+            <w:proofErr w:type="spellStart"/>
+            <w:r>
+              <w:t>linux</w:t>
+            </w:r>
+            <w:proofErr w:type="spellEnd"/>
+            <w:r>
+              <w:t>/amd64</w:t>
             </w:r>
           </w:p>
         </w:tc>
@@ -5970,33 +8514,45 @@
     </w:tbl>
     <w:p/>
     <w:p>
-      <w:r>
-        <w:rPr>
-          <w:rFonts w:hint="eastAsia"/>
-        </w:rPr>
-        <w:lastRenderedPageBreak/>
-        <w:t>如果是</w:t>
-      </w:r>
-      <w:r>
-        <w:rPr>
-          <w:rFonts w:hint="eastAsia"/>
-        </w:rPr>
-        <w:t>墙内</w:t>
-      </w:r>
-      <w:r>
-        <w:rPr>
-          <w:rFonts w:hint="eastAsia"/>
-        </w:rPr>
-        <w:t>安装</w:t>
-      </w:r>
-      <w:r>
-        <w:t>Golang</w:t>
-      </w:r>
-      <w:r>
-        <w:rPr>
-          <w:rFonts w:hint="eastAsia"/>
-        </w:rPr>
-        <w:t>，采用命令如下，</w:t>
+      <w:pPr>
+        <w:rPr>
+          <w:rFonts w:hint="eastAsia"/>
+        </w:rPr>
+      </w:pPr>
+      <w:r>
+        <w:rPr>
+          <w:rFonts w:hint="eastAsia"/>
+          <w:b/>
+          <w:bCs/>
+        </w:rPr>
+        <w:t>S</w:t>
+      </w:r>
+      <w:r>
+        <w:rPr>
+          <w:b/>
+          <w:bCs/>
+        </w:rPr>
+        <w:t xml:space="preserve">tep </w:t>
+      </w:r>
+      <w:r>
+        <w:rPr>
+          <w:b/>
+          <w:bCs/>
+        </w:rPr>
+        <w:t>7</w:t>
+      </w:r>
+      <w:r>
+        <w:rPr>
+          <w:b/>
+          <w:bCs/>
+        </w:rPr>
+        <w:t>:</w:t>
+      </w:r>
+      <w:r>
+        <w:t xml:space="preserve"> Install the </w:t>
+      </w:r>
+      <w:r>
+        <w:t>Nodejs,</w:t>
       </w:r>
     </w:p>
     <w:tbl>
@@ -6014,135 +8570,432 @@
             <w:tcW w:w="9350" w:type="dxa"/>
           </w:tcPr>
           <w:p>
-            <w:r>
-              <w:t>// Prerequisite: Go v1.14.8</w:t>
-            </w:r>
-          </w:p>
-          <w:p>
-            <w:r>
-              <w:t xml:space="preserve">$ cd </w:t>
-            </w:r>
-            <w:r>
-              <w:t>$HOME/</w:t>
-            </w:r>
-            <w:r>
-              <w:t>d</w:t>
-            </w:r>
-            <w:r>
-              <w:t>ownloads</w:t>
-            </w:r>
-          </w:p>
-          <w:p>
-            <w:r>
+            <w:pPr>
+              <w:pStyle w:val="HTML"/>
+              <w:rPr>
+                <w:rFonts w:asciiTheme="minorHAnsi" w:hAnsiTheme="minorHAnsi" w:cstheme="minorHAnsi"/>
+                <w:sz w:val="22"/>
+                <w:szCs w:val="22"/>
+              </w:rPr>
+            </w:pPr>
+            <w:r>
+              <w:rPr>
+                <w:rFonts w:asciiTheme="minorHAnsi" w:hAnsiTheme="minorHAnsi" w:cstheme="minorHAnsi"/>
+                <w:sz w:val="22"/>
+                <w:szCs w:val="22"/>
+              </w:rPr>
+              <w:t>// Prerequisite: Node.js v12.20.1 or higher</w:t>
+            </w:r>
+          </w:p>
+          <w:p>
+            <w:pPr>
+              <w:pStyle w:val="HTML"/>
+              <w:rPr>
+                <w:rFonts w:asciiTheme="minorHAnsi" w:hAnsiTheme="minorHAnsi" w:cstheme="minorHAnsi"/>
+                <w:sz w:val="22"/>
+                <w:szCs w:val="22"/>
+              </w:rPr>
+            </w:pPr>
+            <w:r>
+              <w:rPr>
+                <w:rFonts w:asciiTheme="minorHAnsi" w:hAnsiTheme="minorHAnsi" w:cstheme="minorHAnsi"/>
+                <w:sz w:val="22"/>
+                <w:szCs w:val="22"/>
+              </w:rPr>
+              <w:t>$ cd $HOME/downloads</w:t>
+            </w:r>
+            <w:r>
+              <w:rPr>
+                <w:rFonts w:asciiTheme="minorHAnsi" w:hAnsiTheme="minorHAnsi" w:cstheme="minorHAnsi"/>
+                <w:sz w:val="22"/>
+                <w:szCs w:val="22"/>
+              </w:rPr>
+              <w:br/>
               <w:t xml:space="preserve">$ </w:t>
             </w:r>
             <w:r>
               <w:rPr>
-                <w:rFonts w:hint="eastAsia"/>
-              </w:rPr>
-              <w:t xml:space="preserve">wget </w:t>
-            </w:r>
-            <w:hyperlink r:id="rId30" w:history="1">
-              <w:r>
-                <w:rPr>
-                  <w:rStyle w:val="a7"/>
-                  <w:rFonts w:hint="eastAsia"/>
-                  <w:color w:val="auto"/>
-                  <w:u w:val="none"/>
-                </w:rPr>
-                <w:t>https://golang.google.cn/dl/go1.14.8.linux-amd64.tar.gz</w:t>
-              </w:r>
-            </w:hyperlink>
-          </w:p>
-          <w:p>
-            <w:r>
-              <w:rPr>
+                <w:rFonts w:asciiTheme="minorHAnsi" w:hAnsiTheme="minorHAnsi" w:cstheme="minorHAnsi"/>
+                <w:sz w:val="22"/>
+                <w:szCs w:val="22"/>
+              </w:rPr>
+              <w:t>curl -</w:t>
+            </w:r>
+            <w:proofErr w:type="spellStart"/>
+            <w:r>
+              <w:rPr>
+                <w:rFonts w:asciiTheme="minorHAnsi" w:hAnsiTheme="minorHAnsi" w:cstheme="minorHAnsi"/>
+                <w:sz w:val="22"/>
+                <w:szCs w:val="22"/>
+              </w:rPr>
+              <w:t>sL</w:t>
+            </w:r>
+            <w:proofErr w:type="spellEnd"/>
+            <w:r>
+              <w:rPr>
+                <w:rFonts w:asciiTheme="minorHAnsi" w:hAnsiTheme="minorHAnsi" w:cstheme="minorHAnsi"/>
+                <w:sz w:val="22"/>
+                <w:szCs w:val="22"/>
+              </w:rPr>
+              <w:t xml:space="preserve"> https://deb.nodesource.com/setup_12.x -o nodesource_setup.sh</w:t>
+            </w:r>
+          </w:p>
+          <w:p>
+            <w:pPr>
+              <w:pStyle w:val="HTML"/>
+              <w:rPr>
+                <w:rFonts w:asciiTheme="minorHAnsi" w:hAnsiTheme="minorHAnsi" w:cstheme="minorHAnsi"/>
+                <w:sz w:val="22"/>
+                <w:szCs w:val="22"/>
+              </w:rPr>
+            </w:pPr>
+            <w:r>
+              <w:rPr>
+                <w:rFonts w:asciiTheme="minorHAnsi" w:hAnsiTheme="minorHAnsi" w:cstheme="minorHAnsi"/>
+                <w:sz w:val="22"/>
+                <w:szCs w:val="22"/>
+              </w:rPr>
+              <w:t xml:space="preserve">$ </w:t>
+            </w:r>
+            <w:proofErr w:type="spellStart"/>
+            <w:r>
+              <w:rPr>
+                <w:rFonts w:asciiTheme="minorHAnsi" w:hAnsiTheme="minorHAnsi" w:cstheme="minorHAnsi"/>
+                <w:sz w:val="22"/>
+                <w:szCs w:val="22"/>
+              </w:rPr>
+              <w:t>sudo</w:t>
+            </w:r>
+            <w:proofErr w:type="spellEnd"/>
+            <w:r>
+              <w:rPr>
+                <w:rFonts w:asciiTheme="minorHAnsi" w:hAnsiTheme="minorHAnsi" w:cstheme="minorHAnsi"/>
+                <w:sz w:val="22"/>
+                <w:szCs w:val="22"/>
+              </w:rPr>
+              <w:t xml:space="preserve"> </w:t>
+            </w:r>
+            <w:proofErr w:type="spellStart"/>
+            <w:r>
+              <w:rPr>
+                <w:rFonts w:asciiTheme="minorHAnsi" w:hAnsiTheme="minorHAnsi" w:cstheme="minorHAnsi"/>
+                <w:sz w:val="22"/>
+                <w:szCs w:val="22"/>
+              </w:rPr>
+              <w:t>chmod</w:t>
+            </w:r>
+            <w:proofErr w:type="spellEnd"/>
+            <w:r>
+              <w:rPr>
+                <w:rFonts w:asciiTheme="minorHAnsi" w:hAnsiTheme="minorHAnsi" w:cstheme="minorHAnsi"/>
+                <w:sz w:val="22"/>
+                <w:szCs w:val="22"/>
+              </w:rPr>
+              <w:t xml:space="preserve"> +x nodesource_setup.sh</w:t>
+            </w:r>
+            <w:r>
+              <w:rPr>
+                <w:rFonts w:asciiTheme="minorHAnsi" w:hAnsiTheme="minorHAnsi" w:cstheme="minorHAnsi"/>
+                <w:sz w:val="22"/>
+                <w:szCs w:val="22"/>
+              </w:rPr>
+              <w:br/>
+              <w:t xml:space="preserve">$ </w:t>
+            </w:r>
+            <w:proofErr w:type="spellStart"/>
+            <w:r>
+              <w:rPr>
+                <w:rFonts w:asciiTheme="minorHAnsi" w:hAnsiTheme="minorHAnsi" w:cstheme="minorHAnsi"/>
+                <w:sz w:val="22"/>
+                <w:szCs w:val="22"/>
+              </w:rPr>
+              <w:t>sudo</w:t>
+            </w:r>
+            <w:proofErr w:type="spellEnd"/>
+            <w:r>
+              <w:rPr>
+                <w:rFonts w:asciiTheme="minorHAnsi" w:hAnsiTheme="minorHAnsi" w:cstheme="minorHAnsi"/>
+                <w:sz w:val="22"/>
+                <w:szCs w:val="22"/>
+              </w:rPr>
+              <w:t xml:space="preserve"> bash nodesource_setup.sh</w:t>
+            </w:r>
+            <w:r>
+              <w:rPr>
+                <w:rFonts w:asciiTheme="minorHAnsi" w:hAnsiTheme="minorHAnsi" w:cstheme="minorHAnsi"/>
+                <w:sz w:val="22"/>
+                <w:szCs w:val="22"/>
+              </w:rPr>
+              <w:br/>
+              <w:t xml:space="preserve">$ </w:t>
+            </w:r>
+            <w:proofErr w:type="spellStart"/>
+            <w:r>
+              <w:rPr>
+                <w:rFonts w:asciiTheme="minorHAnsi" w:hAnsiTheme="minorHAnsi" w:cstheme="minorHAnsi"/>
+                <w:sz w:val="22"/>
+                <w:szCs w:val="22"/>
+              </w:rPr>
+              <w:t>sudo</w:t>
+            </w:r>
+            <w:proofErr w:type="spellEnd"/>
+            <w:r>
+              <w:rPr>
+                <w:rFonts w:asciiTheme="minorHAnsi" w:hAnsiTheme="minorHAnsi" w:cstheme="minorHAnsi"/>
+                <w:sz w:val="22"/>
+                <w:szCs w:val="22"/>
+              </w:rPr>
+              <w:t xml:space="preserve"> apt-get install -y </w:t>
+            </w:r>
+            <w:proofErr w:type="spellStart"/>
+            <w:r>
+              <w:rPr>
+                <w:rFonts w:asciiTheme="minorHAnsi" w:hAnsiTheme="minorHAnsi" w:cstheme="minorHAnsi"/>
+                <w:sz w:val="22"/>
+                <w:szCs w:val="22"/>
+              </w:rPr>
+              <w:t>nodejs</w:t>
+            </w:r>
+            <w:proofErr w:type="spellEnd"/>
+            <w:r>
+              <w:rPr>
+                <w:rFonts w:asciiTheme="minorHAnsi" w:hAnsiTheme="minorHAnsi" w:cstheme="minorHAnsi"/>
+                <w:sz w:val="22"/>
+                <w:szCs w:val="22"/>
+              </w:rPr>
+              <w:t xml:space="preserve"> --allow-unauthenticated</w:t>
+            </w:r>
+            <w:r>
+              <w:rPr>
+                <w:rFonts w:asciiTheme="minorHAnsi" w:hAnsiTheme="minorHAnsi" w:cstheme="minorHAnsi"/>
+                <w:sz w:val="22"/>
+                <w:szCs w:val="22"/>
+              </w:rPr>
+              <w:br/>
+              <w:t xml:space="preserve">$ </w:t>
+            </w:r>
+            <w:proofErr w:type="spellStart"/>
+            <w:r>
+              <w:rPr>
+                <w:rFonts w:asciiTheme="minorHAnsi" w:hAnsiTheme="minorHAnsi" w:cstheme="minorHAnsi"/>
+                <w:sz w:val="22"/>
+                <w:szCs w:val="22"/>
+              </w:rPr>
+              <w:t>nodejs</w:t>
+            </w:r>
+            <w:proofErr w:type="spellEnd"/>
+            <w:r>
+              <w:rPr>
+                <w:rFonts w:asciiTheme="minorHAnsi" w:hAnsiTheme="minorHAnsi" w:cstheme="minorHAnsi"/>
+                <w:sz w:val="22"/>
+                <w:szCs w:val="22"/>
+              </w:rPr>
+              <w:t xml:space="preserve"> -v</w:t>
+            </w:r>
+            <w:r>
+              <w:rPr>
+                <w:rFonts w:asciiTheme="minorHAnsi" w:hAnsiTheme="minorHAnsi" w:cstheme="minorHAnsi"/>
+                <w:sz w:val="22"/>
+                <w:szCs w:val="22"/>
+              </w:rPr>
+              <w:t xml:space="preserve"> // v12.22.12</w:t>
+            </w:r>
+          </w:p>
+          <w:p>
+            <w:pPr>
+              <w:pStyle w:val="HTML"/>
+              <w:rPr>
+                <w:rFonts w:asciiTheme="minorHAnsi" w:hAnsiTheme="minorHAnsi" w:cstheme="minorHAnsi"/>
+                <w:sz w:val="22"/>
+                <w:szCs w:val="22"/>
+              </w:rPr>
+            </w:pPr>
+          </w:p>
+          <w:p>
+            <w:pPr>
+              <w:pStyle w:val="HTML"/>
+              <w:rPr>
+                <w:rFonts w:asciiTheme="minorHAnsi" w:hAnsiTheme="minorHAnsi" w:cstheme="minorHAnsi"/>
+                <w:sz w:val="22"/>
+                <w:szCs w:val="22"/>
+              </w:rPr>
+            </w:pPr>
+            <w:r>
+              <w:rPr>
+                <w:rFonts w:asciiTheme="minorHAnsi" w:hAnsiTheme="minorHAnsi" w:cstheme="minorHAnsi"/>
+                <w:sz w:val="22"/>
+                <w:szCs w:val="22"/>
+              </w:rPr>
+              <w:t>$ curl -o- https://raw.githubusercontent.com/nvm-sh/nvm/v0.35.3/install.sh | bash</w:t>
+            </w:r>
+            <w:r>
+              <w:rPr>
+                <w:rFonts w:asciiTheme="minorHAnsi" w:hAnsiTheme="minorHAnsi" w:cstheme="minorHAnsi"/>
+                <w:sz w:val="22"/>
+                <w:szCs w:val="22"/>
+              </w:rPr>
+              <w:br/>
+              <w:t>$ /</w:t>
+            </w:r>
+            <w:r>
+              <w:rPr>
+                <w:rFonts w:ascii="Times New Roman" w:hAnsi="Times New Roman" w:cs="Times New Roman"/>
+                <w:sz w:val="22"/>
+                <w:szCs w:val="22"/>
+              </w:rPr>
+              <w:t xml:space="preserve">/ </w:t>
+            </w:r>
+            <w:r>
+              <w:rPr>
+                <w:rFonts w:ascii="Times New Roman" w:hAnsi="Times New Roman" w:cs="Times New Roman"/>
+                <w:b/>
+                <w:bCs/>
                 <w:color w:val="FF0000"/>
-              </w:rPr>
+                <w:sz w:val="22"/>
+                <w:szCs w:val="22"/>
+              </w:rPr>
+              <w:t>close the terminals, and open the terminals again</w:t>
+            </w:r>
+            <w:r>
+              <w:rPr>
+                <w:rFonts w:asciiTheme="minorHAnsi" w:hAnsiTheme="minorHAnsi" w:cstheme="minorHAnsi"/>
+                <w:sz w:val="22"/>
+                <w:szCs w:val="22"/>
+              </w:rPr>
+              <w:br/>
+            </w:r>
+            <w:r>
+              <w:rPr>
+                <w:rFonts w:asciiTheme="minorHAnsi" w:hAnsiTheme="minorHAnsi" w:cstheme="minorHAnsi"/>
+                <w:sz w:val="22"/>
+                <w:szCs w:val="22"/>
+              </w:rPr>
+              <w:t>$ cd $HOME/downloads</w:t>
+            </w:r>
+          </w:p>
+          <w:p>
+            <w:pPr>
+              <w:pStyle w:val="HTML"/>
+              <w:rPr>
+                <w:rFonts w:asciiTheme="minorHAnsi" w:hAnsiTheme="minorHAnsi" w:cstheme="minorHAnsi"/>
+                <w:sz w:val="22"/>
+                <w:szCs w:val="22"/>
+              </w:rPr>
+            </w:pPr>
+            <w:r>
+              <w:rPr>
+                <w:rFonts w:asciiTheme="minorHAnsi" w:hAnsiTheme="minorHAnsi" w:cstheme="minorHAnsi"/>
+                <w:sz w:val="22"/>
+                <w:szCs w:val="22"/>
+              </w:rPr>
+              <w:lastRenderedPageBreak/>
               <w:t xml:space="preserve">$ </w:t>
             </w:r>
-            <w:r>
-              <w:rPr>
-                <w:color w:val="D9D9D9" w:themeColor="background1" w:themeShade="D9"/>
-              </w:rPr>
-              <w:t xml:space="preserve">wget </w:t>
-            </w:r>
-            <w:hyperlink r:id="rId31" w:history="1">
-              <w:r>
-                <w:rPr>
-                  <w:rStyle w:val="a7"/>
-                  <w:color w:val="D9D9D9" w:themeColor="background1" w:themeShade="D9"/>
-                </w:rPr>
-                <w:t>https://gitee.com/joe320653/go/repository/archive/go1.14.8.linux?format=tar.gz</w:t>
-              </w:r>
-            </w:hyperlink>
-            <w:r>
-              <w:rPr>
-                <w:color w:val="FF0000"/>
-              </w:rPr>
-              <w:t xml:space="preserve"> // </w:t>
-            </w:r>
-            <w:r>
-              <w:rPr>
-                <w:rFonts w:hint="eastAsia"/>
-                <w:color w:val="FF0000"/>
-              </w:rPr>
-              <w:t>手动</w:t>
-            </w:r>
-            <w:r>
-              <w:rPr>
-                <w:color w:val="FF0000"/>
-              </w:rPr>
-              <w:t xml:space="preserve">WinSCP </w:t>
-            </w:r>
-            <w:r>
-              <w:rPr>
-                <w:rFonts w:hint="eastAsia"/>
-                <w:color w:val="FF0000"/>
-              </w:rPr>
-              <w:t>传输过去</w:t>
-            </w:r>
-          </w:p>
-          <w:p>
-            <w:r>
-              <w:t>$ tar -xzf go1.14.8.linux-amd64.tar.gz</w:t>
-            </w:r>
-          </w:p>
-          <w:p>
-            <w:r>
-              <w:t>$ sudo mv go /usr/local</w:t>
-            </w:r>
-          </w:p>
-          <w:p>
-            <w:r>
-              <w:t>$ mkdir -p $HOME/joe/go</w:t>
-            </w:r>
-          </w:p>
-          <w:p>
-            <w:r>
-              <w:t>$ echo 'export PATH=$PATH:/usr/local/go/bin' &gt;&gt; ~/.bashrc</w:t>
-            </w:r>
-          </w:p>
-          <w:p>
-            <w:r>
-              <w:t>$ echo 'export GOPATH=$HOME/joe/go' &gt;&gt; ~/.bashrc</w:t>
-            </w:r>
-          </w:p>
-          <w:p>
-            <w:r>
-              <w:t>$ source ~/.bashrc</w:t>
-            </w:r>
-          </w:p>
-          <w:p>
-            <w:r>
-              <w:t>$ go version</w:t>
+            <w:proofErr w:type="spellStart"/>
+            <w:r>
+              <w:rPr>
+                <w:rFonts w:asciiTheme="minorHAnsi" w:hAnsiTheme="minorHAnsi" w:cstheme="minorHAnsi"/>
+                <w:sz w:val="22"/>
+                <w:szCs w:val="22"/>
+              </w:rPr>
+              <w:t>sudo</w:t>
+            </w:r>
+            <w:proofErr w:type="spellEnd"/>
+            <w:r>
+              <w:rPr>
+                <w:rFonts w:asciiTheme="minorHAnsi" w:hAnsiTheme="minorHAnsi" w:cstheme="minorHAnsi"/>
+                <w:sz w:val="22"/>
+                <w:szCs w:val="22"/>
+              </w:rPr>
+              <w:t xml:space="preserve"> </w:t>
+            </w:r>
+            <w:proofErr w:type="spellStart"/>
+            <w:r>
+              <w:rPr>
+                <w:rFonts w:asciiTheme="minorHAnsi" w:hAnsiTheme="minorHAnsi" w:cstheme="minorHAnsi"/>
+                <w:sz w:val="22"/>
+                <w:szCs w:val="22"/>
+              </w:rPr>
+              <w:t>npm</w:t>
+            </w:r>
+            <w:proofErr w:type="spellEnd"/>
+            <w:r>
+              <w:rPr>
+                <w:rFonts w:asciiTheme="minorHAnsi" w:hAnsiTheme="minorHAnsi" w:cstheme="minorHAnsi"/>
+                <w:sz w:val="22"/>
+                <w:szCs w:val="22"/>
+              </w:rPr>
+              <w:t xml:space="preserve"> -g install nvm </w:t>
+            </w:r>
+            <w:r>
+              <w:rPr>
+                <w:rFonts w:asciiTheme="minorHAnsi" w:hAnsiTheme="minorHAnsi" w:cstheme="minorHAnsi"/>
+                <w:sz w:val="22"/>
+                <w:szCs w:val="22"/>
+              </w:rPr>
+              <w:br/>
+              <w:t xml:space="preserve">$ nvm ls available </w:t>
+            </w:r>
+            <w:r>
+              <w:rPr>
+                <w:rFonts w:asciiTheme="minorHAnsi" w:hAnsiTheme="minorHAnsi" w:cstheme="minorHAnsi"/>
+                <w:sz w:val="22"/>
+                <w:szCs w:val="22"/>
+              </w:rPr>
+              <w:br/>
+              <w:t>$ nvm install 12.20.1</w:t>
+            </w:r>
+            <w:r>
+              <w:rPr>
+                <w:rFonts w:asciiTheme="minorHAnsi" w:hAnsiTheme="minorHAnsi" w:cstheme="minorHAnsi"/>
+                <w:sz w:val="22"/>
+                <w:szCs w:val="22"/>
+              </w:rPr>
+              <w:br/>
+              <w:t>$ nvm use 12.20.1</w:t>
             </w:r>
           </w:p>
         </w:tc>
       </w:tr>
     </w:tbl>
     <w:p/>
-    <w:p/>
+    <w:p>
+      <w:r>
+        <w:rPr>
+          <w:rFonts w:hint="eastAsia"/>
+          <w:b/>
+          <w:bCs/>
+        </w:rPr>
+        <w:t>S</w:t>
+      </w:r>
+      <w:r>
+        <w:rPr>
+          <w:b/>
+          <w:bCs/>
+        </w:rPr>
+        <w:t xml:space="preserve">tep </w:t>
+      </w:r>
+      <w:r>
+        <w:rPr>
+          <w:b/>
+          <w:bCs/>
+        </w:rPr>
+        <w:t>8</w:t>
+      </w:r>
+      <w:r>
+        <w:rPr>
+          <w:b/>
+          <w:bCs/>
+        </w:rPr>
+        <w:t>:</w:t>
+      </w:r>
+      <w:r>
+        <w:t xml:space="preserve"> Install the </w:t>
+      </w:r>
+      <w:r>
+        <w:t>NTP,</w:t>
+      </w:r>
+    </w:p>
     <w:tbl>
       <w:tblPr>
         <w:tblStyle w:val="a4"/>
@@ -6158,223 +9011,156 @@
             <w:tcW w:w="9350" w:type="dxa"/>
           </w:tcPr>
           <w:p>
-            <w:pPr>
-              <w:pStyle w:val="HTML"/>
-              <w:rPr>
-                <w:rFonts w:asciiTheme="minorHAnsi" w:hAnsiTheme="minorHAnsi" w:cstheme="minorHAnsi"/>
-                <w:sz w:val="22"/>
-                <w:szCs w:val="22"/>
-              </w:rPr>
-            </w:pPr>
-            <w:r>
-              <w:rPr>
-                <w:rFonts w:asciiTheme="minorHAnsi" w:hAnsiTheme="minorHAnsi" w:cstheme="minorHAnsi"/>
-                <w:sz w:val="22"/>
-                <w:szCs w:val="22"/>
-              </w:rPr>
-              <w:t>// Prerequisite: Node.js v12.20.1 or higher</w:t>
-            </w:r>
-            <w:r>
-              <w:rPr>
-                <w:rFonts w:asciiTheme="minorHAnsi" w:hAnsiTheme="minorHAnsi" w:cstheme="minorHAnsi"/>
-                <w:sz w:val="22"/>
-                <w:szCs w:val="22"/>
-              </w:rPr>
-              <w:br/>
-              <w:t xml:space="preserve">$ ansible peers -m shell -a "echo [T716rrs722] | curl -sL </w:t>
-            </w:r>
-            <w:hyperlink r:id="rId32" w:history="1">
-              <w:r>
-                <w:rPr>
-                  <w:rStyle w:val="a7"/>
-                  <w:rFonts w:asciiTheme="minorHAnsi" w:hAnsiTheme="minorHAnsi" w:cstheme="minorHAnsi"/>
-                  <w:sz w:val="22"/>
-                  <w:szCs w:val="22"/>
-                </w:rPr>
-                <w:t>https://deb.nodesource.com/setup_12.x -o nodesource_setup.sh</w:t>
-              </w:r>
-            </w:hyperlink>
-            <w:r>
-              <w:rPr>
-                <w:rFonts w:asciiTheme="minorHAnsi" w:hAnsiTheme="minorHAnsi" w:cstheme="minorHAnsi"/>
-                <w:sz w:val="22"/>
-                <w:szCs w:val="22"/>
-              </w:rPr>
-              <w:t>"</w:t>
-            </w:r>
-          </w:p>
-          <w:p>
-            <w:pPr>
-              <w:pStyle w:val="HTML"/>
-              <w:rPr>
-                <w:rFonts w:asciiTheme="minorHAnsi" w:hAnsiTheme="minorHAnsi" w:cstheme="minorHAnsi"/>
-                <w:sz w:val="22"/>
-                <w:szCs w:val="22"/>
-              </w:rPr>
-            </w:pPr>
-            <w:r>
-              <w:rPr>
-                <w:rFonts w:asciiTheme="minorHAnsi" w:hAnsiTheme="minorHAnsi" w:cstheme="minorHAnsi"/>
-                <w:sz w:val="22"/>
-                <w:szCs w:val="22"/>
-              </w:rPr>
-              <w:t>$ ansible peers -m shell -</w:t>
-            </w:r>
-            <w:r>
-              <w:rPr>
-                <w:rFonts w:asciiTheme="minorHAnsi" w:hAnsiTheme="minorHAnsi" w:cstheme="minorHAnsi"/>
-                <w:sz w:val="22"/>
-                <w:szCs w:val="22"/>
-              </w:rPr>
-              <w:t>a "echo [T716rrs722] | sudo chmod +x</w:t>
-            </w:r>
-            <w:r>
-              <w:rPr>
-                <w:rFonts w:asciiTheme="minorHAnsi" w:hAnsiTheme="minorHAnsi" w:cstheme="minorHAnsi"/>
-                <w:sz w:val="22"/>
-                <w:szCs w:val="22"/>
-              </w:rPr>
-              <w:t xml:space="preserve"> nodesource_setup.sh"</w:t>
-            </w:r>
-            <w:r>
-              <w:rPr>
-                <w:rFonts w:asciiTheme="minorHAnsi" w:hAnsiTheme="minorHAnsi" w:cstheme="minorHAnsi"/>
-                <w:sz w:val="22"/>
-                <w:szCs w:val="22"/>
-              </w:rPr>
-              <w:br/>
-              <w:t>$ ansible peers -m shell -a "echo [T716rrs722] | sudo bash nodesource_setup.sh"</w:t>
-            </w:r>
-            <w:r>
-              <w:rPr>
-                <w:rFonts w:asciiTheme="minorHAnsi" w:hAnsiTheme="minorHAnsi" w:cstheme="minorHAnsi"/>
-                <w:sz w:val="22"/>
-                <w:szCs w:val="22"/>
-              </w:rPr>
-              <w:br/>
-              <w:t>$ ansible peers -m shell -a "echo [T716rrs722] | sudo apt-get install -y nodejs"</w:t>
-            </w:r>
-            <w:r>
-              <w:rPr>
-                <w:rFonts w:asciiTheme="minorHAnsi" w:hAnsiTheme="minorHAnsi" w:cstheme="minorHAnsi"/>
-                <w:sz w:val="22"/>
-                <w:szCs w:val="22"/>
-              </w:rPr>
-              <w:br/>
-              <w:t>$ ansible peers -m shell -a "echo [T716rrs722] | nodejs -v"</w:t>
-            </w:r>
-          </w:p>
-          <w:p>
-            <w:pPr>
-              <w:pStyle w:val="HTML"/>
-              <w:rPr>
-                <w:rFonts w:asciiTheme="minorHAnsi" w:hAnsiTheme="minorHAnsi" w:cstheme="minorHAnsi"/>
-                <w:sz w:val="22"/>
-                <w:szCs w:val="22"/>
-              </w:rPr>
-            </w:pPr>
-          </w:p>
-          <w:p>
-            <w:pPr>
-              <w:pStyle w:val="HTML"/>
-              <w:rPr>
-                <w:rFonts w:asciiTheme="minorHAnsi" w:hAnsiTheme="minorHAnsi" w:cstheme="minorHAnsi"/>
-                <w:sz w:val="22"/>
-                <w:szCs w:val="22"/>
-              </w:rPr>
-            </w:pPr>
-            <w:r>
-              <w:rPr>
-                <w:rFonts w:asciiTheme="minorHAnsi" w:hAnsiTheme="minorHAnsi" w:cstheme="minorHAnsi"/>
-                <w:sz w:val="22"/>
-                <w:szCs w:val="22"/>
-              </w:rPr>
-              <w:t>$ curl -o- https://raw.githubusercontent.com/nvm-sh/nvm/v0.35.3/install.sh | bash</w:t>
-            </w:r>
-            <w:r>
-              <w:rPr>
-                <w:rFonts w:asciiTheme="minorHAnsi" w:hAnsiTheme="minorHAnsi" w:cstheme="minorHAnsi"/>
-                <w:sz w:val="22"/>
-                <w:szCs w:val="22"/>
-              </w:rPr>
-              <w:br/>
-              <w:t xml:space="preserve">$ // </w:t>
-            </w:r>
-            <w:r>
-              <w:rPr>
-                <w:rFonts w:asciiTheme="minorHAnsi" w:eastAsia="微软雅黑" w:hAnsiTheme="minorHAnsi" w:cstheme="minorHAnsi"/>
-                <w:sz w:val="22"/>
-                <w:szCs w:val="22"/>
-              </w:rPr>
-              <w:t>关闭当前终端。重新打开一个终端，然后，执行后续命令</w:t>
-            </w:r>
-            <w:r>
-              <w:rPr>
-                <w:rFonts w:asciiTheme="minorHAnsi" w:hAnsiTheme="minorHAnsi" w:cstheme="minorHAnsi"/>
-                <w:sz w:val="22"/>
-                <w:szCs w:val="22"/>
-              </w:rPr>
-              <w:t xml:space="preserve"> </w:t>
-            </w:r>
-            <w:r>
-              <w:rPr>
-                <w:rFonts w:asciiTheme="minorHAnsi" w:hAnsiTheme="minorHAnsi" w:cstheme="minorHAnsi"/>
-                <w:sz w:val="22"/>
-                <w:szCs w:val="22"/>
-              </w:rPr>
-              <w:br/>
-              <w:t xml:space="preserve">$ sudo npm -g install nvm </w:t>
-            </w:r>
-            <w:r>
-              <w:rPr>
-                <w:rFonts w:asciiTheme="minorHAnsi" w:hAnsiTheme="minorHAnsi" w:cstheme="minorHAnsi"/>
-                <w:sz w:val="22"/>
-                <w:szCs w:val="22"/>
-              </w:rPr>
-              <w:br/>
-              <w:t xml:space="preserve">$ nvm ls available </w:t>
-            </w:r>
-            <w:r>
-              <w:rPr>
-                <w:rFonts w:asciiTheme="minorHAnsi" w:hAnsiTheme="minorHAnsi" w:cstheme="minorHAnsi"/>
-                <w:sz w:val="22"/>
-                <w:szCs w:val="22"/>
-              </w:rPr>
-              <w:br/>
-              <w:t>$ nvm install 12.20.1</w:t>
-            </w:r>
-            <w:r>
-              <w:rPr>
-                <w:rFonts w:asciiTheme="minorHAnsi" w:hAnsiTheme="minorHAnsi" w:cstheme="minorHAnsi"/>
-                <w:sz w:val="22"/>
-                <w:szCs w:val="22"/>
-              </w:rPr>
-              <w:br/>
-              <w:t>$ nvm use 12.20.1</w:t>
+            <w:r>
+              <w:t>$ sudo apt-get install ntp</w:t>
+            </w:r>
+          </w:p>
+          <w:p>
+            <w:r>
+              <w:t xml:space="preserve">$ </w:t>
+            </w:r>
+            <w:r>
+              <w:t xml:space="preserve">sudo </w:t>
+            </w:r>
+            <w:r>
+              <w:t>service ntp start</w:t>
             </w:r>
           </w:p>
         </w:tc>
       </w:tr>
     </w:tbl>
     <w:p/>
-    <w:p>
-      <w:r>
-        <w:rPr>
-          <w:rFonts w:hint="eastAsia"/>
-        </w:rPr>
-        <w:t>最后，安装</w:t>
-      </w:r>
-      <w:r>
-        <w:rPr>
-          <w:rFonts w:hint="eastAsia"/>
-        </w:rPr>
-        <w:t>ntp</w:t>
-      </w:r>
-      <w:r>
-        <w:rPr>
-          <w:rFonts w:hint="eastAsia"/>
-        </w:rPr>
-        <w:t>协议包</w:t>
+    <w:p/>
+    <w:p/>
+    <w:p>
+      <w:pPr>
+        <w:pStyle w:val="2"/>
+        <w:rPr>
+          <w:rStyle w:val="a3"/>
+          <w:color w:val="2F5496" w:themeColor="accent1" w:themeShade="BF"/>
+        </w:rPr>
+      </w:pPr>
+      <w:r>
+        <w:rPr>
+          <w:rStyle w:val="a3"/>
+          <w:color w:val="2F5496" w:themeColor="accent1" w:themeShade="BF"/>
+        </w:rPr>
+        <w:t>2</w:t>
+      </w:r>
+      <w:r>
+        <w:rPr>
+          <w:rStyle w:val="a3"/>
+          <w:color w:val="2F5496" w:themeColor="accent1" w:themeShade="BF"/>
+        </w:rPr>
+        <w:t>.</w:t>
+      </w:r>
+      <w:r>
+        <w:rPr>
+          <w:rStyle w:val="a3"/>
+          <w:color w:val="2F5496" w:themeColor="accent1" w:themeShade="BF"/>
+        </w:rPr>
+        <w:t>3</w:t>
+      </w:r>
+      <w:r>
+        <w:rPr>
+          <w:rStyle w:val="a3"/>
+          <w:rFonts w:hint="eastAsia"/>
+          <w:color w:val="2F5496" w:themeColor="accent1" w:themeShade="BF"/>
+        </w:rPr>
+        <w:t>.</w:t>
+      </w:r>
+      <w:r>
+        <w:rPr>
+          <w:rStyle w:val="a3"/>
+          <w:color w:val="2F5496" w:themeColor="accent1" w:themeShade="BF"/>
+        </w:rPr>
+        <w:t xml:space="preserve"> </w:t>
+      </w:r>
+      <w:r>
+        <w:rPr>
+          <w:rStyle w:val="a3"/>
+          <w:rFonts w:hint="eastAsia"/>
+          <w:color w:val="2F5496" w:themeColor="accent1" w:themeShade="BF"/>
+        </w:rPr>
+        <w:t>I</w:t>
+      </w:r>
+      <w:r>
+        <w:rPr>
+          <w:rStyle w:val="a3"/>
+          <w:color w:val="2F5496" w:themeColor="accent1" w:themeShade="BF"/>
+        </w:rPr>
+        <w:t xml:space="preserve">nstall </w:t>
+      </w:r>
+      <w:r>
+        <w:rPr>
+          <w:rStyle w:val="a3"/>
+          <w:rFonts w:hint="eastAsia"/>
+          <w:color w:val="2F5496" w:themeColor="accent1" w:themeShade="BF"/>
+        </w:rPr>
+        <w:t xml:space="preserve">Fabric </w:t>
+      </w:r>
+      <w:r>
+        <w:rPr>
+          <w:rStyle w:val="a3"/>
+          <w:color w:val="2F5496" w:themeColor="accent1" w:themeShade="BF"/>
+        </w:rPr>
+        <w:t>2.2.0</w:t>
+      </w:r>
+    </w:p>
+    <w:p>
+      <w:pPr>
+        <w:rPr>
+          <w:rFonts w:hint="eastAsia"/>
+        </w:rPr>
+      </w:pPr>
+    </w:p>
+    <w:p>
+      <w:pPr>
+        <w:rPr>
+          <w:rFonts w:hint="eastAsia"/>
+        </w:rPr>
+      </w:pPr>
+      <w:r>
+        <w:rPr>
+          <w:rFonts w:hint="eastAsia"/>
+          <w:b/>
+          <w:bCs/>
+        </w:rPr>
+        <w:t>S</w:t>
+      </w:r>
+      <w:r>
+        <w:rPr>
+          <w:b/>
+          <w:bCs/>
+        </w:rPr>
+        <w:t xml:space="preserve">tep </w:t>
+      </w:r>
+      <w:r>
+        <w:rPr>
+          <w:b/>
+          <w:bCs/>
+        </w:rPr>
+        <w:t>1</w:t>
+      </w:r>
+      <w:r>
+        <w:rPr>
+          <w:b/>
+          <w:bCs/>
+        </w:rPr>
+        <w:t xml:space="preserve"> (Condition: Outside the Great Wall)</w:t>
+      </w:r>
+      <w:r>
+        <w:rPr>
+          <w:b/>
+          <w:bCs/>
+        </w:rPr>
+        <w:t>:</w:t>
+      </w:r>
+      <w:r>
+        <w:t xml:space="preserve"> Install </w:t>
+      </w:r>
+      <w:r>
+        <w:t>Fabric 2.2.0, including Fabric Samples,</w:t>
       </w:r>
     </w:p>
     <w:tbl>
@@ -6392,150 +9178,199 @@
             <w:tcW w:w="9350" w:type="dxa"/>
           </w:tcPr>
           <w:p>
-            <w:r>
-              <w:t>$ sudo apt-get install ntp</w:t>
-            </w:r>
-          </w:p>
-          <w:p>
-            <w:r>
+            <w:pPr>
+              <w:pStyle w:val="HTML"/>
+              <w:rPr>
+                <w:rFonts w:asciiTheme="minorHAnsi" w:hAnsiTheme="minorHAnsi" w:cstheme="minorHAnsi"/>
+                <w:sz w:val="22"/>
+                <w:szCs w:val="22"/>
+              </w:rPr>
+            </w:pPr>
+            <w:r>
+              <w:rPr>
+                <w:rFonts w:asciiTheme="minorHAnsi" w:hAnsiTheme="minorHAnsi" w:cstheme="minorHAnsi"/>
+                <w:sz w:val="22"/>
+                <w:szCs w:val="22"/>
+              </w:rPr>
               <w:t xml:space="preserve">$ </w:t>
             </w:r>
             <w:r>
-              <w:t xml:space="preserve">sudo </w:t>
-            </w:r>
-            <w:r>
-              <w:t>service ntp start</w:t>
+              <w:rPr>
+                <w:rFonts w:asciiTheme="minorHAnsi" w:hAnsiTheme="minorHAnsi" w:cstheme="minorHAnsi"/>
+                <w:sz w:val="22"/>
+                <w:szCs w:val="22"/>
+              </w:rPr>
+              <w:t>cd $HOME</w:t>
+            </w:r>
+          </w:p>
+          <w:p>
+            <w:pPr>
+              <w:rPr>
+                <w:rFonts w:cstheme="minorHAnsi"/>
+              </w:rPr>
+            </w:pPr>
+            <w:r>
+              <w:rPr>
+                <w:rFonts w:cstheme="minorHAnsi"/>
+              </w:rPr>
+              <w:t xml:space="preserve">$ </w:t>
+            </w:r>
+            <w:proofErr w:type="spellStart"/>
+            <w:r>
+              <w:rPr>
+                <w:rFonts w:cstheme="minorHAnsi"/>
+              </w:rPr>
+              <w:t>sudo</w:t>
+            </w:r>
+            <w:proofErr w:type="spellEnd"/>
+            <w:r>
+              <w:rPr>
+                <w:rFonts w:cstheme="minorHAnsi"/>
+              </w:rPr>
+              <w:t xml:space="preserve"> rm -rf fabric-samples</w:t>
+            </w:r>
+            <w:r>
+              <w:rPr>
+                <w:rFonts w:cstheme="minorHAnsi"/>
+              </w:rPr>
+              <w:br/>
+              <w:t xml:space="preserve">$ </w:t>
+            </w:r>
+            <w:r>
+              <w:rPr>
+                <w:rFonts w:cstheme="minorHAnsi"/>
+              </w:rPr>
+              <w:t xml:space="preserve">curl </w:t>
+            </w:r>
+            <w:r>
+              <w:rPr>
+                <w:rStyle w:val="a5"/>
+                <w:rFonts w:cstheme="minorHAnsi"/>
+              </w:rPr>
+              <w:t>-</w:t>
+            </w:r>
+            <w:proofErr w:type="spellStart"/>
+            <w:r>
+              <w:rPr>
+                <w:rFonts w:cstheme="minorHAnsi"/>
+              </w:rPr>
+              <w:t>sSL</w:t>
+            </w:r>
+            <w:proofErr w:type="spellEnd"/>
+            <w:r>
+              <w:rPr>
+                <w:rFonts w:cstheme="minorHAnsi"/>
+              </w:rPr>
+              <w:t xml:space="preserve"> https://bit.ly/2ysbOFE </w:t>
+            </w:r>
+            <w:r>
+              <w:rPr>
+                <w:rStyle w:val="a5"/>
+                <w:rFonts w:cstheme="minorHAnsi"/>
+              </w:rPr>
+              <w:t>|</w:t>
+            </w:r>
+            <w:r>
+              <w:rPr>
+                <w:rFonts w:cstheme="minorHAnsi"/>
+              </w:rPr>
+              <w:t xml:space="preserve"> bash </w:t>
+            </w:r>
+            <w:r>
+              <w:rPr>
+                <w:rStyle w:val="a5"/>
+                <w:rFonts w:cstheme="minorHAnsi"/>
+              </w:rPr>
+              <w:t>-</w:t>
+            </w:r>
+            <w:r>
+              <w:rPr>
+                <w:rFonts w:cstheme="minorHAnsi"/>
+              </w:rPr>
+              <w:t xml:space="preserve">s </w:t>
+            </w:r>
+            <w:r>
+              <w:rPr>
+                <w:rStyle w:val="a5"/>
+                <w:rFonts w:cstheme="minorHAnsi"/>
+              </w:rPr>
+              <w:t>--</w:t>
+            </w:r>
+            <w:r>
+              <w:rPr>
+                <w:rFonts w:cstheme="minorHAnsi"/>
+              </w:rPr>
+              <w:t xml:space="preserve"> 2.2</w:t>
+            </w:r>
+            <w:r>
+              <w:rPr>
+                <w:rStyle w:val="a5"/>
+                <w:rFonts w:cstheme="minorHAnsi"/>
+              </w:rPr>
+              <w:t>.</w:t>
+            </w:r>
+            <w:r>
+              <w:rPr>
+                <w:rFonts w:cstheme="minorHAnsi"/>
+              </w:rPr>
+              <w:t>0</w:t>
             </w:r>
           </w:p>
         </w:tc>
       </w:tr>
     </w:tbl>
     <w:p/>
-    <w:p/>
-    <w:p/>
     <w:p>
       <w:pPr>
-        <w:pStyle w:val="2"/>
-        <w:rPr>
-          <w:rStyle w:val="a3"/>
-          <w:color w:val="2F5496" w:themeColor="accent1" w:themeShade="BF"/>
+        <w:rPr>
+          <w:rFonts w:hint="eastAsia"/>
         </w:rPr>
       </w:pPr>
       <w:r>
         <w:rPr>
-          <w:rStyle w:val="a3"/>
-          <w:rFonts w:hint="eastAsia"/>
-          <w:color w:val="2F5496" w:themeColor="accent1" w:themeShade="BF"/>
-        </w:rPr>
-        <w:t>1</w:t>
-      </w:r>
-      <w:r>
-        <w:rPr>
-          <w:rStyle w:val="a3"/>
-          <w:color w:val="2F5496" w:themeColor="accent1" w:themeShade="BF"/>
-        </w:rPr>
-        <w:t>.</w:t>
-      </w:r>
-      <w:r>
-        <w:rPr>
-          <w:rStyle w:val="a3"/>
-          <w:color w:val="2F5496" w:themeColor="accent1" w:themeShade="BF"/>
-        </w:rPr>
-        <w:t>3</w:t>
-      </w:r>
-      <w:r>
-        <w:rPr>
-          <w:rStyle w:val="a3"/>
-          <w:rFonts w:hint="eastAsia"/>
-          <w:color w:val="2F5496" w:themeColor="accent1" w:themeShade="BF"/>
-        </w:rPr>
-        <w:t>.</w:t>
-      </w:r>
-      <w:r>
-        <w:rPr>
-          <w:rStyle w:val="a3"/>
-          <w:color w:val="2F5496" w:themeColor="accent1" w:themeShade="BF"/>
-        </w:rPr>
-        <w:t xml:space="preserve"> </w:t>
-      </w:r>
-      <w:r>
-        <w:rPr>
-          <w:rStyle w:val="a3"/>
-          <w:color w:val="2F5496" w:themeColor="accent1" w:themeShade="BF"/>
-        </w:rPr>
-        <w:t>安装</w:t>
-      </w:r>
-      <w:r>
-        <w:rPr>
-          <w:rStyle w:val="a3"/>
-          <w:rFonts w:hint="eastAsia"/>
-          <w:color w:val="2F5496" w:themeColor="accent1" w:themeShade="BF"/>
-        </w:rPr>
-        <w:t xml:space="preserve">Fabric </w:t>
-      </w:r>
-      <w:r>
-        <w:rPr>
-          <w:rStyle w:val="a3"/>
-          <w:color w:val="2F5496" w:themeColor="accent1" w:themeShade="BF"/>
-        </w:rPr>
-        <w:t>2.2.0</w:t>
-      </w:r>
-    </w:p>
-    <w:p/>
-    <w:p>
-      <w:r>
-        <w:rPr>
-          <w:rFonts w:hint="eastAsia"/>
-        </w:rPr>
-        <w:t>如果是外网安装</w:t>
-      </w:r>
-      <w:r>
-        <w:t>Fabric 2.2.0</w:t>
-      </w:r>
-      <w:r>
-        <w:rPr>
-          <w:rFonts w:hint="eastAsia"/>
-        </w:rPr>
-        <w:t>，采用命令如下，</w:t>
-      </w:r>
-    </w:p>
-    <w:p>
-      <w:r>
-        <w:rPr>
-          <w:rFonts w:hint="eastAsia"/>
-        </w:rPr>
-        <w:lastRenderedPageBreak/>
-        <w:t>安装</w:t>
-      </w:r>
-      <w:r>
-        <w:rPr>
-          <w:rFonts w:hint="eastAsia"/>
-        </w:rPr>
-        <w:t>Fabric</w:t>
-      </w:r>
-      <w:r>
-        <w:t xml:space="preserve"> v2.2.0</w:t>
-      </w:r>
-      <w:r>
-        <w:rPr>
-          <w:rFonts w:hint="eastAsia"/>
-        </w:rPr>
-        <w:t>，包括</w:t>
-      </w:r>
-      <w:r>
-        <w:rPr>
-          <w:rFonts w:hint="eastAsia"/>
-        </w:rPr>
-        <w:t>Fabric</w:t>
-      </w:r>
-      <w:r>
-        <w:t xml:space="preserve"> Samples</w:t>
-      </w:r>
-      <w:r>
-        <w:rPr>
-          <w:rFonts w:hint="eastAsia"/>
-        </w:rPr>
-        <w:t>。命令如下，</w:t>
+          <w:rFonts w:hint="eastAsia"/>
+          <w:b/>
+          <w:bCs/>
+        </w:rPr>
+        <w:t>S</w:t>
+      </w:r>
+      <w:r>
+        <w:rPr>
+          <w:b/>
+          <w:bCs/>
+        </w:rPr>
+        <w:t xml:space="preserve">tep </w:t>
+      </w:r>
+      <w:r>
+        <w:rPr>
+          <w:b/>
+          <w:bCs/>
+        </w:rPr>
+        <w:t xml:space="preserve">1 (Condition: </w:t>
+      </w:r>
+      <w:r>
+        <w:rPr>
+          <w:b/>
+          <w:bCs/>
+        </w:rPr>
+        <w:t>Within</w:t>
+      </w:r>
+      <w:r>
+        <w:rPr>
+          <w:b/>
+          <w:bCs/>
+        </w:rPr>
+        <w:t xml:space="preserve"> the Great Wall)</w:t>
+      </w:r>
+      <w:r>
+        <w:rPr>
+          <w:b/>
+          <w:bCs/>
+        </w:rPr>
+        <w:t>:</w:t>
+      </w:r>
+      <w:r>
+        <w:t xml:space="preserve"> Install Fabric 2.2.0, including Fabric Samples,</w:t>
       </w:r>
     </w:p>
     <w:tbl>
@@ -6556,99 +9391,133 @@
             <w:pPr>
               <w:pStyle w:val="HTML"/>
               <w:rPr>
-                <w:rFonts w:asciiTheme="minorHAnsi" w:hAnsiTheme="minorHAnsi" w:cstheme="minorHAnsi"/>
-                <w:sz w:val="22"/>
-                <w:szCs w:val="22"/>
-              </w:rPr>
-            </w:pPr>
-            <w:r>
-              <w:rPr>
-                <w:rFonts w:asciiTheme="minorHAnsi" w:hAnsiTheme="minorHAnsi" w:cstheme="minorHAnsi"/>
-                <w:sz w:val="22"/>
-                <w:szCs w:val="22"/>
-              </w:rPr>
-              <w:t>$ ansible peers -m shell -a “cd $HOME”</w:t>
-            </w:r>
-          </w:p>
-          <w:p>
-            <w:r>
-              <w:rPr>
-                <w:rFonts w:cstheme="minorHAnsi"/>
-              </w:rPr>
-              <w:t>$ ansible peers -m shell -a "sudo rm -rf fabric-samples"</w:t>
-            </w:r>
-            <w:r>
-              <w:rPr>
-                <w:rFonts w:cstheme="minorHAnsi"/>
-              </w:rPr>
-              <w:br/>
-              <w:t xml:space="preserve">$ ansible peers -m shell -a "echo [T716rrs722] | curl </w:t>
-            </w:r>
-            <w:r>
-              <w:rPr>
-                <w:rStyle w:val="a5"/>
-                <w:rFonts w:cstheme="minorHAnsi"/>
-              </w:rPr>
-              <w:t>-</w:t>
-            </w:r>
-            <w:r>
-              <w:rPr>
-                <w:rFonts w:cstheme="minorHAnsi"/>
-              </w:rPr>
-              <w:t xml:space="preserve">sSL https://bit.ly/2ysbOFE </w:t>
-            </w:r>
-            <w:r>
-              <w:rPr>
-                <w:rStyle w:val="a5"/>
-                <w:rFonts w:cstheme="minorHAnsi"/>
-              </w:rPr>
-              <w:t>|</w:t>
-            </w:r>
-            <w:r>
-              <w:rPr>
-                <w:rFonts w:cstheme="minorHAnsi"/>
-              </w:rPr>
-              <w:t xml:space="preserve"> bash </w:t>
-            </w:r>
-            <w:r>
-              <w:rPr>
-                <w:rStyle w:val="a5"/>
-                <w:rFonts w:cstheme="minorHAnsi"/>
-              </w:rPr>
-              <w:t>-</w:t>
-            </w:r>
-            <w:r>
-              <w:rPr>
-                <w:rFonts w:cstheme="minorHAnsi"/>
-              </w:rPr>
-              <w:t xml:space="preserve">s </w:t>
-            </w:r>
-            <w:r>
-              <w:rPr>
-                <w:rStyle w:val="a5"/>
-                <w:rFonts w:cstheme="minorHAnsi"/>
-              </w:rPr>
-              <w:t>--</w:t>
-            </w:r>
-            <w:r>
-              <w:rPr>
-                <w:rFonts w:cstheme="minorHAnsi"/>
-              </w:rPr>
-              <w:t xml:space="preserve"> 2.2</w:t>
-            </w:r>
-            <w:r>
-              <w:rPr>
-                <w:rStyle w:val="a5"/>
-                <w:rFonts w:cstheme="minorHAnsi"/>
-              </w:rPr>
-              <w:t>.</w:t>
-            </w:r>
-            <w:r>
-              <w:rPr>
-                <w:rFonts w:cstheme="minorHAnsi"/>
-              </w:rPr>
-              <w:t>0"</w:t>
-            </w:r>
+                <w:rFonts w:ascii="Times New Roman" w:hAnsi="Times New Roman" w:cs="Times New Roman"/>
+                <w:sz w:val="22"/>
+                <w:szCs w:val="22"/>
+              </w:rPr>
+            </w:pPr>
+            <w:r>
+              <w:rPr>
+                <w:rFonts w:ascii="Times New Roman" w:hAnsi="Times New Roman" w:cs="Times New Roman"/>
+                <w:sz w:val="22"/>
+                <w:szCs w:val="22"/>
+              </w:rPr>
+              <w:t xml:space="preserve">$ </w:t>
+            </w:r>
+            <w:r>
+              <w:rPr>
+                <w:rFonts w:ascii="Times New Roman" w:hAnsi="Times New Roman" w:cs="Times New Roman"/>
+                <w:sz w:val="22"/>
+                <w:szCs w:val="22"/>
+              </w:rPr>
+              <w:t>cd $HOME</w:t>
+            </w:r>
+          </w:p>
+          <w:p>
+            <w:pPr>
+              <w:pStyle w:val="HTML"/>
+              <w:rPr>
+                <w:rFonts w:ascii="Times New Roman" w:eastAsiaTheme="minorEastAsia" w:hAnsi="Times New Roman" w:cs="Times New Roman"/>
+                <w:sz w:val="22"/>
+                <w:szCs w:val="22"/>
+              </w:rPr>
+            </w:pPr>
+            <w:r>
+              <w:rPr>
+                <w:rFonts w:ascii="Times New Roman" w:eastAsiaTheme="minorEastAsia" w:hAnsi="Times New Roman" w:cs="Times New Roman"/>
+                <w:sz w:val="22"/>
+                <w:szCs w:val="22"/>
+              </w:rPr>
+              <w:t xml:space="preserve">$ </w:t>
+            </w:r>
+            <w:proofErr w:type="spellStart"/>
+            <w:r>
+              <w:rPr>
+                <w:rFonts w:ascii="Times New Roman" w:hAnsi="Times New Roman" w:cs="Times New Roman"/>
+              </w:rPr>
+              <w:t>sudo</w:t>
+            </w:r>
+            <w:proofErr w:type="spellEnd"/>
+            <w:r>
+              <w:rPr>
+                <w:rFonts w:ascii="Times New Roman" w:hAnsi="Times New Roman" w:cs="Times New Roman"/>
+              </w:rPr>
+              <w:t xml:space="preserve"> rm -rf fabric-samples</w:t>
+            </w:r>
+          </w:p>
+          <w:p>
+            <w:r>
+              <w:t xml:space="preserve">$ </w:t>
+            </w:r>
+            <w:proofErr w:type="spellStart"/>
+            <w:r>
+              <w:t>sudo</w:t>
+            </w:r>
+            <w:proofErr w:type="spellEnd"/>
+            <w:r>
+              <w:t xml:space="preserve"> apt-get install unzip</w:t>
+            </w:r>
+          </w:p>
+          <w:p>
+            <w:r>
+              <w:rPr>
+                <w:rFonts w:hint="eastAsia"/>
+              </w:rPr>
+              <w:t>$</w:t>
+            </w:r>
+            <w:r>
+              <w:t xml:space="preserve"> cd $HOME</w:t>
+            </w:r>
+          </w:p>
+          <w:p>
+            <w:r>
+              <w:rPr>
+                <w:rFonts w:hint="eastAsia"/>
+              </w:rPr>
+              <w:t>$</w:t>
+            </w:r>
+            <w:r>
+              <w:t xml:space="preserve"> </w:t>
+            </w:r>
+            <w:proofErr w:type="spellStart"/>
+            <w:r>
+              <w:t>wget</w:t>
+            </w:r>
+            <w:proofErr w:type="spellEnd"/>
+            <w:r>
+              <w:t xml:space="preserve"> </w:t>
+            </w:r>
+            <w:hyperlink r:id="rId30" w:history="1">
+              <w:r>
+                <w:rPr>
+                  <w:rStyle w:val="a7"/>
+                </w:rPr>
+                <w:t>https://gitee.com/joe32065/fabric_2_2/releases/download/fabric-v2.2.0/fabric-v2.2.0.zip</w:t>
+              </w:r>
+            </w:hyperlink>
+          </w:p>
+          <w:p>
+            <w:r>
+              <w:t xml:space="preserve">$ unzip </w:t>
+            </w:r>
+            <w:r>
+              <w:t>fabric-v2.2.0.zip</w:t>
+            </w:r>
+          </w:p>
+          <w:p>
+            <w:r>
+              <w:t xml:space="preserve">$ </w:t>
+            </w:r>
+            <w:r>
+              <w:t>cd fabric-v2.2.0/scripts</w:t>
+            </w:r>
+          </w:p>
+          <w:p>
+            <w:pPr>
+              <w:rPr>
+                <w:rFonts w:hint="eastAsia"/>
+              </w:rPr>
+            </w:pPr>
           </w:p>
         </w:tc>
       </w:tr>
@@ -6656,19 +9525,37 @@
     <w:p/>
     <w:p>
       <w:r>
-        <w:rPr>
-          <w:rFonts w:hint="eastAsia"/>
-        </w:rPr>
-        <w:t>如果是墙内安装</w:t>
-      </w:r>
-      <w:r>
-        <w:t>Fabric 2.2.0</w:t>
-      </w:r>
-      <w:r>
-        <w:rPr>
-          <w:rFonts w:hint="eastAsia"/>
-        </w:rPr>
-        <w:t>，采用命令如下，</w:t>
+        <w:t xml:space="preserve">In </w:t>
+      </w:r>
+      <w:r>
+        <w:t>bootstrap.sh</w:t>
+      </w:r>
+      <w:r>
+        <w:t xml:space="preserve"> -&gt; </w:t>
+      </w:r>
+      <w:proofErr w:type="gramStart"/>
+      <w:r>
+        <w:t>”</w:t>
+      </w:r>
+      <w:proofErr w:type="spellStart"/>
+      <w:proofErr w:type="gramEnd"/>
+      <w:r>
+        <w:t>pullBinaries</w:t>
+      </w:r>
+      <w:proofErr w:type="spellEnd"/>
+      <w:r>
+        <w:t>()</w:t>
+      </w:r>
+      <w:proofErr w:type="gramStart"/>
+      <w:r>
+        <w:t>”</w:t>
+      </w:r>
+      <w:proofErr w:type="gramEnd"/>
+      <w:r>
+        <w:rPr>
+          <w:rFonts w:hint="eastAsia"/>
+        </w:rPr>
+        <w:t>，</w:t>
       </w:r>
     </w:p>
     <w:tbl>
@@ -6686,92 +9573,13 @@
             <w:tcW w:w="9350" w:type="dxa"/>
           </w:tcPr>
           <w:p>
-            <w:pPr>
-              <w:pStyle w:val="HTML"/>
-              <w:rPr>
-                <w:rFonts w:asciiTheme="minorHAnsi" w:hAnsiTheme="minorHAnsi" w:cstheme="minorHAnsi"/>
-                <w:sz w:val="22"/>
-                <w:szCs w:val="22"/>
-              </w:rPr>
-            </w:pPr>
-            <w:r>
-              <w:rPr>
-                <w:rFonts w:asciiTheme="minorHAnsi" w:hAnsiTheme="minorHAnsi" w:cstheme="minorHAnsi"/>
-                <w:sz w:val="22"/>
-                <w:szCs w:val="22"/>
-              </w:rPr>
-              <w:t>$ ansible peers -m shell -a “</w:t>
-            </w:r>
-            <w:r>
-              <w:rPr>
-                <w:rFonts w:asciiTheme="minorHAnsi" w:hAnsiTheme="minorHAnsi" w:cstheme="minorHAnsi"/>
-                <w:color w:val="FF0000"/>
-                <w:sz w:val="22"/>
-                <w:szCs w:val="22"/>
-              </w:rPr>
-              <w:t>cd $HOME</w:t>
-            </w:r>
-            <w:r>
-              <w:rPr>
-                <w:rFonts w:asciiTheme="minorHAnsi" w:hAnsiTheme="minorHAnsi" w:cstheme="minorHAnsi"/>
-                <w:sz w:val="22"/>
-                <w:szCs w:val="22"/>
-              </w:rPr>
-              <w:t>”</w:t>
-            </w:r>
-          </w:p>
-          <w:p>
-            <w:r>
-              <w:t xml:space="preserve">$ </w:t>
-            </w:r>
-            <w:r>
-              <w:t>sudo apt-get install unzip</w:t>
-            </w:r>
-          </w:p>
-          <w:p>
-            <w:pPr>
-              <w:rPr>
-                <w:color w:val="D9D9D9" w:themeColor="background1" w:themeShade="D9"/>
-              </w:rPr>
-            </w:pPr>
-            <w:r>
-              <w:rPr>
-                <w:color w:val="D9D9D9" w:themeColor="background1" w:themeShade="D9"/>
-              </w:rPr>
-              <w:t xml:space="preserve">$ wget </w:t>
-            </w:r>
-            <w:hyperlink r:id="rId33" w:history="1">
-              <w:r>
-                <w:rPr>
-                  <w:rStyle w:val="a7"/>
-                  <w:color w:val="D9D9D9" w:themeColor="background1" w:themeShade="D9"/>
-                </w:rPr>
-                <w:t>https://gitee.com/joe320653/fabric/repository/archive/v2.2.0.zip</w:t>
-              </w:r>
-            </w:hyperlink>
-          </w:p>
-          <w:p>
-            <w:r>
-              <w:t xml:space="preserve">$ wget </w:t>
-            </w:r>
-            <w:r>
-              <w:t>https://gitee.com/joe320653/fabric/attach_files/853062/download/fabric-v2.2.0.zip</w:t>
-            </w:r>
-          </w:p>
-          <w:p>
-            <w:r>
-              <w:t xml:space="preserve">$ </w:t>
-            </w:r>
-            <w:r>
-              <w:t>unzip fabric-v2.2.0.zip</w:t>
-            </w:r>
-          </w:p>
-          <w:p>
-            <w:r>
-              <w:t xml:space="preserve">$ </w:t>
-            </w:r>
-            <w:r>
-              <w:t>cd fabric-v2.2.0/scripts</w:t>
+            <w:r>
+              <w:t>download "${BINARY_FILE}" "https://github.com/hyperledger/fabric/releases/download/v${VERSION}/${BINARY_FILE}"</w:t>
+            </w:r>
+          </w:p>
+          <w:p>
+            <w:r>
+              <w:t>download "${CA_BINARY_FILE}" "https://github.com/hyperledger/fabric-ca/releases/download/v${CA_VERSION}/${CA_BINARY_FILE}"</w:t>
             </w:r>
           </w:p>
         </w:tc>
@@ -6780,34 +9588,13 @@
     <w:p/>
     <w:p>
       <w:r>
-        <w:t>bootstrap.sh</w:t>
-      </w:r>
-      <w:r>
-        <w:rPr>
-          <w:rFonts w:hint="eastAsia"/>
-        </w:rPr>
-        <w:t>文件中</w:t>
-      </w:r>
-      <w:r>
-        <w:rPr>
-          <w:rFonts w:hint="eastAsia"/>
-        </w:rPr>
-        <w:t>函数</w:t>
-      </w:r>
-      <w:r>
-        <w:t>”</w:t>
-      </w:r>
-      <w:r>
-        <w:t>pullBinaries()</w:t>
-      </w:r>
-      <w:r>
-        <w:t>”</w:t>
-      </w:r>
-      <w:r>
-        <w:rPr>
-          <w:rFonts w:hint="eastAsia"/>
-        </w:rPr>
-        <w:t>的下列两行，</w:t>
+        <w:t>Replace with the two lines</w:t>
+      </w:r>
+      <w:r>
+        <w:rPr>
+          <w:rFonts w:hint="eastAsia"/>
+        </w:rPr>
+        <w:t>，</w:t>
       </w:r>
     </w:p>
     <w:tbl>
@@ -6826,12 +9613,13 @@
           </w:tcPr>
           <w:p>
             <w:r>
-              <w:t>download "${BINARY_FILE}" "https://github.com/hyperledger/fabric/releases/download/v${VERSION}/${BINARY_FILE}"</w:t>
-            </w:r>
-          </w:p>
-          <w:p>
-            <w:r>
-              <w:t>download "${CA_BINARY_FILE}" "https://github.com/hyperledger/fabric-ca/releases/download/v${CA_VERSION}/${CA_BINARY_FILE}"</w:t>
+              <w:t>download "${BINARY_FILE}" "https://gitee.com/joe320653/fabric/attach_files/842230/download/${BINARY_FILE}"</w:t>
+            </w:r>
+          </w:p>
+          <w:p>
+            <w:r>
+              <w:lastRenderedPageBreak/>
+              <w:t>download "${CA_BINARY_FILE}" "https://gitee.com/joe320653/fabric-ca/attach_files/842289/download/${CA_BINARY_FILE}"</w:t>
             </w:r>
           </w:p>
         </w:tc>
@@ -6843,7 +9631,37 @@
         <w:rPr>
           <w:rFonts w:hint="eastAsia"/>
         </w:rPr>
-        <w:t>替换为下列两行，</w:t>
+        <w:t>I</w:t>
+      </w:r>
+      <w:r>
+        <w:t xml:space="preserve">n bootstrap.sh -&gt; </w:t>
+      </w:r>
+      <w:proofErr w:type="gramStart"/>
+      <w:r>
+        <w:t>”</w:t>
+      </w:r>
+      <w:proofErr w:type="gramEnd"/>
+      <w:r>
+        <w:t xml:space="preserve"> </w:t>
+      </w:r>
+      <w:proofErr w:type="spellStart"/>
+      <w:r>
+        <w:t>cloneSamplesRepo</w:t>
+      </w:r>
+      <w:proofErr w:type="spellEnd"/>
+      <w:r>
+        <w:t>()</w:t>
+      </w:r>
+      <w:proofErr w:type="gramStart"/>
+      <w:r>
+        <w:t>”</w:t>
+      </w:r>
+      <w:proofErr w:type="gramEnd"/>
+      <w:r>
+        <w:rPr>
+          <w:rFonts w:hint="eastAsia"/>
+        </w:rPr>
+        <w:t>，</w:t>
       </w:r>
     </w:p>
     <w:tbl>
@@ -6862,12 +9680,7 @@
           </w:tcPr>
           <w:p>
             <w:r>
-              <w:t>download "${BINARY_FILE}" "https://gitee.com/joe320653/fabric/attach_files/842230/download/${BINARY_FILE}"</w:t>
-            </w:r>
-          </w:p>
-          <w:p>
-            <w:r>
-              <w:t>download "${CA_BINARY_FILE}" "https://gitee.com/joe320653/fabric-ca/attach_files/842289/download/${CA_BINARY_FILE}"</w:t>
+              <w:t>git clone -b master https://github.com/hyperledger/fabric-samples.git &amp;&amp; cd fabric-samples &amp;&amp; git checkout v${VERSION}</w:t>
             </w:r>
           </w:p>
         </w:tc>
@@ -6876,25 +9689,7 @@
     <w:p/>
     <w:p>
       <w:r>
-        <w:rPr>
-          <w:rFonts w:hint="eastAsia"/>
-        </w:rPr>
-        <w:t>然后，函数</w:t>
-      </w:r>
-      <w:r>
-        <w:t>”</w:t>
-      </w:r>
-      <w:r>
-        <w:t xml:space="preserve"> cloneSamplesRepo()</w:t>
-      </w:r>
-      <w:r>
-        <w:t>”</w:t>
-      </w:r>
-      <w:r>
-        <w:rPr>
-          <w:rFonts w:hint="eastAsia"/>
-        </w:rPr>
-        <w:t>的下列一行，</w:t>
+        <w:t>Replace with the two lines,</w:t>
       </w:r>
     </w:p>
     <w:tbl>
@@ -6913,7 +9708,7 @@
           </w:tcPr>
           <w:p>
             <w:r>
-              <w:t>git clone -b master https://github.com/hyperledger/fabric-samples.git &amp;&amp; cd fabric-samples &amp;&amp; git checkout v${VERSION}</w:t>
+              <w:t>git clone -b master https://gitee.com/joe320653/fabric-samples.git &amp;&amp; cd fabric-samples &amp;&amp; git checkout v${VERSION}</w:t>
             </w:r>
           </w:p>
         </w:tc>
@@ -6921,11 +9716,45 @@
     </w:tbl>
     <w:p/>
     <w:p>
-      <w:r>
-        <w:rPr>
-          <w:rFonts w:hint="eastAsia"/>
-        </w:rPr>
-        <w:t>替换为下列一行，</w:t>
+      <w:pPr>
+        <w:rPr>
+          <w:rFonts w:hint="eastAsia"/>
+        </w:rPr>
+      </w:pPr>
+      <w:r>
+        <w:rPr>
+          <w:rFonts w:hint="eastAsia"/>
+          <w:b/>
+          <w:bCs/>
+        </w:rPr>
+        <w:t>S</w:t>
+      </w:r>
+      <w:r>
+        <w:rPr>
+          <w:b/>
+          <w:bCs/>
+        </w:rPr>
+        <w:t xml:space="preserve">tep </w:t>
+      </w:r>
+      <w:r>
+        <w:rPr>
+          <w:b/>
+          <w:bCs/>
+        </w:rPr>
+        <w:t>2</w:t>
+      </w:r>
+      <w:r>
+        <w:rPr>
+          <w:b/>
+          <w:bCs/>
+        </w:rPr>
+        <w:t>:</w:t>
+      </w:r>
+      <w:r>
+        <w:t xml:space="preserve"> Install </w:t>
+      </w:r>
+      <w:r>
+        <w:t>docker images and fabric-samples,</w:t>
       </w:r>
     </w:p>
     <w:tbl>
@@ -6944,7 +9773,382 @@
           </w:tcPr>
           <w:p>
             <w:r>
-              <w:t>git clone -b master https://gitee.com/joe320653/fabric-samples.git &amp;&amp; cd fabric-samples &amp;&amp; git checkout v${VERSION}</w:t>
+              <w:t xml:space="preserve">$ cd </w:t>
+            </w:r>
+            <w:r>
+              <w:t>$HOME/</w:t>
+            </w:r>
+            <w:r>
+              <w:t>fabric-v2.2.0/scripts</w:t>
+            </w:r>
+          </w:p>
+          <w:p>
+            <w:r>
+              <w:t xml:space="preserve">$ </w:t>
+            </w:r>
+            <w:proofErr w:type="spellStart"/>
+            <w:r>
+              <w:t>chmod</w:t>
+            </w:r>
+            <w:proofErr w:type="spellEnd"/>
+            <w:r>
+              <w:t xml:space="preserve"> 777 *.</w:t>
+            </w:r>
+            <w:proofErr w:type="spellStart"/>
+            <w:r>
+              <w:t>sh</w:t>
+            </w:r>
+            <w:proofErr w:type="spellEnd"/>
+          </w:p>
+          <w:p>
+            <w:pPr>
+              <w:rPr>
+                <w:color w:val="FF0000"/>
+              </w:rPr>
+            </w:pPr>
+          </w:p>
+          <w:p>
+            <w:pPr>
+              <w:rPr>
+                <w:color w:val="FF0000"/>
+              </w:rPr>
+            </w:pPr>
+            <w:r>
+              <w:rPr>
+                <w:rFonts w:hint="eastAsia"/>
+                <w:color w:val="FF0000"/>
+              </w:rPr>
+              <w:t>$</w:t>
+            </w:r>
+            <w:r>
+              <w:rPr>
+                <w:color w:val="FF0000"/>
+              </w:rPr>
+              <w:t xml:space="preserve"> // configure the docker container service within the Great Wall</w:t>
+            </w:r>
+          </w:p>
+          <w:p>
+            <w:pPr>
+              <w:rPr>
+                <w:rFonts w:hint="eastAsia"/>
+                <w:color w:val="FF0000"/>
+              </w:rPr>
+            </w:pPr>
+            <w:r>
+              <w:rPr>
+                <w:rFonts w:hint="eastAsia"/>
+                <w:color w:val="FF0000"/>
+              </w:rPr>
+              <w:t>$</w:t>
+            </w:r>
+            <w:r>
+              <w:rPr>
+                <w:color w:val="FF0000"/>
+              </w:rPr>
+              <w:t xml:space="preserve"> cd $HOME</w:t>
+            </w:r>
+          </w:p>
+          <w:p>
+            <w:pPr>
+              <w:rPr>
+                <w:color w:val="FF0000"/>
+              </w:rPr>
+            </w:pPr>
+            <w:r>
+              <w:rPr>
+                <w:rFonts w:hint="eastAsia"/>
+                <w:color w:val="FF0000"/>
+              </w:rPr>
+              <w:t>$</w:t>
+            </w:r>
+            <w:r>
+              <w:rPr>
+                <w:color w:val="FF0000"/>
+              </w:rPr>
+              <w:t xml:space="preserve"> </w:t>
+            </w:r>
+            <w:proofErr w:type="spellStart"/>
+            <w:r>
+              <w:rPr>
+                <w:color w:val="FF0000"/>
+              </w:rPr>
+              <w:t>sudo</w:t>
+            </w:r>
+            <w:proofErr w:type="spellEnd"/>
+            <w:r>
+              <w:rPr>
+                <w:color w:val="FF0000"/>
+              </w:rPr>
+              <w:t xml:space="preserve"> </w:t>
+            </w:r>
+            <w:proofErr w:type="spellStart"/>
+            <w:r>
+              <w:rPr>
+                <w:color w:val="FF0000"/>
+              </w:rPr>
+              <w:t>mkdir</w:t>
+            </w:r>
+            <w:proofErr w:type="spellEnd"/>
+            <w:r>
+              <w:rPr>
+                <w:color w:val="FF0000"/>
+              </w:rPr>
+              <w:t xml:space="preserve"> -p /</w:t>
+            </w:r>
+            <w:proofErr w:type="spellStart"/>
+            <w:r>
+              <w:rPr>
+                <w:color w:val="FF0000"/>
+              </w:rPr>
+              <w:t>etc</w:t>
+            </w:r>
+            <w:proofErr w:type="spellEnd"/>
+            <w:r>
+              <w:rPr>
+                <w:color w:val="FF0000"/>
+              </w:rPr>
+              <w:t>/docker</w:t>
+            </w:r>
+          </w:p>
+          <w:p>
+            <w:pPr>
+              <w:rPr>
+                <w:color w:val="FF0000"/>
+              </w:rPr>
+            </w:pPr>
+            <w:r>
+              <w:rPr>
+                <w:color w:val="FF0000"/>
+              </w:rPr>
+              <w:t xml:space="preserve">$ </w:t>
+            </w:r>
+            <w:proofErr w:type="spellStart"/>
+            <w:r>
+              <w:rPr>
+                <w:color w:val="FF0000"/>
+              </w:rPr>
+              <w:t>sudo</w:t>
+            </w:r>
+            <w:proofErr w:type="spellEnd"/>
+            <w:r>
+              <w:rPr>
+                <w:color w:val="FF0000"/>
+              </w:rPr>
+              <w:t xml:space="preserve"> tee /</w:t>
+            </w:r>
+            <w:proofErr w:type="spellStart"/>
+            <w:r>
+              <w:rPr>
+                <w:color w:val="FF0000"/>
+              </w:rPr>
+              <w:t>etc</w:t>
+            </w:r>
+            <w:proofErr w:type="spellEnd"/>
+            <w:r>
+              <w:rPr>
+                <w:color w:val="FF0000"/>
+              </w:rPr>
+              <w:t>/docker/</w:t>
+            </w:r>
+            <w:proofErr w:type="spellStart"/>
+            <w:r>
+              <w:rPr>
+                <w:color w:val="FF0000"/>
+              </w:rPr>
+              <w:t>daemon.json</w:t>
+            </w:r>
+            <w:proofErr w:type="spellEnd"/>
+            <w:r>
+              <w:rPr>
+                <w:color w:val="FF0000"/>
+              </w:rPr>
+              <w:t xml:space="preserve"> &lt;&lt;-'EOF'</w:t>
+            </w:r>
+          </w:p>
+          <w:p>
+            <w:pPr>
+              <w:rPr>
+                <w:color w:val="FF0000"/>
+              </w:rPr>
+            </w:pPr>
+            <w:r>
+              <w:rPr>
+                <w:color w:val="FF0000"/>
+              </w:rPr>
+              <w:t>{</w:t>
+            </w:r>
+          </w:p>
+          <w:p>
+            <w:pPr>
+              <w:rPr>
+                <w:color w:val="FF0000"/>
+              </w:rPr>
+            </w:pPr>
+            <w:r>
+              <w:rPr>
+                <w:color w:val="FF0000"/>
+              </w:rPr>
+              <w:t xml:space="preserve">  "</w:t>
+            </w:r>
+            <w:proofErr w:type="gramStart"/>
+            <w:r>
+              <w:rPr>
+                <w:color w:val="FF0000"/>
+              </w:rPr>
+              <w:t>registry</w:t>
+            </w:r>
+            <w:proofErr w:type="gramEnd"/>
+            <w:r>
+              <w:rPr>
+                <w:color w:val="FF0000"/>
+              </w:rPr>
+              <w:t>-mirrors": ["https://2htzxp9d.mirror.aliyuncs.com"]</w:t>
+            </w:r>
+          </w:p>
+          <w:p>
+            <w:pPr>
+              <w:rPr>
+                <w:color w:val="FF0000"/>
+              </w:rPr>
+            </w:pPr>
+            <w:r>
+              <w:rPr>
+                <w:color w:val="FF0000"/>
+              </w:rPr>
+              <w:t>}</w:t>
+            </w:r>
+          </w:p>
+          <w:p>
+            <w:pPr>
+              <w:rPr>
+                <w:color w:val="FF0000"/>
+              </w:rPr>
+            </w:pPr>
+            <w:r>
+              <w:rPr>
+                <w:color w:val="FF0000"/>
+              </w:rPr>
+              <w:t>EOF</w:t>
+            </w:r>
+          </w:p>
+          <w:p>
+            <w:pPr>
+              <w:rPr>
+                <w:color w:val="FF0000"/>
+              </w:rPr>
+            </w:pPr>
+            <w:r>
+              <w:rPr>
+                <w:color w:val="FF0000"/>
+              </w:rPr>
+              <w:t xml:space="preserve">$ </w:t>
+            </w:r>
+            <w:proofErr w:type="spellStart"/>
+            <w:r>
+              <w:rPr>
+                <w:color w:val="FF0000"/>
+              </w:rPr>
+              <w:t>sudo</w:t>
+            </w:r>
+            <w:proofErr w:type="spellEnd"/>
+            <w:r>
+              <w:rPr>
+                <w:color w:val="FF0000"/>
+              </w:rPr>
+              <w:t xml:space="preserve"> </w:t>
+            </w:r>
+            <w:proofErr w:type="spellStart"/>
+            <w:r>
+              <w:rPr>
+                <w:color w:val="FF0000"/>
+              </w:rPr>
+              <w:t>systemctl</w:t>
+            </w:r>
+            <w:proofErr w:type="spellEnd"/>
+            <w:r>
+              <w:rPr>
+                <w:color w:val="FF0000"/>
+              </w:rPr>
+              <w:t xml:space="preserve"> daemon-reload</w:t>
+            </w:r>
+          </w:p>
+          <w:p>
+            <w:pPr>
+              <w:rPr>
+                <w:color w:val="FF0000"/>
+              </w:rPr>
+            </w:pPr>
+            <w:r>
+              <w:rPr>
+                <w:color w:val="FF0000"/>
+              </w:rPr>
+              <w:t xml:space="preserve">$ </w:t>
+            </w:r>
+            <w:proofErr w:type="spellStart"/>
+            <w:r>
+              <w:rPr>
+                <w:color w:val="FF0000"/>
+              </w:rPr>
+              <w:t>sudo</w:t>
+            </w:r>
+            <w:proofErr w:type="spellEnd"/>
+            <w:r>
+              <w:rPr>
+                <w:color w:val="FF0000"/>
+              </w:rPr>
+              <w:t xml:space="preserve"> </w:t>
+            </w:r>
+            <w:proofErr w:type="spellStart"/>
+            <w:r>
+              <w:rPr>
+                <w:color w:val="FF0000"/>
+              </w:rPr>
+              <w:t>systemctl</w:t>
+            </w:r>
+            <w:proofErr w:type="spellEnd"/>
+            <w:r>
+              <w:rPr>
+                <w:color w:val="FF0000"/>
+              </w:rPr>
+              <w:t xml:space="preserve"> restart docker</w:t>
+            </w:r>
+          </w:p>
+          <w:p>
+            <w:pPr>
+              <w:rPr>
+                <w:color w:val="FF0000"/>
+              </w:rPr>
+            </w:pPr>
+          </w:p>
+          <w:p>
+            <w:pPr>
+              <w:rPr>
+                <w:rFonts w:hint="eastAsia"/>
+              </w:rPr>
+            </w:pPr>
+            <w:r>
+              <w:t>$ cd $HOME/</w:t>
+            </w:r>
+            <w:r>
+              <w:t>fabric-v2.2.0/scripts</w:t>
+            </w:r>
+          </w:p>
+          <w:p>
+            <w:r>
+              <w:t xml:space="preserve">$ </w:t>
+            </w:r>
+            <w:proofErr w:type="spellStart"/>
+            <w:r>
+              <w:t>sudo</w:t>
+            </w:r>
+            <w:proofErr w:type="spellEnd"/>
+            <w:r>
+              <w:t xml:space="preserve"> ./bootstrap.sh</w:t>
+            </w:r>
+          </w:p>
+          <w:p>
+            <w:r>
+              <w:t>$ mv fabric-samples $HOME</w:t>
             </w:r>
           </w:p>
         </w:tc>
@@ -6952,57 +10156,141 @@
     </w:tbl>
     <w:p/>
     <w:p/>
-    <w:p>
-      <w:r>
-        <w:rPr>
-          <w:rFonts w:hint="eastAsia"/>
-        </w:rPr>
-        <w:t>核心标准下载官方</w:t>
-      </w:r>
-      <w:r>
-        <w:rPr>
-          <w:rFonts w:hint="eastAsia"/>
-        </w:rPr>
-        <w:t>github</w:t>
-      </w:r>
-      <w:r>
-        <w:rPr>
-          <w:rFonts w:hint="eastAsia"/>
-        </w:rPr>
-        <w:t>的代码</w:t>
-      </w:r>
-      <w:r>
-        <w:rPr>
-          <w:rFonts w:hint="eastAsia"/>
+    <w:p/>
+    <w:p/>
+    <w:p/>
+    <w:p/>
+    <w:p/>
+    <w:p>
+      <w:pPr>
+        <w:rPr>
+          <w:rFonts w:hint="eastAsia"/>
+        </w:rPr>
+      </w:pPr>
+    </w:p>
+    <w:p>
+      <w:pPr>
+        <w:pStyle w:val="2"/>
+        <w:rPr>
+          <w:rStyle w:val="a3"/>
+          <w:i w:val="0"/>
+          <w:iCs w:val="0"/>
+          <w:color w:val="2F5496" w:themeColor="accent1" w:themeShade="BF"/>
+        </w:rPr>
+      </w:pPr>
+      <w:r>
+        <w:rPr>
+          <w:rStyle w:val="a3"/>
+          <w:i w:val="0"/>
+          <w:iCs w:val="0"/>
+          <w:color w:val="2F5496" w:themeColor="accent1" w:themeShade="BF"/>
+        </w:rPr>
+        <w:lastRenderedPageBreak/>
+        <w:t>2</w:t>
+      </w:r>
+      <w:r>
+        <w:rPr>
+          <w:rStyle w:val="a3"/>
+          <w:i w:val="0"/>
+          <w:iCs w:val="0"/>
+          <w:color w:val="2F5496" w:themeColor="accent1" w:themeShade="BF"/>
+        </w:rPr>
+        <w:t>.</w:t>
+      </w:r>
+      <w:r>
+        <w:rPr>
+          <w:rStyle w:val="a3"/>
+          <w:i w:val="0"/>
+          <w:iCs w:val="0"/>
+          <w:color w:val="2F5496" w:themeColor="accent1" w:themeShade="BF"/>
+        </w:rPr>
+        <w:t>4</w:t>
+      </w:r>
+      <w:r>
+        <w:rPr>
+          <w:rFonts w:hint="eastAsia"/>
+          <w:i/>
+          <w:iCs/>
+        </w:rPr>
+        <w:t>.</w:t>
+      </w:r>
+      <w:r>
+        <w:rPr>
+          <w:i/>
+          <w:iCs/>
+        </w:rPr>
+        <w:t xml:space="preserve"> </w:t>
+      </w:r>
+      <w:r>
+        <w:rPr>
+          <w:rFonts w:hint="eastAsia"/>
+          <w:i/>
+          <w:iCs/>
+        </w:rPr>
+        <w:t>R</w:t>
+      </w:r>
+      <w:r>
+        <w:rPr>
+          <w:i/>
+          <w:iCs/>
+        </w:rPr>
+        <w:t xml:space="preserve">un </w:t>
+      </w:r>
+      <w:r>
+        <w:rPr>
+          <w:i/>
+          <w:iCs/>
+        </w:rPr>
+        <w:t>Test-Network</w:t>
+      </w:r>
+    </w:p>
+    <w:p>
+      <w:pPr>
+        <w:rPr>
+          <w:rStyle w:val="a3"/>
+        </w:rPr>
+      </w:pPr>
+    </w:p>
+    <w:p>
+      <w:pPr>
+        <w:rPr>
+          <w:rFonts w:hint="eastAsia"/>
+        </w:rPr>
+      </w:pPr>
+      <w:r>
+        <w:rPr>
+          <w:rFonts w:hint="eastAsia"/>
+          <w:b/>
+          <w:bCs/>
+        </w:rPr>
+        <w:t>S</w:t>
+      </w:r>
+      <w:r>
+        <w:rPr>
+          <w:b/>
+          <w:bCs/>
+        </w:rPr>
+        <w:t xml:space="preserve">tep </w:t>
+      </w:r>
+      <w:r>
+        <w:rPr>
+          <w:b/>
+          <w:bCs/>
+        </w:rPr>
+        <w:t>1 (Outside the Great Wall)</w:t>
+      </w:r>
+      <w:r>
+        <w:rPr>
+          <w:b/>
+          <w:bCs/>
         </w:rPr>
         <w:t>:</w:t>
       </w:r>
       <w:r>
         <w:t xml:space="preserve"> </w:t>
       </w:r>
-      <w:hyperlink r:id="rId34" w:history="1">
-        <w:r>
-          <w:rPr>
-            <w:rStyle w:val="a7"/>
-          </w:rPr>
-          <w:t>https://github.com/hyperledger/fabric/tags?after=v1.4.10</w:t>
-        </w:r>
-      </w:hyperlink>
-    </w:p>
-    <w:p/>
-    <w:p>
-      <w:r>
-        <w:rPr>
-          <w:rFonts w:hint="eastAsia"/>
-        </w:rPr>
-        <w:lastRenderedPageBreak/>
-        <w:t>最后</w:t>
-      </w:r>
-      <w:r>
-        <w:rPr>
-          <w:rFonts w:hint="eastAsia"/>
-        </w:rPr>
-        <w:t>，</w:t>
+      <w:r>
+        <w:t xml:space="preserve">Run test network, </w:t>
       </w:r>
     </w:p>
     <w:tbl>
@@ -7020,251 +10308,112 @@
             <w:tcW w:w="9350" w:type="dxa"/>
           </w:tcPr>
           <w:p>
-            <w:r>
-              <w:t xml:space="preserve">$ cd </w:t>
-            </w:r>
-            <w:r>
-              <w:t>fabric-v2.2.0/scripts</w:t>
-            </w:r>
-          </w:p>
-          <w:p>
-            <w:pPr>
-              <w:rPr>
-                <w:color w:val="FF0000"/>
-              </w:rPr>
-            </w:pPr>
-            <w:r>
-              <w:rPr>
-                <w:color w:val="FF0000"/>
-              </w:rPr>
-              <w:t>$ chmod 777 *.sh</w:t>
-            </w:r>
-          </w:p>
-          <w:p>
-            <w:pPr>
-              <w:rPr>
-                <w:color w:val="FF0000"/>
-              </w:rPr>
-            </w:pPr>
-            <w:r>
-              <w:rPr>
-                <w:color w:val="FF0000"/>
-              </w:rPr>
-              <w:t>$ sudo ./bootstrap.sh</w:t>
-            </w:r>
-          </w:p>
-          <w:p>
-            <w:r>
-              <w:rPr>
-                <w:color w:val="FF0000"/>
-              </w:rPr>
-              <w:t>$ mv fabric-samples $HOME</w:t>
+            <w:pPr>
+              <w:pStyle w:val="HTML"/>
+              <w:rPr>
+                <w:rFonts w:asciiTheme="minorHAnsi" w:hAnsiTheme="minorHAnsi" w:cstheme="minorHAnsi"/>
+                <w:sz w:val="22"/>
+                <w:szCs w:val="22"/>
+              </w:rPr>
+            </w:pPr>
+            <w:r>
+              <w:rPr>
+                <w:rFonts w:asciiTheme="minorHAnsi" w:hAnsiTheme="minorHAnsi" w:cstheme="minorHAnsi"/>
+                <w:sz w:val="22"/>
+                <w:szCs w:val="22"/>
+              </w:rPr>
+              <w:t>$ cd $HOME/fabric-samples/test-network</w:t>
+            </w:r>
+            <w:r>
+              <w:rPr>
+                <w:rFonts w:asciiTheme="minorHAnsi" w:hAnsiTheme="minorHAnsi" w:cstheme="minorHAnsi"/>
+                <w:sz w:val="22"/>
+                <w:szCs w:val="22"/>
+              </w:rPr>
+              <w:br/>
+              <w:t>$ ./network.sh up</w:t>
+            </w:r>
+            <w:r>
+              <w:rPr>
+                <w:rFonts w:asciiTheme="minorHAnsi" w:hAnsiTheme="minorHAnsi" w:cstheme="minorHAnsi"/>
+                <w:sz w:val="22"/>
+                <w:szCs w:val="22"/>
+              </w:rPr>
+              <w:br/>
+              <w:t>$ ./network.sh createChannel</w:t>
+            </w:r>
+            <w:r>
+              <w:rPr>
+                <w:rFonts w:asciiTheme="minorHAnsi" w:hAnsiTheme="minorHAnsi" w:cstheme="minorHAnsi"/>
+                <w:sz w:val="22"/>
+                <w:szCs w:val="22"/>
+              </w:rPr>
+              <w:br/>
+              <w:t>$ ./network.sh deployCC -ccn basic -ccp</w:t>
+            </w:r>
+            <w:proofErr w:type="gramStart"/>
+            <w:r>
+              <w:rPr>
+                <w:rFonts w:asciiTheme="minorHAnsi" w:hAnsiTheme="minorHAnsi" w:cstheme="minorHAnsi"/>
+                <w:sz w:val="22"/>
+                <w:szCs w:val="22"/>
+              </w:rPr>
+              <w:t xml:space="preserve"> ..</w:t>
+            </w:r>
+            <w:proofErr w:type="gramEnd"/>
+            <w:r>
+              <w:rPr>
+                <w:rFonts w:asciiTheme="minorHAnsi" w:hAnsiTheme="minorHAnsi" w:cstheme="minorHAnsi"/>
+                <w:sz w:val="22"/>
+                <w:szCs w:val="22"/>
+              </w:rPr>
+              <w:t>/asset-transfer-basic/chaincode-go -ccl go</w:t>
+            </w:r>
+          </w:p>
+          <w:p>
+            <w:pPr>
+              <w:pStyle w:val="HTML"/>
+              <w:rPr>
+                <w:rStyle w:val="a3"/>
+                <w:rFonts w:asciiTheme="minorHAnsi" w:hAnsiTheme="minorHAnsi" w:cstheme="minorHAnsi"/>
+                <w:i w:val="0"/>
+                <w:iCs w:val="0"/>
+                <w:sz w:val="22"/>
+                <w:szCs w:val="22"/>
+              </w:rPr>
+            </w:pPr>
+            <w:r>
+              <w:rPr>
+                <w:rFonts w:asciiTheme="minorHAnsi" w:hAnsiTheme="minorHAnsi" w:cstheme="minorHAnsi"/>
+                <w:sz w:val="22"/>
+                <w:szCs w:val="22"/>
+              </w:rPr>
+              <w:t>$ ./network.sh down</w:t>
             </w:r>
           </w:p>
         </w:tc>
       </w:tr>
     </w:tbl>
-    <w:p/>
-    <w:p/>
-    <w:p/>
-    <w:p/>
     <w:p>
       <w:pPr>
-        <w:pStyle w:val="2"/>
         <w:rPr>
           <w:rStyle w:val="a3"/>
           <w:i w:val="0"/>
-          <w:iCs w:val="0"/>
-          <w:color w:val="2F5496" w:themeColor="accent1" w:themeShade="BF"/>
         </w:rPr>
       </w:pPr>
-      <w:r>
-        <w:rPr>
-          <w:rStyle w:val="a3"/>
-          <w:rFonts w:hint="eastAsia"/>
-          <w:i w:val="0"/>
-          <w:iCs w:val="0"/>
-          <w:color w:val="2F5496" w:themeColor="accent1" w:themeShade="BF"/>
-        </w:rPr>
-        <w:t>1</w:t>
-      </w:r>
-      <w:r>
-        <w:rPr>
-          <w:rStyle w:val="a3"/>
-          <w:i w:val="0"/>
-          <w:iCs w:val="0"/>
-          <w:color w:val="2F5496" w:themeColor="accent1" w:themeShade="BF"/>
-        </w:rPr>
-        <w:t>.</w:t>
-      </w:r>
-      <w:r>
-        <w:rPr>
-          <w:rStyle w:val="a3"/>
-          <w:i w:val="0"/>
-          <w:iCs w:val="0"/>
-          <w:color w:val="2F5496" w:themeColor="accent1" w:themeShade="BF"/>
-        </w:rPr>
-        <w:t>4</w:t>
-      </w:r>
-      <w:r>
-        <w:rPr>
-          <w:rFonts w:hint="eastAsia"/>
-          <w:i/>
-          <w:iCs/>
-        </w:rPr>
-        <w:t>.</w:t>
-      </w:r>
-      <w:r>
-        <w:rPr>
-          <w:i/>
-          <w:iCs/>
-        </w:rPr>
-        <w:t xml:space="preserve"> </w:t>
-      </w:r>
-      <w:r>
-        <w:rPr>
-          <w:rFonts w:hint="eastAsia"/>
-          <w:i/>
-          <w:iCs/>
-        </w:rPr>
-        <w:t>例一之运行</w:t>
-      </w:r>
-      <w:r>
-        <w:rPr>
-          <w:i/>
-          <w:iCs/>
-        </w:rPr>
-        <w:t>Test-Network</w:t>
-      </w:r>
-    </w:p>
-    <w:p>
-      <w:pPr>
-        <w:rPr>
-          <w:rStyle w:val="a3"/>
-        </w:rPr>
-      </w:pPr>
-    </w:p>
-    <w:p>
-      <w:r>
-        <w:rPr>
-          <w:rFonts w:hint="eastAsia"/>
-        </w:rPr>
-        <w:t>如果是外网测试</w:t>
-      </w:r>
-      <w:r>
-        <w:t>Fabric 2.2.0</w:t>
-      </w:r>
-      <w:r>
-        <w:rPr>
-          <w:rFonts w:hint="eastAsia"/>
-        </w:rPr>
-        <w:t>，采用命令如下，</w:t>
-      </w:r>
-    </w:p>
-    <w:tbl>
-      <w:tblPr>
-        <w:tblStyle w:val="a4"/>
-        <w:tblW w:w="0" w:type="auto"/>
-        <w:tblLook w:val="04A0" w:firstRow="1" w:lastRow="0" w:firstColumn="1" w:lastColumn="0" w:noHBand="0" w:noVBand="1"/>
-      </w:tblPr>
-      <w:tblGrid>
-        <w:gridCol w:w="9350"/>
-      </w:tblGrid>
-      <w:tr>
-        <w:tc>
-          <w:tcPr>
-            <w:tcW w:w="9350" w:type="dxa"/>
-          </w:tcPr>
-          <w:p>
-            <w:pPr>
-              <w:pStyle w:val="HTML"/>
-              <w:rPr>
-                <w:rFonts w:asciiTheme="minorHAnsi" w:hAnsiTheme="minorHAnsi" w:cstheme="minorHAnsi"/>
-                <w:sz w:val="22"/>
-                <w:szCs w:val="22"/>
-              </w:rPr>
-            </w:pPr>
-            <w:r>
-              <w:rPr>
-                <w:rFonts w:asciiTheme="minorHAnsi" w:hAnsiTheme="minorHAnsi" w:cstheme="minorHAnsi"/>
-                <w:sz w:val="22"/>
-                <w:szCs w:val="22"/>
-              </w:rPr>
-              <w:t>$ cd $HOME/fabric-samples/test-network</w:t>
-            </w:r>
-            <w:r>
-              <w:rPr>
-                <w:rFonts w:asciiTheme="minorHAnsi" w:hAnsiTheme="minorHAnsi" w:cstheme="minorHAnsi"/>
-                <w:sz w:val="22"/>
-                <w:szCs w:val="22"/>
-              </w:rPr>
-              <w:br/>
-              <w:t>$ ./network.sh up</w:t>
-            </w:r>
-            <w:r>
-              <w:rPr>
-                <w:rFonts w:asciiTheme="minorHAnsi" w:hAnsiTheme="minorHAnsi" w:cstheme="minorHAnsi"/>
-                <w:sz w:val="22"/>
-                <w:szCs w:val="22"/>
-              </w:rPr>
-              <w:br/>
-              <w:t>$ ./network.sh createChannel</w:t>
-            </w:r>
-            <w:r>
-              <w:rPr>
-                <w:rFonts w:asciiTheme="minorHAnsi" w:hAnsiTheme="minorHAnsi" w:cstheme="minorHAnsi"/>
-                <w:sz w:val="22"/>
-                <w:szCs w:val="22"/>
-              </w:rPr>
-              <w:br/>
-              <w:t>$ ./network.sh deployCC -ccn basic -ccp ../asset-transfer-basic/chaincode-go -ccl go</w:t>
-            </w:r>
-          </w:p>
-          <w:p>
-            <w:pPr>
-              <w:pStyle w:val="HTML"/>
-              <w:rPr>
-                <w:rStyle w:val="a3"/>
-                <w:rFonts w:asciiTheme="minorHAnsi" w:hAnsiTheme="minorHAnsi" w:cstheme="minorHAnsi"/>
-                <w:i w:val="0"/>
-                <w:iCs w:val="0"/>
-                <w:sz w:val="22"/>
-                <w:szCs w:val="22"/>
-              </w:rPr>
-            </w:pPr>
-            <w:r>
-              <w:rPr>
-                <w:rFonts w:asciiTheme="minorHAnsi" w:hAnsiTheme="minorHAnsi" w:cstheme="minorHAnsi"/>
-                <w:sz w:val="22"/>
-                <w:szCs w:val="22"/>
-              </w:rPr>
-              <w:t>$ ./network.sh down</w:t>
-            </w:r>
-          </w:p>
-        </w:tc>
-      </w:tr>
-    </w:tbl>
-    <w:p>
-      <w:pPr>
-        <w:rPr>
-          <w:rStyle w:val="a3"/>
-          <w:i w:val="0"/>
-        </w:rPr>
-      </w:pPr>
-    </w:p>
-    <w:p>
-      <w:r>
-        <w:rPr>
-          <w:rStyle w:val="a3"/>
-          <w:rFonts w:hint="eastAsia"/>
-        </w:rPr>
-        <w:t>如果出现下列信息</w:t>
-      </w:r>
-      <w:r>
-        <w:rPr>
-          <w:rFonts w:hint="eastAsia"/>
-        </w:rPr>
-        <w:t>，说明测试成功。</w:t>
+    </w:p>
+    <w:p>
+      <w:r>
+        <w:rPr>
+          <w:rFonts w:ascii="Times New Roman" w:hAnsi="Times New Roman" w:cs="Times New Roman"/>
+        </w:rPr>
+        <w:t>S</w:t>
+      </w:r>
+      <w:r>
+        <w:rPr>
+          <w:rFonts w:ascii="Times New Roman" w:hAnsi="Times New Roman" w:cs="Times New Roman"/>
+        </w:rPr>
+        <w:t>uccessful information as follows,</w:t>
       </w:r>
     </w:p>
     <w:p>
@@ -7296,7 +10445,7 @@
                     </pic:cNvPicPr>
                   </pic:nvPicPr>
                   <pic:blipFill>
-                    <a:blip r:embed="rId35">
+                    <a:blip r:embed="rId31">
                       <a:extLst>
                         <a:ext uri="{28A0092B-C50C-407E-A947-70E740481C1C}">
                           <a14:useLocalDpi xmlns:a14="http://schemas.microsoft.com/office/drawing/2010/main" val="0"/>
@@ -7330,43 +10479,72 @@
     </w:p>
     <w:p/>
     <w:p>
-      <w:r>
-        <w:rPr>
-          <w:rFonts w:hint="eastAsia"/>
-        </w:rPr>
-        <w:t>如果是墙内测试</w:t>
-      </w:r>
-      <w:r>
-        <w:t>Fabric 2.2.0</w:t>
-      </w:r>
-      <w:r>
-        <w:rPr>
-          <w:rFonts w:hint="eastAsia"/>
-        </w:rPr>
-        <w:t>，采用命令如下，</w:t>
-      </w:r>
-    </w:p>
-    <w:p>
-      <w:r>
-        <w:rPr>
-          <w:rFonts w:hint="eastAsia"/>
-        </w:rPr>
-        <w:t>首先，设置</w:t>
-      </w:r>
-      <w:r>
-        <w:rPr>
-          <w:rFonts w:hint="eastAsia"/>
-        </w:rPr>
-        <w:t>g</w:t>
-      </w:r>
-      <w:r>
-        <w:t>olang</w:t>
-      </w:r>
-      <w:r>
-        <w:rPr>
-          <w:rFonts w:hint="eastAsia"/>
-        </w:rPr>
-        <w:t>大陆代理如下，</w:t>
+      <w:pPr>
+        <w:rPr>
+          <w:rFonts w:hint="eastAsia"/>
+        </w:rPr>
+      </w:pPr>
+      <w:r>
+        <w:rPr>
+          <w:rFonts w:hint="eastAsia"/>
+          <w:b/>
+          <w:bCs/>
+        </w:rPr>
+        <w:t>S</w:t>
+      </w:r>
+      <w:r>
+        <w:rPr>
+          <w:b/>
+          <w:bCs/>
+        </w:rPr>
+        <w:t xml:space="preserve">tep </w:t>
+      </w:r>
+      <w:r>
+        <w:rPr>
+          <w:b/>
+          <w:bCs/>
+        </w:rPr>
+        <w:t>1 (</w:t>
+      </w:r>
+      <w:r>
+        <w:rPr>
+          <w:b/>
+          <w:bCs/>
+        </w:rPr>
+        <w:t>Within</w:t>
+      </w:r>
+      <w:r>
+        <w:rPr>
+          <w:b/>
+          <w:bCs/>
+        </w:rPr>
+        <w:t xml:space="preserve"> the Great Wall)</w:t>
+      </w:r>
+      <w:r>
+        <w:rPr>
+          <w:b/>
+          <w:bCs/>
+        </w:rPr>
+        <w:t>:</w:t>
+      </w:r>
+      <w:r>
+        <w:t xml:space="preserve"> Run test network, </w:t>
+      </w:r>
+    </w:p>
+    <w:p>
+      <w:pPr>
+        <w:rPr>
+          <w:rFonts w:hint="eastAsia"/>
+        </w:rPr>
+      </w:pPr>
+      <w:r>
+        <w:rPr>
+          <w:rFonts w:hint="eastAsia"/>
+        </w:rPr>
+        <w:t>S</w:t>
+      </w:r>
+      <w:r>
+        <w:t>et the Golang Proxy,</w:t>
       </w:r>
     </w:p>
     <w:tbl>
@@ -7403,7 +10581,10 @@
         <w:rPr>
           <w:rFonts w:hint="eastAsia"/>
         </w:rPr>
-        <w:t>然后，正常执行测试命令如下，</w:t>
+        <w:t>R</w:t>
+      </w:r>
+      <w:r>
+        <w:t>un the test network,</w:t>
       </w:r>
     </w:p>
     <w:tbl>
@@ -7437,7 +10618,6 @@
                 <w:sz w:val="22"/>
                 <w:szCs w:val="22"/>
               </w:rPr>
-              <w:lastRenderedPageBreak/>
               <w:t>$ cd $HOME/fabric-samples/test-network</w:t>
             </w:r>
             <w:r>
@@ -7468,7 +10648,27 @@
                 <w:szCs w:val="22"/>
               </w:rPr>
               <w:br/>
-              <w:t>$ ./network.sh deployCC -ccn basic -ccp ../asset-transfer-basic/chaincode-go -ccl go</w:t>
+              <w:t>$ ./network.sh deployCC -ccn basic -ccp</w:t>
+            </w:r>
+            <w:proofErr w:type="gramStart"/>
+            <w:r>
+              <w:rPr>
+                <w:rFonts w:asciiTheme="minorHAnsi" w:hAnsiTheme="minorHAnsi" w:cstheme="minorHAnsi"/>
+                <w:color w:val="FF0000"/>
+                <w:sz w:val="22"/>
+                <w:szCs w:val="22"/>
+              </w:rPr>
+              <w:t xml:space="preserve"> ..</w:t>
+            </w:r>
+            <w:proofErr w:type="gramEnd"/>
+            <w:r>
+              <w:rPr>
+                <w:rFonts w:asciiTheme="minorHAnsi" w:hAnsiTheme="minorHAnsi" w:cstheme="minorHAnsi"/>
+                <w:color w:val="FF0000"/>
+                <w:sz w:val="22"/>
+                <w:szCs w:val="22"/>
+              </w:rPr>
+              <w:t>/asset-transfer-basic/chaincode-go -ccl go</w:t>
             </w:r>
           </w:p>
           <w:p>
@@ -7484,17 +10684,15 @@
       </w:tr>
     </w:tbl>
     <w:p/>
-    <w:p>
-      <w:r>
-        <w:rPr>
-          <w:rFonts w:hint="eastAsia"/>
-        </w:rPr>
-        <w:t>至此，阿里云上单节点运行测试完成。</w:t>
-      </w:r>
-    </w:p>
     <w:p/>
     <w:p/>
-    <w:p/>
+    <w:p>
+      <w:pPr>
+        <w:rPr>
+          <w:rFonts w:hint="eastAsia"/>
+        </w:rPr>
+      </w:pPr>
+    </w:p>
     <w:p>
       <w:pPr>
         <w:pStyle w:val="2"/>
@@ -7512,6 +10710,7 @@
           <w:iCs w:val="0"/>
           <w:color w:val="2F5496" w:themeColor="accent1" w:themeShade="BF"/>
         </w:rPr>
+        <w:lastRenderedPageBreak/>
         <w:t>1</w:t>
       </w:r>
       <w:r>
@@ -7667,7 +10866,7 @@
               </w:rPr>
               <w:t>sudo vi /etc/</w:t>
             </w:r>
-            <w:hyperlink r:id="rId36" w:anchor="file-hosts" w:history="1">
+            <w:hyperlink r:id="rId32" w:anchor="file-hosts" w:history="1">
               <w:r>
                 <w:rPr>
                   <w:rStyle w:val="a7"/>
@@ -7723,7 +10922,7 @@
               <w:br/>
               <w:t xml:space="preserve">$ vi </w:t>
             </w:r>
-            <w:hyperlink r:id="rId37" w:anchor="file-crypto-config-yaml" w:tgtFrame="_blank" w:history="1">
+            <w:hyperlink r:id="rId33" w:anchor="file-crypto-config-yaml" w:tgtFrame="_blank" w:history="1">
               <w:r>
                 <w:rPr>
                   <w:rStyle w:val="a7"/>
@@ -7744,7 +10943,7 @@
               <w:br/>
               <w:t xml:space="preserve">$ vi </w:t>
             </w:r>
-            <w:hyperlink r:id="rId38" w:anchor="file-configtx-yaml" w:tgtFrame="_blank" w:history="1">
+            <w:hyperlink r:id="rId34" w:anchor="file-configtx-yaml" w:tgtFrame="_blank" w:history="1">
               <w:r>
                 <w:rPr>
                   <w:rStyle w:val="a7"/>
@@ -7783,7 +10982,7 @@
               <w:br/>
               <w:t xml:space="preserve">$ vi </w:t>
             </w:r>
-            <w:hyperlink r:id="rId39" w:anchor="file-docker-compose-base-yaml" w:tgtFrame="_blank" w:history="1">
+            <w:hyperlink r:id="rId35" w:anchor="file-docker-compose-base-yaml" w:tgtFrame="_blank" w:history="1">
               <w:r>
                 <w:rPr>
                   <w:rStyle w:val="a7"/>
@@ -7804,7 +11003,7 @@
               <w:br/>
               <w:t xml:space="preserve">$ vi </w:t>
             </w:r>
-            <w:hyperlink r:id="rId40" w:anchor="file-peer-base-yaml" w:tgtFrame="_blank" w:history="1">
+            <w:hyperlink r:id="rId36" w:anchor="file-peer-base-yaml" w:tgtFrame="_blank" w:history="1">
               <w:r>
                 <w:rPr>
                   <w:rStyle w:val="a7"/>
@@ -7834,7 +11033,7 @@
               <w:br/>
               <w:t xml:space="preserve">$ vi </w:t>
             </w:r>
-            <w:hyperlink r:id="rId41" w:anchor="file-docker-compose-cli-yaml" w:tgtFrame="_blank" w:history="1">
+            <w:hyperlink r:id="rId37" w:anchor="file-docker-compose-cli-yaml" w:tgtFrame="_blank" w:history="1">
               <w:r>
                 <w:rPr>
                   <w:rStyle w:val="a7"/>
@@ -7855,7 +11054,7 @@
               <w:br/>
               <w:t xml:space="preserve">$ vi </w:t>
             </w:r>
-            <w:hyperlink r:id="rId42" w:anchor="file-docker-compose-etcdraft2-yaml" w:tgtFrame="_blank" w:history="1">
+            <w:hyperlink r:id="rId38" w:anchor="file-docker-compose-etcdraft2-yaml" w:tgtFrame="_blank" w:history="1">
               <w:r>
                 <w:rPr>
                   <w:rStyle w:val="a7"/>
@@ -7892,7 +11091,7 @@
               </w:rPr>
               <w:t>$ vi $HOME/fabric-samples/chaincode/abstore/go/</w:t>
             </w:r>
-            <w:hyperlink r:id="rId43" w:anchor="file-abstore-go" w:tgtFrame="_blank" w:history="1">
+            <w:hyperlink r:id="rId39" w:anchor="file-abstore-go" w:tgtFrame="_blank" w:history="1">
               <w:r>
                 <w:rPr>
                   <w:rStyle w:val="a7"/>
@@ -7913,7 +11112,7 @@
               <w:br/>
               <w:t>$ vi $HOME/fabric-samples/chaincode/abstore/go/</w:t>
             </w:r>
-            <w:hyperlink r:id="rId44" w:anchor="file-go-mod" w:tgtFrame="_blank" w:history="1">
+            <w:hyperlink r:id="rId40" w:anchor="file-go-mod" w:tgtFrame="_blank" w:history="1">
               <w:r>
                 <w:rPr>
                   <w:rStyle w:val="a7"/>
@@ -8137,7 +11336,6 @@
                 <w:sz w:val="22"/>
                 <w:szCs w:val="22"/>
               </w:rPr>
-              <w:lastRenderedPageBreak/>
               <w:t>$ cd $HOME/fabric-samples/demo-first</w:t>
             </w:r>
             <w:r>
@@ -8913,7 +12111,7 @@
                     </pic:cNvPicPr>
                   </pic:nvPicPr>
                   <pic:blipFill>
-                    <a:blip r:embed="rId45" cstate="print">
+                    <a:blip r:embed="rId41" cstate="print">
                       <a:extLst>
                         <a:ext uri="{28A0092B-C50C-407E-A947-70E740481C1C}">
                           <a14:useLocalDpi xmlns:a14="http://schemas.microsoft.com/office/drawing/2010/main" val="0"/>
@@ -8985,7 +12183,6 @@
           <w:rFonts w:hint="eastAsia"/>
           <w:b/>
         </w:rPr>
-        <w:lastRenderedPageBreak/>
         <w:t>第一，</w:t>
       </w:r>
       <w:r>
@@ -9912,6 +13109,7 @@
                 <w:sz w:val="22"/>
                 <w:szCs w:val="22"/>
               </w:rPr>
+              <w:lastRenderedPageBreak/>
               <w:t>// `peer0.org1.example.com` create `channel.block`</w:t>
             </w:r>
             <w:r>
@@ -10093,6 +13291,7 @@
               <w:rPr>
                 <w:rFonts w:hint="eastAsia"/>
               </w:rPr>
+              <w:lastRenderedPageBreak/>
               <w:t>#</w:t>
             </w:r>
             <w:r>
@@ -10263,7 +13462,6 @@
               </w:rPr>
             </w:pPr>
             <w:r>
-              <w:lastRenderedPageBreak/>
               <w:t xml:space="preserve"># </w:t>
             </w:r>
             <w:r>
@@ -10915,7 +14113,16 @@
                 <w:szCs w:val="22"/>
               </w:rPr>
               <w:br/>
-              <w:t># export PEER0_ORG2_CA=/opt/gopath/src/github.com/hyperledger/fabric/peer/crypto/peerOrganizations/org2.example.com/peers/peer0.org2.example.com/tls/ca.crt</w:t>
+              <w:t xml:space="preserve"># export </w:t>
+            </w:r>
+            <w:r>
+              <w:rPr>
+                <w:rFonts w:asciiTheme="minorHAnsi" w:hAnsiTheme="minorHAnsi" w:cstheme="minorHAnsi"/>
+                <w:sz w:val="22"/>
+                <w:szCs w:val="22"/>
+              </w:rPr>
+              <w:lastRenderedPageBreak/>
+              <w:t>PEER0_ORG2_CA=/opt/gopath/src/github.com/hyperledger/fabric/peer/crypto/peerOrganizations/org2.example.com/peers/peer0.org2.example.com/tls/ca.crt</w:t>
             </w:r>
             <w:r>
               <w:rPr>
@@ -11412,16 +14619,7 @@
                 <w:sz w:val="22"/>
                 <w:szCs w:val="22"/>
               </w:rPr>
-              <w:t>peerOr</w:t>
-            </w:r>
-            <w:r>
-              <w:rPr>
-                <w:rFonts w:asciiTheme="minorHAnsi" w:hAnsiTheme="minorHAnsi" w:cstheme="minorHAnsi"/>
-                <w:sz w:val="22"/>
-                <w:szCs w:val="22"/>
-              </w:rPr>
-              <w:lastRenderedPageBreak/>
-              <w:t>ganizations</w:t>
+              <w:t>peerOrganizations</w:t>
             </w:r>
             <w:r>
               <w:rPr>
@@ -12104,7 +15302,16 @@
                 <w:szCs w:val="22"/>
               </w:rPr>
               <w:br/>
-              <w:t># peer lifecycle chaincode checkcommitreadiness --channelID $CHANNEL_NAME --name mycc --version 1.0 --init-required --sequence 1 --tls true --cafile /opt/gopath/src/github.com/hyperledger/fabric/peer/crypto/ordererOrganizations/example.com/orderers/orderer.example.com/msp/tlscacerts/tlsca.example.com-cert.pem --output json</w:t>
+              <w:t># peer lifecycle chaincode checkcommitreadiness --channelID $CHANNEL_NAME --name mycc --</w:t>
+            </w:r>
+            <w:r>
+              <w:rPr>
+                <w:rFonts w:asciiTheme="minorHAnsi" w:hAnsiTheme="minorHAnsi" w:cstheme="minorHAnsi"/>
+                <w:sz w:val="22"/>
+                <w:szCs w:val="22"/>
+              </w:rPr>
+              <w:lastRenderedPageBreak/>
+              <w:t>version 1.0 --init-required --sequence 1 --tls true --cafile /opt/gopath/src/github.com/hyperledger/fabric/peer/crypto/ordererOrganizations/example.com/orderers/orderer.example.com/msp/tlscacerts/tlsca.example.com-cert.pem --output json</w:t>
             </w:r>
           </w:p>
         </w:tc>
@@ -12245,16 +15452,7 @@
                 <w:szCs w:val="22"/>
               </w:rPr>
               <w:br/>
-              <w:t xml:space="preserve"># peer chaincode invoke -o orderer.example.com:7050 --isInit --tls true --cafile </w:t>
-            </w:r>
-            <w:r>
-              <w:rPr>
-                <w:rFonts w:asciiTheme="minorHAnsi" w:hAnsiTheme="minorHAnsi" w:cstheme="minorHAnsi"/>
-                <w:sz w:val="22"/>
-                <w:szCs w:val="22"/>
-              </w:rPr>
-              <w:lastRenderedPageBreak/>
-              <w:t>/opt/gopath/src/github.com/hyperledger/fabric/peer/crypto/ordererOrganizations/example.com/orderers/orderer.example.com/msp/tlscacerts/tlsca.example.com-cert.pem -C $CHANNEL_NAME -n mycc --peerAddresses peer0.org1.example.com:7051 --tlsRootCertFiles /opt/gopath/src/github.com/hyperledger/fabric/peer/crypto/peerOrganizations/org1.example.com/peers/peer0.org1.example.com/tls/ca.crt --peerAddresses peer0.org2.example.com:9051 --tlsRootCertFiles /opt/gopath/src/github.com/hyperledger/fabric/peer/crypto/peerOrganizations/org2.example.com/peers/peer0.org2.example.com/tls/ca.crt -c '{"Args":["Init","a","100","b","100"]}' --waitForEvent</w:t>
+              <w:t># peer chaincode invoke -o orderer.example.com:7050 --isInit --tls true --cafile /opt/gopath/src/github.com/hyperledger/fabric/peer/crypto/ordererOrganizations/example.com/orderers/orderer.example.com/msp/tlscacerts/tlsca.example.com-cert.pem -C $CHANNEL_NAME -n mycc --peerAddresses peer0.org1.example.com:7051 --tlsRootCertFiles /opt/gopath/src/github.com/hyperledger/fabric/peer/crypto/peerOrganizations/org1.example.com/peers/peer0.org1.example.com/tls/ca.crt --peerAddresses peer0.org2.example.com:9051 --tlsRootCertFiles /opt/gopath/src/github.com/hyperledger/fabric/peer/crypto/peerOrganizations/org2.example.com/peers/peer0.org2.example.com/tls/ca.crt -c '{"Args":["Init","a","100","b","100"]}' --waitForEvent</w:t>
             </w:r>
           </w:p>
           <w:p>
@@ -12322,7 +15520,16 @@
                 <w:szCs w:val="22"/>
               </w:rPr>
               <w:br/>
-              <w:t># peer chaincode invoke -o orderer.example.com:7050 --tls true --cafile /opt/gopath/src/github.com/hyperledger/fabric/peer/crypto/ordererOrganizations/example.com/orderers/orderer.example.com/msp/tlscacerts/tlsca.example.com-cert.pem -C $CHANNEL_NAME -n mycc --peerAddresses peer0.org1.example.com:7051 --tlsRootCertFiles /opt/gopath/src/github.com/hyperledger/fabric/peer/crypto/peerOrganizations/org1.example.com/peers/peer0.org1.example.com/tls/ca.crt --peerAddresses peer0.org2.example.com:9051 --tlsRootCertFiles /opt/gopath/src/github.com/hyperledger/fabric/peer/crypto/peerOrganizations/org2.example.com/peers/peer0.org2.example.com/tls/ca.crt -c '{"Args":["invoke","a","b","10"]}' --waitForEvent</w:t>
+              <w:t xml:space="preserve"># peer chaincode invoke -o orderer.example.com:7050 --tls true --cafile /opt/gopath/src/github.com/hyperledger/fabric/peer/crypto/ordererOrganizations/example.com/orderers/orderer.example.com/msp/tlscacerts/tlsca.example.com-cert.pem -C $CHANNEL_NAME -n mycc --peerAddresses peer0.org1.example.com:7051 --tlsRootCertFiles </w:t>
+            </w:r>
+            <w:r>
+              <w:rPr>
+                <w:rFonts w:asciiTheme="minorHAnsi" w:hAnsiTheme="minorHAnsi" w:cstheme="minorHAnsi"/>
+                <w:sz w:val="22"/>
+                <w:szCs w:val="22"/>
+              </w:rPr>
+              <w:lastRenderedPageBreak/>
+              <w:t>/opt/gopath/src/github.com/hyperledger/fabric/peer/crypto/peerOrganizations/org1.example.com/peers/peer0.org1.example.com/tls/ca.crt --peerAddresses peer0.org2.example.com:9051 --tlsRootCertFiles /opt/gopath/src/github.com/hyperledger/fabric/peer/crypto/peerOrganizations/org2.example.com/peers/peer0.org2.example.com/tls/ca.crt -c '{"Args":["invoke","a","b","10"]}' --waitForEvent</w:t>
             </w:r>
           </w:p>
           <w:p>
@@ -13300,7 +16507,6 @@
                 <w:sz w:val="22"/>
                 <w:szCs w:val="22"/>
               </w:rPr>
-              <w:lastRenderedPageBreak/>
               <w:t>$ docker volume prune</w:t>
             </w:r>
           </w:p>
@@ -13542,6 +16748,7 @@
           <w:rFonts w:hint="eastAsia"/>
           <w:color w:val="2F5496" w:themeColor="accent1" w:themeShade="BF"/>
         </w:rPr>
+        <w:lastRenderedPageBreak/>
         <w:t>2</w:t>
       </w:r>
       <w:r>
@@ -13589,7 +16796,7 @@
         </w:rPr>
         <w:t>点击连接</w:t>
       </w:r>
-      <w:hyperlink r:id="rId46" w:history="1">
+      <w:hyperlink r:id="rId42" w:history="1">
         <w:r>
           <w:rPr>
             <w:rStyle w:val="a7"/>
@@ -13647,7 +16854,7 @@
                     </pic:cNvPicPr>
                   </pic:nvPicPr>
                   <pic:blipFill>
-                    <a:blip r:embed="rId47">
+                    <a:blip r:embed="rId43">
                       <a:extLst>
                         <a:ext uri="{28A0092B-C50C-407E-A947-70E740481C1C}">
                           <a14:useLocalDpi xmlns:a14="http://schemas.microsoft.com/office/drawing/2010/main" val="0"/>
@@ -13705,7 +16912,6 @@
           <w:rFonts w:ascii="宋体" w:eastAsia="宋体" w:hAnsi="宋体" w:cs="宋体"/>
           <w:noProof/>
         </w:rPr>
-        <w:lastRenderedPageBreak/>
         <w:drawing>
           <wp:inline distT="0" distB="0" distL="0" distR="0" wp14:anchorId="7960A9AD" wp14:editId="781145C9">
             <wp:extent cx="4493213" cy="2257425"/>
@@ -13724,7 +16930,7 @@
                     </pic:cNvPicPr>
                   </pic:nvPicPr>
                   <pic:blipFill>
-                    <a:blip r:embed="rId48" cstate="print">
+                    <a:blip r:embed="rId44" cstate="print">
                       <a:extLst>
                         <a:ext uri="{28A0092B-C50C-407E-A947-70E740481C1C}">
                           <a14:useLocalDpi xmlns:a14="http://schemas.microsoft.com/office/drawing/2010/main" val="0"/>
@@ -13761,6 +16967,7 @@
         <w:rPr>
           <w:noProof/>
         </w:rPr>
+        <w:lastRenderedPageBreak/>
         <w:drawing>
           <wp:inline distT="0" distB="0" distL="0" distR="0" wp14:anchorId="4B726098" wp14:editId="23E7A1D5">
             <wp:extent cx="5629275" cy="2114367"/>
@@ -13779,7 +16986,7 @@
                     </pic:cNvPicPr>
                   </pic:nvPicPr>
                   <pic:blipFill>
-                    <a:blip r:embed="rId49" cstate="print">
+                    <a:blip r:embed="rId45" cstate="print">
                       <a:extLst>
                         <a:ext uri="{28A0092B-C50C-407E-A947-70E740481C1C}">
                           <a14:useLocalDpi xmlns:a14="http://schemas.microsoft.com/office/drawing/2010/main" val="0"/>
@@ -13845,6 +17052,7 @@
           <w:rFonts w:hint="eastAsia"/>
           <w:color w:val="2F5496" w:themeColor="accent1" w:themeShade="BF"/>
         </w:rPr>
+        <w:lastRenderedPageBreak/>
         <w:t>2</w:t>
       </w:r>
       <w:r>
@@ -13988,7 +17196,7 @@
                     </pic:cNvPicPr>
                   </pic:nvPicPr>
                   <pic:blipFill>
-                    <a:blip r:embed="rId50">
+                    <a:blip r:embed="rId46">
                       <a:extLst>
                         <a:ext uri="{28A0092B-C50C-407E-A947-70E740481C1C}">
                           <a14:useLocalDpi xmlns:a14="http://schemas.microsoft.com/office/drawing/2010/main" val="0"/>
@@ -14023,10 +17231,9 @@
     <w:p/>
     <w:p>
       <w:r>
-        <w:lastRenderedPageBreak/>
         <w:pict w14:anchorId="69C0D739">
           <v:shape id="_x0000_i1027" type="#_x0000_t75" style="width:466.95pt;height:242.35pt">
-            <v:imagedata r:id="rId51" o:title="Capture"/>
+            <v:imagedata r:id="rId47" o:title="Capture"/>
           </v:shape>
         </w:pict>
       </w:r>
@@ -14105,6 +17312,7 @@
           <w:rFonts w:hint="eastAsia"/>
           <w:noProof/>
         </w:rPr>
+        <w:lastRenderedPageBreak/>
         <w:drawing>
           <wp:inline distT="0" distB="0" distL="0" distR="0" wp14:anchorId="44B661C5" wp14:editId="36A63AEC">
             <wp:extent cx="5934075" cy="2695575"/>
@@ -14123,7 +17331,7 @@
                     </pic:cNvPicPr>
                   </pic:nvPicPr>
                   <pic:blipFill>
-                    <a:blip r:embed="rId52">
+                    <a:blip r:embed="rId48">
                       <a:extLst>
                         <a:ext uri="{28A0092B-C50C-407E-A947-70E740481C1C}">
                           <a14:useLocalDpi xmlns:a14="http://schemas.microsoft.com/office/drawing/2010/main" val="0"/>
@@ -14267,7 +17475,6 @@
         <w:rPr>
           <w:noProof/>
         </w:rPr>
-        <w:lastRenderedPageBreak/>
         <w:drawing>
           <wp:inline distT="0" distB="0" distL="0" distR="0" wp14:anchorId="4FE9058B" wp14:editId="10AB6829">
             <wp:extent cx="5934075" cy="2714625"/>
@@ -14286,7 +17493,7 @@
                     </pic:cNvPicPr>
                   </pic:nvPicPr>
                   <pic:blipFill>
-                    <a:blip r:embed="rId53">
+                    <a:blip r:embed="rId49">
                       <a:extLst>
                         <a:ext uri="{28A0092B-C50C-407E-A947-70E740481C1C}">
                           <a14:useLocalDpi xmlns:a14="http://schemas.microsoft.com/office/drawing/2010/main" val="0"/>
@@ -14443,6 +17650,7 @@
         <w:rPr>
           <w:noProof/>
         </w:rPr>
+        <w:lastRenderedPageBreak/>
         <w:drawing>
           <wp:inline distT="0" distB="0" distL="0" distR="0" wp14:anchorId="15A21DC7" wp14:editId="2E4627A9">
             <wp:extent cx="5934075" cy="1095375"/>
@@ -14461,7 +17669,7 @@
                     </pic:cNvPicPr>
                   </pic:nvPicPr>
                   <pic:blipFill>
-                    <a:blip r:embed="rId54">
+                    <a:blip r:embed="rId50">
                       <a:extLst>
                         <a:ext uri="{28A0092B-C50C-407E-A947-70E740481C1C}">
                           <a14:useLocalDpi xmlns:a14="http://schemas.microsoft.com/office/drawing/2010/main" val="0"/>
@@ -14518,7 +17726,7 @@
                     </pic:cNvPicPr>
                   </pic:nvPicPr>
                   <pic:blipFill>
-                    <a:blip r:embed="rId55">
+                    <a:blip r:embed="rId51">
                       <a:extLst>
                         <a:ext uri="{28A0092B-C50C-407E-A947-70E740481C1C}">
                           <a14:useLocalDpi xmlns:a14="http://schemas.microsoft.com/office/drawing/2010/main" val="0"/>
@@ -14718,6 +17926,7 @@
           <w:rFonts w:hint="eastAsia"/>
           <w:b/>
         </w:rPr>
+        <w:lastRenderedPageBreak/>
         <w:t>第一</w:t>
       </w:r>
       <w:r>
@@ -15470,7 +18679,6 @@
                 <w:sz w:val="22"/>
                 <w:szCs w:val="22"/>
               </w:rPr>
-              <w:lastRenderedPageBreak/>
               <w:t>$ cd $HOME/fabric-samples</w:t>
             </w:r>
             <w:r>
@@ -15500,7 +18708,7 @@
               <w:br/>
               <w:t xml:space="preserve">$ vi </w:t>
             </w:r>
-            <w:hyperlink r:id="rId56" w:anchor="file-crypto-config-yaml" w:tgtFrame="_blank" w:history="1">
+            <w:hyperlink r:id="rId52" w:anchor="file-crypto-config-yaml" w:tgtFrame="_blank" w:history="1">
               <w:r>
                 <w:rPr>
                   <w:rStyle w:val="a7"/>
@@ -15521,7 +18729,7 @@
               <w:br/>
               <w:t xml:space="preserve">$ vi </w:t>
             </w:r>
-            <w:hyperlink r:id="rId57" w:anchor="file-configtx-yaml" w:tgtFrame="_blank" w:history="1">
+            <w:hyperlink r:id="rId53" w:anchor="file-configtx-yaml" w:tgtFrame="_blank" w:history="1">
               <w:r>
                 <w:rPr>
                   <w:rStyle w:val="a7"/>
@@ -15577,7 +18785,7 @@
               </w:rPr>
               <w:t xml:space="preserve"> vi </w:t>
             </w:r>
-            <w:hyperlink r:id="rId58" w:anchor="file-peer0-org1-yaml" w:history="1">
+            <w:hyperlink r:id="rId54" w:anchor="file-peer0-org1-yaml" w:history="1">
               <w:r>
                 <w:rPr>
                   <w:rStyle w:val="a7"/>
@@ -15614,7 +18822,7 @@
               </w:rPr>
               <w:t xml:space="preserve">vi </w:t>
             </w:r>
-            <w:hyperlink r:id="rId59" w:anchor="file-peer0-org2-yaml" w:history="1">
+            <w:hyperlink r:id="rId55" w:anchor="file-peer0-org2-yaml" w:history="1">
               <w:r>
                 <w:rPr>
                   <w:rStyle w:val="a7"/>
@@ -15643,7 +18851,7 @@
               </w:rPr>
               <w:t xml:space="preserve">$ vi </w:t>
             </w:r>
-            <w:hyperlink r:id="rId60" w:anchor="file-peer0-org3-yaml" w:history="1">
+            <w:hyperlink r:id="rId56" w:anchor="file-peer0-org3-yaml" w:history="1">
               <w:r>
                 <w:rPr>
                   <w:rStyle w:val="a7"/>
@@ -15672,7 +18880,7 @@
               </w:rPr>
               <w:t xml:space="preserve">$ vi </w:t>
             </w:r>
-            <w:hyperlink r:id="rId61" w:anchor="file-peer0-org4-yaml" w:history="1">
+            <w:hyperlink r:id="rId57" w:anchor="file-peer0-org4-yaml" w:history="1">
               <w:r>
                 <w:rPr>
                   <w:rStyle w:val="a7"/>
@@ -15701,7 +18909,7 @@
               </w:rPr>
               <w:t xml:space="preserve">$ vi </w:t>
             </w:r>
-            <w:hyperlink r:id="rId62" w:anchor="file-peer0-org5-yaml" w:history="1">
+            <w:hyperlink r:id="rId58" w:anchor="file-peer0-org5-yaml" w:history="1">
               <w:r>
                 <w:rPr>
                   <w:rStyle w:val="a7"/>
@@ -15730,7 +18938,7 @@
               </w:rPr>
               <w:t xml:space="preserve">$ vi </w:t>
             </w:r>
-            <w:hyperlink r:id="rId63" w:anchor="file-peer0-org6-yaml" w:history="1">
+            <w:hyperlink r:id="rId59" w:anchor="file-peer0-org6-yaml" w:history="1">
               <w:r>
                 <w:rPr>
                   <w:rStyle w:val="a7"/>
@@ -15759,7 +18967,7 @@
               </w:rPr>
               <w:t xml:space="preserve">$ vi </w:t>
             </w:r>
-            <w:hyperlink r:id="rId64" w:anchor="file-peer0-org7-yaml" w:history="1">
+            <w:hyperlink r:id="rId60" w:anchor="file-peer0-org7-yaml" w:history="1">
               <w:r>
                 <w:rPr>
                   <w:rStyle w:val="a7"/>
@@ -15788,7 +18996,7 @@
               </w:rPr>
               <w:t xml:space="preserve">$ vi </w:t>
             </w:r>
-            <w:hyperlink r:id="rId65" w:anchor="file-peer0-org8-yaml" w:history="1">
+            <w:hyperlink r:id="rId61" w:anchor="file-peer0-org8-yaml" w:history="1">
               <w:r>
                 <w:rPr>
                   <w:rStyle w:val="a7"/>
@@ -15827,7 +19035,7 @@
               </w:rPr>
               <w:t xml:space="preserve">$ vi </w:t>
             </w:r>
-            <w:hyperlink r:id="rId66" w:anchor="file-orderer1-yaml" w:history="1">
+            <w:hyperlink r:id="rId62" w:anchor="file-orderer1-yaml" w:history="1">
               <w:r>
                 <w:rPr>
                   <w:rStyle w:val="a7"/>
@@ -15856,7 +19064,7 @@
               </w:rPr>
               <w:t xml:space="preserve">$ vi </w:t>
             </w:r>
-            <w:hyperlink r:id="rId67" w:anchor="file-orderer2-yaml" w:history="1">
+            <w:hyperlink r:id="rId63" w:anchor="file-orderer2-yaml" w:history="1">
               <w:r>
                 <w:rPr>
                   <w:rStyle w:val="a7"/>
@@ -15885,7 +19093,7 @@
               </w:rPr>
               <w:t xml:space="preserve">$ vi </w:t>
             </w:r>
-            <w:hyperlink r:id="rId68" w:anchor="file-orderer3-yaml" w:history="1">
+            <w:hyperlink r:id="rId64" w:anchor="file-orderer3-yaml" w:history="1">
               <w:r>
                 <w:rPr>
                   <w:rStyle w:val="a7"/>
@@ -15914,7 +19122,7 @@
               </w:rPr>
               <w:t xml:space="preserve">$ vi </w:t>
             </w:r>
-            <w:hyperlink r:id="rId69" w:anchor="file-orderer4-yaml" w:history="1">
+            <w:hyperlink r:id="rId65" w:anchor="file-orderer4-yaml" w:history="1">
               <w:r>
                 <w:rPr>
                   <w:rStyle w:val="a7"/>
@@ -15943,7 +19151,7 @@
               </w:rPr>
               <w:t xml:space="preserve">$ vi </w:t>
             </w:r>
-            <w:hyperlink r:id="rId70" w:anchor="file-orderer5-yaml" w:history="1">
+            <w:hyperlink r:id="rId66" w:anchor="file-orderer5-yaml" w:history="1">
               <w:r>
                 <w:rPr>
                   <w:rStyle w:val="a7"/>
@@ -15982,7 +19190,7 @@
               </w:rPr>
               <w:t xml:space="preserve">$ vi </w:t>
             </w:r>
-            <w:hyperlink r:id="rId71" w:anchor="file-cli-yaml" w:history="1">
+            <w:hyperlink r:id="rId67" w:anchor="file-cli-yaml" w:history="1">
               <w:r>
                 <w:rPr>
                   <w:rStyle w:val="a7"/>
@@ -16021,7 +19229,7 @@
               </w:rPr>
               <w:t>$ vi $HOME/fabric-samples/chaincode/abstore/go/</w:t>
             </w:r>
-            <w:hyperlink r:id="rId72" w:anchor="file-abstore-go" w:tgtFrame="_blank" w:history="1">
+            <w:hyperlink r:id="rId68" w:anchor="file-abstore-go" w:tgtFrame="_blank" w:history="1">
               <w:r>
                 <w:rPr>
                   <w:rStyle w:val="a7"/>
@@ -16050,7 +19258,7 @@
               <w:br/>
               <w:t>$ vi $HOME/fabric-samples/chaincode/abstore/go/</w:t>
             </w:r>
-            <w:hyperlink r:id="rId73" w:anchor="file-go-mod" w:tgtFrame="_blank" w:history="1">
+            <w:hyperlink r:id="rId69" w:anchor="file-go-mod" w:tgtFrame="_blank" w:history="1">
               <w:r>
                 <w:rPr>
                   <w:rStyle w:val="a7"/>
@@ -16303,7 +19511,6 @@
                 <w:sz w:val="22"/>
                 <w:szCs w:val="22"/>
               </w:rPr>
-              <w:lastRenderedPageBreak/>
               <w:t>$ docker info</w:t>
             </w:r>
             <w:r>
@@ -16468,7 +19675,7 @@
               </w:rPr>
               <w:t>$ vi /etc/</w:t>
             </w:r>
-            <w:hyperlink r:id="rId74" w:anchor="file-hosts" w:history="1">
+            <w:hyperlink r:id="rId70" w:anchor="file-hosts" w:history="1">
               <w:r>
                 <w:rPr>
                   <w:rStyle w:val="a7"/>
@@ -16606,7 +19813,7 @@
               </w:rPr>
               <w:t>$ ./</w:t>
             </w:r>
-            <w:hyperlink r:id="rId75" w:anchor="file-config-sh" w:history="1">
+            <w:hyperlink r:id="rId71" w:anchor="file-config-sh" w:history="1">
               <w:r>
                 <w:rPr>
                   <w:rStyle w:val="a7"/>
@@ -16644,6 +19851,7 @@
           <w:rFonts w:ascii="宋体" w:eastAsia="宋体" w:hAnsi="宋体" w:cs="宋体" w:hint="eastAsia"/>
           <w:b/>
         </w:rPr>
+        <w:lastRenderedPageBreak/>
         <w:t>第</w:t>
       </w:r>
       <w:r>
@@ -16742,7 +19950,7 @@
               <w:br/>
               <w:t>$ ./</w:t>
             </w:r>
-            <w:hyperlink r:id="rId76" w:anchor="file-scp-sh" w:tgtFrame="_blank" w:history="1">
+            <w:hyperlink r:id="rId72" w:anchor="file-scp-sh" w:tgtFrame="_blank" w:history="1">
               <w:r>
                 <w:rPr>
                   <w:rStyle w:val="a7"/>
@@ -16863,7 +20071,7 @@
               </w:rPr>
               <w:t>$ ./</w:t>
             </w:r>
-            <w:hyperlink r:id="rId77" w:anchor="file-orderer1-sh" w:history="1">
+            <w:hyperlink r:id="rId73" w:anchor="file-orderer1-sh" w:history="1">
               <w:r>
                 <w:rPr>
                   <w:rStyle w:val="a7"/>
@@ -16986,7 +20194,7 @@
               </w:rPr>
               <w:t>$ ./</w:t>
             </w:r>
-            <w:hyperlink r:id="rId78" w:anchor="file-orderer2-sh" w:history="1">
+            <w:hyperlink r:id="rId74" w:anchor="file-orderer2-sh" w:history="1">
               <w:r>
                 <w:rPr>
                   <w:rStyle w:val="a7"/>
@@ -17100,7 +20308,7 @@
               </w:rPr>
               <w:t>$ ./</w:t>
             </w:r>
-            <w:hyperlink r:id="rId79" w:anchor="file-orderer3-sh" w:history="1">
+            <w:hyperlink r:id="rId75" w:anchor="file-orderer3-sh" w:history="1">
               <w:r>
                 <w:rPr>
                   <w:rStyle w:val="a7"/>
@@ -17204,10 +20412,9 @@
                 <w:sz w:val="22"/>
                 <w:szCs w:val="22"/>
               </w:rPr>
-              <w:lastRenderedPageBreak/>
               <w:t>$ ./</w:t>
             </w:r>
-            <w:hyperlink r:id="rId80" w:anchor="file-orderer4-sh" w:history="1">
+            <w:hyperlink r:id="rId76" w:anchor="file-orderer4-sh" w:history="1">
               <w:r>
                 <w:rPr>
                   <w:rStyle w:val="a7"/>
@@ -17313,7 +20520,7 @@
               </w:rPr>
               <w:t>$ ./</w:t>
             </w:r>
-            <w:hyperlink r:id="rId81" w:anchor="file-orderer5-sh" w:history="1">
+            <w:hyperlink r:id="rId77" w:anchor="file-orderer5-sh" w:history="1">
               <w:r>
                 <w:rPr>
                   <w:rStyle w:val="a7"/>
@@ -17436,7 +20643,7 @@
               </w:rPr>
               <w:t>./</w:t>
             </w:r>
-            <w:hyperlink r:id="rId82" w:anchor="file-peer1-sh" w:history="1">
+            <w:hyperlink r:id="rId78" w:anchor="file-peer1-sh" w:history="1">
               <w:r>
                 <w:rPr>
                   <w:rStyle w:val="a7"/>
@@ -17566,7 +20773,7 @@
               </w:rPr>
               <w:t>./</w:t>
             </w:r>
-            <w:hyperlink r:id="rId83" w:anchor="file-peer2-sh" w:history="1">
+            <w:hyperlink r:id="rId79" w:anchor="file-peer2-sh" w:history="1">
               <w:r>
                 <w:rPr>
                   <w:rStyle w:val="a7"/>
@@ -17696,7 +20903,7 @@
               </w:rPr>
               <w:t>./</w:t>
             </w:r>
-            <w:hyperlink r:id="rId84" w:anchor="file-peer3-sh" w:history="1">
+            <w:hyperlink r:id="rId80" w:anchor="file-peer3-sh" w:history="1">
               <w:r>
                 <w:rPr>
                   <w:rStyle w:val="a7"/>
@@ -17810,7 +21017,7 @@
               </w:rPr>
               <w:t>./</w:t>
             </w:r>
-            <w:hyperlink r:id="rId85" w:anchor="file-peer4-sh" w:history="1">
+            <w:hyperlink r:id="rId81" w:anchor="file-peer4-sh" w:history="1">
               <w:r>
                 <w:rPr>
                   <w:rStyle w:val="a7"/>
@@ -17938,9 +21145,10 @@
                 <w:sz w:val="22"/>
                 <w:szCs w:val="22"/>
               </w:rPr>
+              <w:lastRenderedPageBreak/>
               <w:t>$ ./</w:t>
             </w:r>
-            <w:hyperlink r:id="rId86" w:anchor="file-peer5-sh" w:history="1">
+            <w:hyperlink r:id="rId82" w:anchor="file-peer5-sh" w:history="1">
               <w:r>
                 <w:rPr>
                   <w:rStyle w:val="a7"/>
@@ -18070,7 +21278,7 @@
               </w:rPr>
               <w:t>$ ./</w:t>
             </w:r>
-            <w:hyperlink r:id="rId87" w:anchor="file-peer6-sh" w:history="1">
+            <w:hyperlink r:id="rId83" w:anchor="file-peer6-sh" w:history="1">
               <w:r>
                 <w:rPr>
                   <w:rStyle w:val="a7"/>
@@ -18099,7 +21307,7 @@
               </w:rPr>
               <w:t>$ ./</w:t>
             </w:r>
-            <w:hyperlink r:id="rId88" w:anchor="file-peer7-sh" w:history="1">
+            <w:hyperlink r:id="rId84" w:anchor="file-peer7-sh" w:history="1">
               <w:r>
                 <w:rPr>
                   <w:rStyle w:val="a7"/>
@@ -18128,7 +21336,7 @@
               </w:rPr>
               <w:t>$ ./</w:t>
             </w:r>
-            <w:hyperlink r:id="rId89" w:anchor="file-peer8-sh" w:history="1">
+            <w:hyperlink r:id="rId85" w:anchor="file-peer8-sh" w:history="1">
               <w:r>
                 <w:rPr>
                   <w:rStyle w:val="a7"/>
@@ -18234,7 +21442,7 @@
               </w:rPr>
               <w:t>$ ./</w:t>
             </w:r>
-            <w:hyperlink r:id="rId90" w:anchor="file-cli-sh" w:history="1">
+            <w:hyperlink r:id="rId86" w:anchor="file-cli-sh" w:history="1">
               <w:r>
                 <w:rPr>
                   <w:rStyle w:val="a7"/>
@@ -18402,10 +21610,9 @@
           </w:p>
           <w:p>
             <w:r>
-              <w:lastRenderedPageBreak/>
               <w:t xml:space="preserve">$ docker-compose -f </w:t>
             </w:r>
-            <w:hyperlink r:id="rId91" w:anchor="file-test-yaml" w:history="1">
+            <w:hyperlink r:id="rId87" w:anchor="file-test-yaml" w:history="1">
               <w:r>
                 <w:rPr>
                   <w:rStyle w:val="a7"/>
@@ -18650,6 +21857,7 @@
           </w:tcPr>
           <w:p>
             <w:r>
+              <w:lastRenderedPageBreak/>
               <w:t>// Run test on 192.168.0.101</w:t>
             </w:r>
           </w:p>
@@ -18662,7 +21870,7 @@
             <w:r>
               <w:t xml:space="preserve">$ docker-compose -f </w:t>
             </w:r>
-            <w:hyperlink r:id="rId92" w:anchor="file-test-yaml" w:history="1">
+            <w:hyperlink r:id="rId88" w:anchor="file-test-yaml" w:history="1">
               <w:r>
                 <w:rPr>
                   <w:rStyle w:val="a7"/>
@@ -18810,7 +22018,6 @@
         <w:rPr>
           <w:rFonts w:hint="eastAsia"/>
         </w:rPr>
-        <w:lastRenderedPageBreak/>
         <w:t>停止容器，如下，</w:t>
       </w:r>
     </w:p>
@@ -19259,6 +22466,7 @@
           </w:tcPr>
           <w:p>
             <w:r>
+              <w:lastRenderedPageBreak/>
               <w:t>Orderer4</w:t>
             </w:r>
           </w:p>
@@ -19389,7 +22597,7 @@
                     </pic:cNvPicPr>
                   </pic:nvPicPr>
                   <pic:blipFill>
-                    <a:blip r:embed="rId93" cstate="print">
+                    <a:blip r:embed="rId89" cstate="print">
                       <a:extLst>
                         <a:ext uri="{28A0092B-C50C-407E-A947-70E740481C1C}">
                           <a14:useLocalDpi xmlns:a14="http://schemas.microsoft.com/office/drawing/2010/main" val="0"/>
@@ -19427,7 +22635,6 @@
         <w:rPr>
           <w:noProof/>
         </w:rPr>
-        <w:lastRenderedPageBreak/>
         <w:drawing>
           <wp:inline distT="0" distB="0" distL="0" distR="0" wp14:anchorId="34F97A41" wp14:editId="71A89960">
             <wp:extent cx="3009900" cy="2238375"/>
@@ -19446,7 +22653,7 @@
                     </pic:cNvPicPr>
                   </pic:nvPicPr>
                   <pic:blipFill>
-                    <a:blip r:embed="rId94" cstate="print">
+                    <a:blip r:embed="rId90" cstate="print">
                       <a:extLst>
                         <a:ext uri="{28A0092B-C50C-407E-A947-70E740481C1C}">
                           <a14:useLocalDpi xmlns:a14="http://schemas.microsoft.com/office/drawing/2010/main" val="0"/>
@@ -19485,6 +22692,7 @@
         <w:rPr>
           <w:noProof/>
         </w:rPr>
+        <w:lastRenderedPageBreak/>
         <w:drawing>
           <wp:inline distT="0" distB="0" distL="0" distR="0" wp14:anchorId="61D3EAA6" wp14:editId="32632C46">
             <wp:extent cx="2990850" cy="2219325"/>
@@ -19503,7 +22711,7 @@
                     </pic:cNvPicPr>
                   </pic:nvPicPr>
                   <pic:blipFill>
-                    <a:blip r:embed="rId95" cstate="print">
+                    <a:blip r:embed="rId91" cstate="print">
                       <a:extLst>
                         <a:ext uri="{28A0092B-C50C-407E-A947-70E740481C1C}">
                           <a14:useLocalDpi xmlns:a14="http://schemas.microsoft.com/office/drawing/2010/main" val="0"/>
@@ -19609,7 +22817,6 @@
         <w:rPr>
           <w:noProof/>
         </w:rPr>
-        <w:lastRenderedPageBreak/>
         <w:drawing>
           <wp:inline distT="0" distB="0" distL="0" distR="0" wp14:anchorId="19DDD6BF" wp14:editId="347F308C">
             <wp:extent cx="2800350" cy="2143125"/>
@@ -19628,7 +22835,7 @@
                     </pic:cNvPicPr>
                   </pic:nvPicPr>
                   <pic:blipFill>
-                    <a:blip r:embed="rId96" cstate="print">
+                    <a:blip r:embed="rId92" cstate="print">
                       <a:extLst>
                         <a:ext uri="{28A0092B-C50C-407E-A947-70E740481C1C}">
                           <a14:useLocalDpi xmlns:a14="http://schemas.microsoft.com/office/drawing/2010/main" val="0"/>
@@ -19684,7 +22891,7 @@
                     </pic:cNvPicPr>
                   </pic:nvPicPr>
                   <pic:blipFill>
-                    <a:blip r:embed="rId97" cstate="print">
+                    <a:blip r:embed="rId93" cstate="print">
                       <a:extLst>
                         <a:ext uri="{28A0092B-C50C-407E-A947-70E740481C1C}">
                           <a14:useLocalDpi xmlns:a14="http://schemas.microsoft.com/office/drawing/2010/main" val="0"/>
@@ -19740,7 +22947,7 @@
                     </pic:cNvPicPr>
                   </pic:nvPicPr>
                   <pic:blipFill>
-                    <a:blip r:embed="rId98" cstate="print">
+                    <a:blip r:embed="rId94" cstate="print">
                       <a:extLst>
                         <a:ext uri="{28A0092B-C50C-407E-A947-70E740481C1C}">
                           <a14:useLocalDpi xmlns:a14="http://schemas.microsoft.com/office/drawing/2010/main" val="0"/>
@@ -19778,7 +22985,6 @@
         <w:rPr>
           <w:noProof/>
         </w:rPr>
-        <w:lastRenderedPageBreak/>
         <w:drawing>
           <wp:inline distT="0" distB="0" distL="0" distR="0" wp14:anchorId="73D1084D" wp14:editId="25405EB1">
             <wp:extent cx="2971800" cy="2257425"/>
@@ -19797,7 +23003,7 @@
                     </pic:cNvPicPr>
                   </pic:nvPicPr>
                   <pic:blipFill>
-                    <a:blip r:embed="rId99" cstate="print">
+                    <a:blip r:embed="rId95" cstate="print">
                       <a:extLst>
                         <a:ext uri="{28A0092B-C50C-407E-A947-70E740481C1C}">
                           <a14:useLocalDpi xmlns:a14="http://schemas.microsoft.com/office/drawing/2010/main" val="0"/>
@@ -19854,7 +23060,7 @@
                     </pic:cNvPicPr>
                   </pic:nvPicPr>
                   <pic:blipFill>
-                    <a:blip r:embed="rId100" cstate="print">
+                    <a:blip r:embed="rId96" cstate="print">
                       <a:extLst>
                         <a:ext uri="{28A0092B-C50C-407E-A947-70E740481C1C}">
                           <a14:useLocalDpi xmlns:a14="http://schemas.microsoft.com/office/drawing/2010/main" val="0"/>
@@ -19945,7 +23151,6 @@
         <w:rPr>
           <w:b/>
         </w:rPr>
-        <w:lastRenderedPageBreak/>
         <w:t>Reference</w:t>
       </w:r>
     </w:p>
@@ -20038,6 +23243,7 @@
           <w:rStyle w:val="a3"/>
           <w:color w:val="2F5496" w:themeColor="accent1" w:themeShade="BF"/>
         </w:rPr>
+        <w:lastRenderedPageBreak/>
         <w:t>3</w:t>
       </w:r>
       <w:r>
@@ -20234,7 +23440,7 @@
               </w:rPr>
               <w:t>./</w:t>
             </w:r>
-            <w:hyperlink r:id="rId101" w:anchor="file-step1-sh" w:history="1">
+            <w:hyperlink r:id="rId97" w:anchor="file-step1-sh" w:history="1">
               <w:r>
                 <w:rPr>
                   <w:rStyle w:val="a7"/>
@@ -20262,7 +23468,7 @@
               </w:rPr>
               <w:t>./</w:t>
             </w:r>
-            <w:hyperlink r:id="rId102" w:anchor="file-step2-sh" w:history="1">
+            <w:hyperlink r:id="rId98" w:anchor="file-step2-sh" w:history="1">
               <w:r>
                 <w:rPr>
                   <w:rStyle w:val="a7"/>
@@ -20326,6 +23532,7 @@
           <w:rStyle w:val="a3"/>
           <w:color w:val="2F5496" w:themeColor="accent1" w:themeShade="BF"/>
         </w:rPr>
+        <w:lastRenderedPageBreak/>
         <w:t>3</w:t>
       </w:r>
       <w:r>
@@ -20540,7 +23747,7 @@
               </w:rPr>
               <w:t xml:space="preserve">$ vi </w:t>
             </w:r>
-            <w:hyperlink r:id="rId103" w:anchor="file-read_pem-py" w:history="1">
+            <w:hyperlink r:id="rId99" w:anchor="file-read_pem-py" w:history="1">
               <w:r>
                 <w:rPr>
                   <w:rStyle w:val="a7"/>
@@ -20569,7 +23776,7 @@
               </w:rPr>
               <w:t xml:space="preserve">$ vi </w:t>
             </w:r>
-            <w:hyperlink r:id="rId104" w:anchor="file-prepare_tls_peer0_org1-sh" w:history="1">
+            <w:hyperlink r:id="rId100" w:anchor="file-prepare_tls_peer0_org1-sh" w:history="1">
               <w:r>
                 <w:rPr>
                   <w:rStyle w:val="a7"/>
@@ -20598,7 +23805,7 @@
               </w:rPr>
               <w:t xml:space="preserve">$ vi </w:t>
             </w:r>
-            <w:hyperlink r:id="rId105" w:anchor="file-prepare_tls_peer0_org2-sh" w:history="1">
+            <w:hyperlink r:id="rId101" w:anchor="file-prepare_tls_peer0_org2-sh" w:history="1">
               <w:r>
                 <w:rPr>
                   <w:rStyle w:val="a7"/>
@@ -20627,7 +23834,7 @@
               </w:rPr>
               <w:t xml:space="preserve">$ vi </w:t>
             </w:r>
-            <w:hyperlink r:id="rId106" w:anchor="file-prepare_tls_peer0_org3-sh" w:history="1">
+            <w:hyperlink r:id="rId102" w:anchor="file-prepare_tls_peer0_org3-sh" w:history="1">
               <w:r>
                 <w:rPr>
                   <w:rStyle w:val="a7"/>
@@ -20656,7 +23863,7 @@
               </w:rPr>
               <w:t xml:space="preserve">$ vi </w:t>
             </w:r>
-            <w:hyperlink r:id="rId107" w:anchor="file-prepare_tls_peer0_org4-sh" w:history="1">
+            <w:hyperlink r:id="rId103" w:anchor="file-prepare_tls_peer0_org4-sh" w:history="1">
               <w:r>
                 <w:rPr>
                   <w:rStyle w:val="a7"/>
@@ -20685,7 +23892,7 @@
               </w:rPr>
               <w:t xml:space="preserve">$ vi </w:t>
             </w:r>
-            <w:hyperlink r:id="rId108" w:anchor="file-prepare_tls_peer0_org5-sh" w:history="1">
+            <w:hyperlink r:id="rId104" w:anchor="file-prepare_tls_peer0_org5-sh" w:history="1">
               <w:r>
                 <w:rPr>
                   <w:rStyle w:val="a7"/>
@@ -20712,10 +23919,9 @@
                 <w:sz w:val="22"/>
                 <w:szCs w:val="22"/>
               </w:rPr>
-              <w:lastRenderedPageBreak/>
               <w:t xml:space="preserve">$ vi </w:t>
             </w:r>
-            <w:hyperlink r:id="rId109" w:anchor="file-prepare_tls_peer0_org6-sh" w:history="1">
+            <w:hyperlink r:id="rId105" w:anchor="file-prepare_tls_peer0_org6-sh" w:history="1">
               <w:r>
                 <w:rPr>
                   <w:rStyle w:val="a7"/>
@@ -20744,7 +23950,7 @@
               </w:rPr>
               <w:t xml:space="preserve">$ vi </w:t>
             </w:r>
-            <w:hyperlink r:id="rId110" w:anchor="file-prepare_tls_peer0_org7-sh" w:history="1">
+            <w:hyperlink r:id="rId106" w:anchor="file-prepare_tls_peer0_org7-sh" w:history="1">
               <w:r>
                 <w:rPr>
                   <w:rStyle w:val="a7"/>
@@ -20773,7 +23979,7 @@
               </w:rPr>
               <w:t xml:space="preserve">$ vi </w:t>
             </w:r>
-            <w:hyperlink r:id="rId111" w:anchor="file-prepare_tls_peer0_org8-sh" w:history="1">
+            <w:hyperlink r:id="rId107" w:anchor="file-prepare_tls_peer0_org8-sh" w:history="1">
               <w:r>
                 <w:rPr>
                   <w:rStyle w:val="a7"/>
@@ -20802,7 +24008,7 @@
               </w:rPr>
               <w:t>$ ./</w:t>
             </w:r>
-            <w:hyperlink r:id="rId112" w:anchor="file-all-sh" w:history="1">
+            <w:hyperlink r:id="rId108" w:anchor="file-all-sh" w:history="1">
               <w:r>
                 <w:rPr>
                   <w:rStyle w:val="a7"/>
@@ -20859,7 +24065,7 @@
               </w:rPr>
               <w:t xml:space="preserve">$ vi </w:t>
             </w:r>
-            <w:hyperlink r:id="rId113" w:anchor="file-prepare_wallet_user1_org1-py" w:history="1">
+            <w:hyperlink r:id="rId109" w:anchor="file-prepare_wallet_user1_org1-py" w:history="1">
               <w:r>
                 <w:rPr>
                   <w:rStyle w:val="a7"/>
@@ -20888,7 +24094,7 @@
               </w:rPr>
               <w:t xml:space="preserve">$ vi </w:t>
             </w:r>
-            <w:hyperlink r:id="rId114" w:anchor="file-prepare_wallet_user1_org2-py" w:history="1">
+            <w:hyperlink r:id="rId110" w:anchor="file-prepare_wallet_user1_org2-py" w:history="1">
               <w:r>
                 <w:rPr>
                   <w:rStyle w:val="a7"/>
@@ -20917,7 +24123,7 @@
               </w:rPr>
               <w:t xml:space="preserve">$ vi </w:t>
             </w:r>
-            <w:hyperlink r:id="rId115" w:anchor="file-prepare_wallet_user1_org3-py" w:history="1">
+            <w:hyperlink r:id="rId111" w:anchor="file-prepare_wallet_user1_org3-py" w:history="1">
               <w:r>
                 <w:rPr>
                   <w:rStyle w:val="a7"/>
@@ -20946,7 +24152,7 @@
               </w:rPr>
               <w:t xml:space="preserve">$ vi </w:t>
             </w:r>
-            <w:hyperlink r:id="rId116" w:anchor="file-prepare_wallet_user1_org4-py" w:history="1">
+            <w:hyperlink r:id="rId112" w:anchor="file-prepare_wallet_user1_org4-py" w:history="1">
               <w:r>
                 <w:rPr>
                   <w:rStyle w:val="a7"/>
@@ -20975,7 +24181,7 @@
               </w:rPr>
               <w:t xml:space="preserve">$ vi </w:t>
             </w:r>
-            <w:hyperlink r:id="rId117" w:anchor="file-prepare_wallet_user1_org5-py" w:history="1">
+            <w:hyperlink r:id="rId113" w:anchor="file-prepare_wallet_user1_org5-py" w:history="1">
               <w:r>
                 <w:rPr>
                   <w:rStyle w:val="a7"/>
@@ -21004,7 +24210,7 @@
               </w:rPr>
               <w:t xml:space="preserve">$ vi </w:t>
             </w:r>
-            <w:hyperlink r:id="rId118" w:anchor="file-prepare_wallet_user1_org6-py" w:history="1">
+            <w:hyperlink r:id="rId114" w:anchor="file-prepare_wallet_user1_org6-py" w:history="1">
               <w:r>
                 <w:rPr>
                   <w:rStyle w:val="a7"/>
@@ -21033,7 +24239,7 @@
               </w:rPr>
               <w:t xml:space="preserve">$ vi </w:t>
             </w:r>
-            <w:hyperlink r:id="rId119" w:anchor="file-prepare_wallet_user1_org7-py" w:history="1">
+            <w:hyperlink r:id="rId115" w:anchor="file-prepare_wallet_user1_org7-py" w:history="1">
               <w:r>
                 <w:rPr>
                   <w:rStyle w:val="a7"/>
@@ -21062,7 +24268,7 @@
               </w:rPr>
               <w:t xml:space="preserve">$ vi </w:t>
             </w:r>
-            <w:hyperlink r:id="rId120" w:anchor="file-prepare_wallet_user1_org8-py" w:history="1">
+            <w:hyperlink r:id="rId116" w:anchor="file-prepare_wallet_user1_org8-py" w:history="1">
               <w:r>
                 <w:rPr>
                   <w:rStyle w:val="a7"/>
@@ -21091,7 +24297,7 @@
               </w:rPr>
               <w:t>$ ./</w:t>
             </w:r>
-            <w:hyperlink r:id="rId121" w:anchor="file-all-sh" w:history="1">
+            <w:hyperlink r:id="rId117" w:anchor="file-all-sh" w:history="1">
               <w:r>
                 <w:rPr>
                   <w:rStyle w:val="a7"/>
@@ -21148,7 +24354,7 @@
               </w:rPr>
               <w:t xml:space="preserve">$ vi </w:t>
             </w:r>
-            <w:hyperlink r:id="rId122" w:anchor="file-invoke-js" w:history="1">
+            <w:hyperlink r:id="rId118" w:anchor="file-invoke-js" w:history="1">
               <w:r>
                 <w:rPr>
                   <w:rStyle w:val="a7"/>
@@ -21177,7 +24383,7 @@
               </w:rPr>
               <w:t xml:space="preserve">$ vi </w:t>
             </w:r>
-            <w:hyperlink r:id="rId123" w:anchor="file-prepare_sdk_peer0_org1-sh" w:history="1">
+            <w:hyperlink r:id="rId119" w:anchor="file-prepare_sdk_peer0_org1-sh" w:history="1">
               <w:r>
                 <w:rPr>
                   <w:rStyle w:val="a7"/>
@@ -21206,7 +24412,7 @@
               </w:rPr>
               <w:t xml:space="preserve">$ vi </w:t>
             </w:r>
-            <w:hyperlink r:id="rId124" w:anchor="file-prepare_sdk_peer0_org2-sh" w:history="1">
+            <w:hyperlink r:id="rId120" w:anchor="file-prepare_sdk_peer0_org2-sh" w:history="1">
               <w:r>
                 <w:rPr>
                   <w:rStyle w:val="a7"/>
@@ -21253,7 +24459,7 @@
               </w:rPr>
               <w:t xml:space="preserve">$ vi </w:t>
             </w:r>
-            <w:hyperlink r:id="rId125" w:anchor="file-prepare_sdk_peer0_org3-sh" w:history="1">
+            <w:hyperlink r:id="rId121" w:anchor="file-prepare_sdk_peer0_org3-sh" w:history="1">
               <w:r>
                 <w:rPr>
                   <w:rStyle w:val="a7"/>
@@ -21300,7 +24506,7 @@
               </w:rPr>
               <w:t xml:space="preserve">$ vi </w:t>
             </w:r>
-            <w:hyperlink r:id="rId126" w:anchor="file-prepare_sdk_peer0_org4-sh" w:history="1">
+            <w:hyperlink r:id="rId122" w:anchor="file-prepare_sdk_peer0_org4-sh" w:history="1">
               <w:r>
                 <w:rPr>
                   <w:rStyle w:val="a7"/>
@@ -21347,7 +24553,7 @@
               </w:rPr>
               <w:t xml:space="preserve">$ vi </w:t>
             </w:r>
-            <w:hyperlink r:id="rId127" w:anchor="file-prepare_sdk_peer0_org5-sh" w:history="1">
+            <w:hyperlink r:id="rId123" w:anchor="file-prepare_sdk_peer0_org5-sh" w:history="1">
               <w:r>
                 <w:rPr>
                   <w:rStyle w:val="a7"/>
@@ -21394,7 +24600,7 @@
               </w:rPr>
               <w:t xml:space="preserve">$ vi </w:t>
             </w:r>
-            <w:hyperlink r:id="rId128" w:anchor="file-prepare_sdk_peer0_org6-sh" w:history="1">
+            <w:hyperlink r:id="rId124" w:anchor="file-prepare_sdk_peer0_org6-sh" w:history="1">
               <w:r>
                 <w:rPr>
                   <w:rStyle w:val="a7"/>
@@ -21441,7 +24647,7 @@
               </w:rPr>
               <w:t xml:space="preserve">$ vi </w:t>
             </w:r>
-            <w:hyperlink r:id="rId129" w:anchor="file-prepare_sdk_peer0_org7-sh" w:history="1">
+            <w:hyperlink r:id="rId125" w:anchor="file-prepare_sdk_peer0_org7-sh" w:history="1">
               <w:r>
                 <w:rPr>
                   <w:rStyle w:val="a7"/>
@@ -21488,7 +24694,7 @@
               </w:rPr>
               <w:t xml:space="preserve">$ vi </w:t>
             </w:r>
-            <w:hyperlink r:id="rId130" w:anchor="file-prepare_sdk_peer0_org8-sh" w:history="1">
+            <w:hyperlink r:id="rId126" w:anchor="file-prepare_sdk_peer0_org8-sh" w:history="1">
               <w:r>
                 <w:rPr>
                   <w:rStyle w:val="a7"/>
@@ -21535,7 +24741,7 @@
               </w:rPr>
               <w:t>$ ./</w:t>
             </w:r>
-            <w:hyperlink r:id="rId131" w:anchor="file-all-sh" w:history="1">
+            <w:hyperlink r:id="rId127" w:anchor="file-all-sh" w:history="1">
               <w:r>
                 <w:rPr>
                   <w:rStyle w:val="a7"/>
@@ -21610,6 +24816,7 @@
                 <w:sz w:val="22"/>
                 <w:szCs w:val="22"/>
               </w:rPr>
+              <w:lastRenderedPageBreak/>
               <w:t>$ cd /home/t716/fabric-samples/demo-first/workload</w:t>
             </w:r>
             <w:r>
@@ -21621,7 +24828,7 @@
               <w:br/>
               <w:t xml:space="preserve">$ vi </w:t>
             </w:r>
-            <w:hyperlink r:id="rId132" w:anchor="file-package-json" w:tgtFrame="_blank" w:history="1">
+            <w:hyperlink r:id="rId128" w:anchor="file-package-json" w:tgtFrame="_blank" w:history="1">
               <w:r>
                 <w:rPr>
                   <w:rStyle w:val="a7"/>
@@ -21667,7 +24874,7 @@
               </w:rPr>
               <w:t>/fabric-samples/demo-first/workload/node_modules/fabric-network/lib/</w:t>
             </w:r>
-            <w:hyperlink r:id="rId133" w:anchor="file-transaction-js" w:tgtFrame="_blank" w:history="1">
+            <w:hyperlink r:id="rId129" w:anchor="file-transaction-js" w:tgtFrame="_blank" w:history="1">
               <w:r>
                 <w:rPr>
                   <w:rStyle w:val="a7"/>
@@ -21796,7 +25003,7 @@
               <w:br/>
               <w:t xml:space="preserve">$ python </w:t>
             </w:r>
-            <w:hyperlink r:id="rId134" w:anchor="file-prepare_wallet_user1_org1-py" w:tgtFrame="_blank" w:history="1">
+            <w:hyperlink r:id="rId130" w:anchor="file-prepare_wallet_user1_org1-py" w:tgtFrame="_blank" w:history="1">
               <w:r>
                 <w:rPr>
                   <w:rStyle w:val="a7"/>
@@ -21817,7 +25024,7 @@
               <w:br/>
               <w:t xml:space="preserve">$ python </w:t>
             </w:r>
-            <w:hyperlink r:id="rId135" w:anchor="file-prepare_wallet_user1_org2-py" w:tgtFrame="_blank" w:history="1">
+            <w:hyperlink r:id="rId131" w:anchor="file-prepare_wallet_user1_org2-py" w:tgtFrame="_blank" w:history="1">
               <w:r>
                 <w:rPr>
                   <w:rStyle w:val="a7"/>
@@ -21924,7 +25131,6 @@
                 <w:sz w:val="22"/>
                 <w:szCs w:val="22"/>
               </w:rPr>
-              <w:lastRenderedPageBreak/>
               <w:t>// master</w:t>
             </w:r>
             <w:r>
@@ -22797,6 +26003,14 @@
                 <w:szCs w:val="22"/>
               </w:rPr>
               <w:br/>
+            </w:r>
+            <w:r>
+              <w:rPr>
+                <w:rFonts w:asciiTheme="minorHAnsi" w:hAnsiTheme="minorHAnsi" w:cstheme="minorHAnsi"/>
+                <w:sz w:val="22"/>
+                <w:szCs w:val="22"/>
+              </w:rPr>
+              <w:lastRenderedPageBreak/>
               <w:t>$ ssh peer1.org2.example.com "echo 'hi'"</w:t>
             </w:r>
             <w:r>
@@ -23023,7 +26237,7 @@
               </w:rPr>
               <w:t>$ ./</w:t>
             </w:r>
-            <w:hyperlink r:id="rId136" w:anchor="file-scp-sh" w:history="1">
+            <w:hyperlink r:id="rId132" w:anchor="file-scp-sh" w:history="1">
               <w:r>
                 <w:rPr>
                   <w:rStyle w:val="a7"/>
@@ -23118,7 +26332,7 @@
               </w:rPr>
               <w:t>./</w:t>
             </w:r>
-            <w:hyperlink r:id="rId137" w:anchor="file-ssh-sh" w:history="1">
+            <w:hyperlink r:id="rId133" w:anchor="file-ssh-sh" w:history="1">
               <w:r>
                 <w:rPr>
                   <w:rStyle w:val="a7"/>
@@ -23148,7 +26362,6 @@
               <w:rPr>
                 <w:rFonts w:cstheme="minorHAnsi"/>
               </w:rPr>
-              <w:lastRenderedPageBreak/>
               <w:t xml:space="preserve"> </w:t>
             </w:r>
             <w:r>
@@ -23165,7 +26378,7 @@
               <w:br/>
               <w:t xml:space="preserve">$ node </w:t>
             </w:r>
-            <w:hyperlink r:id="rId138" w:anchor="file-query-js" w:tgtFrame="_blank" w:history="1">
+            <w:hyperlink r:id="rId134" w:anchor="file-query-js" w:tgtFrame="_blank" w:history="1">
               <w:r>
                 <w:rPr>
                   <w:rStyle w:val="a7"/>
@@ -23182,7 +26395,7 @@
               <w:br/>
               <w:t xml:space="preserve">// $ node </w:t>
             </w:r>
-            <w:hyperlink r:id="rId139" w:anchor="file-invoke-js" w:tgtFrame="_blank" w:history="1">
+            <w:hyperlink r:id="rId135" w:anchor="file-invoke-js" w:tgtFrame="_blank" w:history="1">
               <w:r>
                 <w:rPr>
                   <w:rStyle w:val="a7"/>
@@ -23273,7 +26486,7 @@
               <w:br/>
               <w:t xml:space="preserve">$ python </w:t>
             </w:r>
-            <w:hyperlink r:id="rId140" w:anchor="file-readthroughput_p1-py" w:tgtFrame="_blank" w:history="1">
+            <w:hyperlink r:id="rId136" w:anchor="file-readthroughput_p1-py" w:tgtFrame="_blank" w:history="1">
               <w:r>
                 <w:rPr>
                   <w:rStyle w:val="a7"/>
@@ -23302,7 +26515,7 @@
               <w:br/>
               <w:t xml:space="preserve">$ python </w:t>
             </w:r>
-            <w:hyperlink r:id="rId141" w:anchor="file-readdelay_p1-py" w:tgtFrame="_blank" w:history="1">
+            <w:hyperlink r:id="rId137" w:anchor="file-readdelay_p1-py" w:tgtFrame="_blank" w:history="1">
               <w:r>
                 <w:rPr>
                   <w:rStyle w:val="a7"/>
@@ -23416,7 +26629,7 @@
               <w:br/>
               <w:t xml:space="preserve">$ python </w:t>
             </w:r>
-            <w:hyperlink r:id="rId142" w:anchor="file-readthroughput_p2-py" w:tgtFrame="_blank" w:history="1">
+            <w:hyperlink r:id="rId138" w:anchor="file-readthroughput_p2-py" w:tgtFrame="_blank" w:history="1">
               <w:r>
                 <w:rPr>
                   <w:rStyle w:val="a7"/>
@@ -23572,7 +26785,7 @@
               </w:rPr>
               <w:t xml:space="preserve"> </w:t>
             </w:r>
-            <w:hyperlink r:id="rId143" w:anchor="file-readthroughput_p3-py" w:tgtFrame="_blank" w:history="1">
+            <w:hyperlink r:id="rId139" w:anchor="file-readthroughput_p3-py" w:tgtFrame="_blank" w:history="1">
               <w:r>
                 <w:rPr>
                   <w:rStyle w:val="a7"/>
@@ -23709,6 +26922,7 @@
           <w:rFonts w:hint="eastAsia"/>
           <w:b/>
         </w:rPr>
+        <w:lastRenderedPageBreak/>
         <w:t>第</w:t>
       </w:r>
       <w:r>
@@ -23790,7 +27004,7 @@
               <w:br/>
               <w:t>$ ./</w:t>
             </w:r>
-            <w:hyperlink r:id="rId144" w:anchor="file-clean-sh" w:tgtFrame="_blank" w:history="1">
+            <w:hyperlink r:id="rId140" w:anchor="file-clean-sh" w:tgtFrame="_blank" w:history="1">
               <w:r>
                 <w:rPr>
                   <w:rStyle w:val="a7"/>
@@ -24101,7 +27315,7 @@
             <w:r>
               <w:t xml:space="preserve">$ cp –r </w:t>
             </w:r>
-            <w:hyperlink r:id="rId145" w:history="1">
+            <w:hyperlink r:id="rId141" w:history="1">
               <w:r>
                 <w:rPr>
                   <w:rStyle w:val="a7"/>
@@ -24328,6 +27542,7 @@
               <w:rPr>
                 <w:rFonts w:ascii="宋体" w:eastAsia="宋体" w:hAnsi="宋体" w:cs="宋体"/>
               </w:rPr>
+              <w:lastRenderedPageBreak/>
               <w:t xml:space="preserve">$ </w:t>
             </w:r>
             <w:r>
@@ -24518,7 +27733,6 @@
         <w:rPr>
           <w:rFonts w:ascii="宋体" w:eastAsia="宋体" w:hAnsi="宋体" w:cs="宋体" w:hint="eastAsia"/>
         </w:rPr>
-        <w:lastRenderedPageBreak/>
         <w:t>查看CPU使用率的命令如下，</w:t>
       </w:r>
     </w:p>
@@ -25137,6 +28351,7 @@
           <w:rStyle w:val="a3"/>
           <w:i w:val="0"/>
         </w:rPr>
+        <w:lastRenderedPageBreak/>
         <w:t>peer0.org1 (workload generator) -&gt; machine1</w:t>
       </w:r>
     </w:p>
@@ -25293,7 +28508,6 @@
           </w:tcPr>
           <w:p>
             <w:r>
-              <w:lastRenderedPageBreak/>
               <w:t>192.168.0.101 peer0.org1.example.com</w:t>
             </w:r>
           </w:p>
@@ -25728,6 +28942,7 @@
               <w:rPr>
                 <w:rFonts w:ascii="宋体" w:eastAsia="宋体" w:hAnsi="宋体" w:cs="宋体"/>
               </w:rPr>
+              <w:lastRenderedPageBreak/>
               <w:t>$ top</w:t>
             </w:r>
           </w:p>
@@ -26185,6 +29400,7 @@
           <w:rStyle w:val="a3"/>
           <w:i w:val="0"/>
         </w:rPr>
+        <w:lastRenderedPageBreak/>
         <w:t>peer0.org2 (workload generator) -&gt; machine1</w:t>
       </w:r>
     </w:p>
@@ -26353,7 +29569,6 @@
           </w:tcPr>
           <w:p>
             <w:r>
-              <w:lastRenderedPageBreak/>
               <w:t>192.168.0.101 peer0.org1.example.com</w:t>
             </w:r>
           </w:p>
@@ -26769,6 +29984,7 @@
               <w:rPr>
                 <w:rFonts w:ascii="宋体" w:eastAsia="宋体" w:hAnsi="宋体" w:cs="宋体"/>
               </w:rPr>
+              <w:lastRenderedPageBreak/>
               <w:t>$ ./ssh.sh &gt; result/benchlog</w:t>
             </w:r>
           </w:p>
@@ -27193,6 +30409,7 @@
           <w:rFonts w:hint="eastAsia"/>
           <w:b/>
         </w:rPr>
+        <w:lastRenderedPageBreak/>
         <w:t>第一</w:t>
       </w:r>
       <w:r>
@@ -28309,7 +31526,6 @@
           </w:tcPr>
           <w:p>
             <w:r>
-              <w:lastRenderedPageBreak/>
               <w:t xml:space="preserve"># </w:t>
             </w:r>
             <w:r>
@@ -28971,6 +32187,7 @@
           <w:rStyle w:val="a3"/>
           <w:i w:val="0"/>
         </w:rPr>
+        <w:lastRenderedPageBreak/>
         <w:t>orderer3 -&gt; machine2</w:t>
       </w:r>
     </w:p>
@@ -29152,7 +32369,6 @@
           </w:tcPr>
           <w:p>
             <w:r>
-              <w:lastRenderedPageBreak/>
               <w:t xml:space="preserve">$ </w:t>
             </w:r>
             <w:r>
@@ -29623,6 +32839,7 @@
               <w:rPr>
                 <w:rFonts w:ascii="宋体" w:eastAsia="宋体" w:hAnsi="宋体" w:cs="宋体"/>
               </w:rPr>
+              <w:lastRenderedPageBreak/>
               <w:t>$ iostat –x 3</w:t>
             </w:r>
           </w:p>
@@ -29945,7 +33162,6 @@
           </w:tcPr>
           <w:p>
             <w:r>
-              <w:lastRenderedPageBreak/>
               <w:t xml:space="preserve">1B per tx * 30tx per block </w:t>
             </w:r>
           </w:p>
